--- a/8-testing/SaborExpress_Plan_de_Pruebas.docx
+++ b/8-testing/SaborExpress_Plan_de_Pruebas.docx
@@ -4,21 +4,75 @@
   <w:body>
     <w:p>
       <w:pPr>
-        <w:spacing w:before="3100" w:line="480" w:lineRule="auto"/>
+        <w:spacing w:before="1100"/>
         <w:jc w:val="center"/>
       </w:pPr>
       <w:r>
+        <w:drawing>
+          <wp:inline>
+            <wp:extent cx="4389120" cy="2501042"/>
+            <wp:docPr id="67" name="Picture 67"/>
+            <wp:cNvGraphicFramePr>
+              <a:graphicFrameLocks noChangeAspect="1"/>
+            </wp:cNvGraphicFramePr>
+            <a:graphic>
+              <a:graphicData uri="http://schemas.openxmlformats.org/drawingml/2006/picture">
+                <pic:pic>
+                  <pic:nvPicPr>
+                    <pic:cNvPr id="0" name="SaborExpress_logo_transparente.png"/>
+                    <pic:cNvPicPr/>
+                  </pic:nvPicPr>
+                  <pic:blipFill>
+                    <a:blip r:embed="rId9"/>
+                    <a:stretch>
+                      <a:fillRect/>
+                    </a:stretch>
+                  </pic:blipFill>
+                  <pic:spPr>
+                    <a:xfrm>
+                      <a:off x="0" y="0"/>
+                      <a:ext cx="4389120" cy="2501042"/>
+                    </a:xfrm>
+                    <a:prstGeom prst="rect"/>
+                  </pic:spPr>
+                </pic:pic>
+              </a:graphicData>
+            </a:graphic>
+          </wp:inline>
+        </w:drawing>
+      </w:r>
+    </w:p>
+    <w:p>
+      <w:pPr>
+        <w:spacing w:before="900" w:after="500"/>
+        <w:jc w:val="center"/>
+      </w:pPr>
+      <w:r>
         <w:rPr>
           <w:rFonts w:ascii="Times New Roman" w:hAnsi="Times New Roman"/>
           <w:b/>
-          <w:sz w:val="28"/>
+          <w:sz w:val="34"/>
         </w:rPr>
         <w:t>01 Documentacion de pruebas SaborExpress</w:t>
       </w:r>
     </w:p>
     <w:p>
       <w:pPr>
-        <w:spacing w:line="480" w:lineRule="auto"/>
+        <w:spacing w:after="160"/>
+        <w:jc w:val="center"/>
+      </w:pPr>
+      <w:r>
+        <w:rPr>
+          <w:rFonts w:ascii="Times New Roman" w:hAnsi="Times New Roman"/>
+          <w:b/>
+          <w:sz w:val="24"/>
+        </w:rPr>
+        <w:t>SABOREXPRESS — PROYECTO DE SOFTWARE</w:t>
+      </w:r>
+    </w:p>
+    <w:p>
+      <w:pPr>
+        <w:spacing w:after="160"/>
         <w:jc w:val="center"/>
       </w:pPr>
       <w:r>
@@ -26,12 +80,12 @@
           <w:rFonts w:ascii="Times New Roman" w:hAnsi="Times New Roman"/>
           <w:sz w:val="24"/>
         </w:rPr>
-        <w:t>Equipo de desarrollo SaborExpress</w:t>
-      </w:r>
-    </w:p>
-    <w:p>
-      <w:pPr>
-        <w:spacing w:line="480" w:lineRule="auto"/>
+        <w:t>Yerson Stiven Cuellar Rubiano</w:t>
+      </w:r>
+    </w:p>
+    <w:p>
+      <w:pPr>
+        <w:spacing w:after="160"/>
         <w:jc w:val="center"/>
       </w:pPr>
       <w:r>
@@ -39,12 +93,12 @@
           <w:rFonts w:ascii="Times New Roman" w:hAnsi="Times New Roman"/>
           <w:sz w:val="24"/>
         </w:rPr>
-        <w:t>Filiación institucional y autores individuales: por confirmar</w:t>
-      </w:r>
-    </w:p>
-    <w:p>
-      <w:pPr>
-        <w:spacing w:line="480" w:lineRule="auto"/>
+        <w:t>Ficha de formación: 3145555</w:t>
+      </w:r>
+    </w:p>
+    <w:p>
+      <w:pPr>
+        <w:spacing w:after="160"/>
         <w:jc w:val="center"/>
       </w:pPr>
       <w:r>
@@ -52,12 +106,12 @@
           <w:rFonts w:ascii="Times New Roman" w:hAnsi="Times New Roman"/>
           <w:sz w:val="24"/>
         </w:rPr>
-        <w:t>Estudio académico de ingeniería de software y documentación</w:t>
-      </w:r>
-    </w:p>
-    <w:p>
-      <w:pPr>
-        <w:spacing w:line="480" w:lineRule="auto"/>
+        <w:t>Expediente técnico y académico — APA 7</w:t>
+      </w:r>
+    </w:p>
+    <w:p>
+      <w:pPr>
+        <w:spacing w:after="160"/>
         <w:jc w:val="center"/>
       </w:pPr>
       <w:r>
@@ -69,29 +123,39 @@
       </w:r>
     </w:p>
     <w:p>
+      <w:pPr>
+        <w:spacing w:before="600"/>
+        <w:jc w:val="center"/>
+      </w:pPr>
+      <w:r>
+        <w:rPr>
+          <w:i/>
+        </w:rPr>
+        <w:t>Fuente documental: repositorios SaborExpressBack, SaborExpressWeb y SaborExpressMovil.</w:t>
+        <w:br/>
+        <w:t>Las pruebas no ejecutadas se identifican como pendientes.</w:t>
+      </w:r>
+    </w:p>
+    <w:p>
       <w:r>
         <w:br w:type="page"/>
       </w:r>
     </w:p>
-    <w:bookmarkStart w:id="58" w:name="plan-de-pruebas-evidencias-y-aceptación"/>
+    <w:bookmarkStart w:id="68" w:name="plan-de-pruebas-evidencias-y-aceptación"/>
     <w:p>
       <w:pPr>
         <w:pStyle w:val="Heading1"/>
         <w:keepNext/>
-        <w:ind w:firstLine="0"/>
-      </w:pPr>
-      <w:r>
-        <w:rPr>
-          <w:color w:val="000000"/>
-        </w:rPr>
+        <w:spacing w:line="264" w:lineRule="auto"/>
+      </w:pPr>
+      <w:r>
         <w:t xml:space="preserve">Plan de pruebas, evidencias y aceptación</w:t>
       </w:r>
     </w:p>
     <w:p>
       <w:pPr>
         <w:pStyle w:val="FirstParagraph"/>
-        <w:spacing w:line="480" w:lineRule="auto" w:after="0"/>
-        <w:ind w:firstLine="720"/>
+        <w:spacing w:line="396" w:lineRule="auto" w:after="100"/>
       </w:pPr>
       <w:r>
         <w:rPr>
@@ -114,7 +178,39 @@
           <w:b/>
           <w:bCs/>
         </w:rPr>
-        <w:t xml:space="preserve">Fecha de corte:</w:t>
+        <w:t xml:space="preserve">Autor / integrante:</w:t>
+      </w:r>
+      <w:r>
+        <w:t xml:space="preserve"> </w:t>
+      </w:r>
+      <w:r>
+        <w:t xml:space="preserve">Yerson Stiven Cuellar Rubiano |</w:t>
+      </w:r>
+      <w:r>
+        <w:t xml:space="preserve"> </w:t>
+      </w:r>
+      <w:r>
+        <w:rPr>
+          <w:b/>
+          <w:bCs/>
+        </w:rPr>
+        <w:t xml:space="preserve">Ficha:</w:t>
+      </w:r>
+      <w:r>
+        <w:t xml:space="preserve"> </w:t>
+      </w:r>
+      <w:r>
+        <w:t xml:space="preserve">3145555 |</w:t>
+      </w:r>
+      <w:r>
+        <w:t xml:space="preserve"> </w:t>
+      </w:r>
+      <w:r>
+        <w:rPr>
+          <w:b/>
+          <w:bCs/>
+        </w:rPr>
+        <w:t xml:space="preserve">Fecha:</w:t>
       </w:r>
       <w:r>
         <w:t xml:space="preserve"> </w:t>
@@ -130,36 +226,19 @@
           <w:b/>
           <w:bCs/>
         </w:rPr>
-        <w:t xml:space="preserve">Versión:</w:t>
-      </w:r>
-      <w:r>
-        <w:t xml:space="preserve"> </w:t>
-      </w:r>
-      <w:r>
-        <w:t xml:space="preserve">2.0 |</w:t>
-      </w:r>
-      <w:r>
-        <w:t xml:space="preserve"> </w:t>
-      </w:r>
-      <w:r>
-        <w:rPr>
-          <w:b/>
-          <w:bCs/>
-        </w:rPr>
-        <w:t xml:space="preserve">Tipo:</w:t>
-      </w:r>
-      <w:r>
-        <w:t xml:space="preserve"> </w:t>
-      </w:r>
-      <w:r>
-        <w:t xml:space="preserve">Documento técnico y académico</w:t>
+        <w:t xml:space="preserve">Versión documental:</w:t>
+      </w:r>
+      <w:r>
+        <w:t xml:space="preserve"> </w:t>
+      </w:r>
+      <w:r>
+        <w:t xml:space="preserve">4.0</w:t>
       </w:r>
     </w:p>
     <w:p>
       <w:pPr>
         <w:pStyle w:val="BodyText"/>
-        <w:spacing w:line="480" w:lineRule="auto" w:after="0"/>
-        <w:ind w:firstLine="720"/>
+        <w:spacing w:line="396" w:lineRule="auto" w:after="100"/>
       </w:pPr>
       <w:r>
         <w:rPr>
@@ -180,20 +259,16 @@
       <w:pPr>
         <w:pStyle w:val="Heading2"/>
         <w:keepNext/>
-        <w:ind w:firstLine="0"/>
-      </w:pPr>
-      <w:r>
-        <w:rPr>
-          <w:color w:val="000000"/>
-        </w:rPr>
+        <w:spacing w:line="264" w:lineRule="auto"/>
+      </w:pPr>
+      <w:r>
         <w:t xml:space="preserve">1. Principio de evidencia</w:t>
       </w:r>
     </w:p>
     <w:p>
       <w:pPr>
         <w:pStyle w:val="FirstParagraph"/>
-        <w:spacing w:line="480" w:lineRule="auto" w:after="0"/>
-        <w:ind w:firstLine="720"/>
+        <w:spacing w:line="396" w:lineRule="auto" w:after="100"/>
       </w:pPr>
       <w:r>
         <w:rPr>
@@ -215,20 +290,16 @@
       <w:pPr>
         <w:pStyle w:val="Heading2"/>
         <w:keepNext/>
-        <w:ind w:firstLine="0"/>
-      </w:pPr>
-      <w:r>
-        <w:rPr>
-          <w:color w:val="000000"/>
-        </w:rPr>
+        <w:spacing w:line="264" w:lineRule="auto"/>
+      </w:pPr>
+      <w:r>
         <w:t xml:space="preserve">2. Estrategia por niveles</w:t>
       </w:r>
     </w:p>
     <w:p>
       <w:pPr>
         <w:pStyle w:val="FirstParagraph"/>
-        <w:spacing w:line="480" w:lineRule="auto" w:after="0"/>
-        <w:ind w:firstLine="720"/>
+        <w:spacing w:line="396" w:lineRule="auto" w:after="100"/>
       </w:pPr>
       <w:r>
         <w:t xml:space="preserve">Pruebas unitarias de servicios y validadores; integración con EF Core sobre base efímera; contrato API desde Swagger y Postman; E2E por rol; seguridad negativa de roles/recursos; sandbox de Wompi; carga de HTTP/SignalR; accesibilidad/usabilidad; restauración/recuperación; despliegue y smoke. Cada prueba debe registrar commit, ambiente, conjunto de datos sintéticos, ejecutor, fecha y resultado observado.</w:t>
@@ -240,12 +311,9 @@
       <w:pPr>
         <w:pStyle w:val="Heading2"/>
         <w:keepNext/>
-        <w:ind w:firstLine="0"/>
-      </w:pPr>
-      <w:r>
-        <w:rPr>
-          <w:color w:val="000000"/>
-        </w:rPr>
+        <w:spacing w:line="264" w:lineRule="auto"/>
+      </w:pPr>
+      <w:r>
         <w:t xml:space="preserve">3. Casos críticos propuestos</w:t>
       </w:r>
     </w:p>
@@ -254,7 +322,7 @@
         <w:tblStyle w:val="Table"/>
         <w:tblW w:type="pct" w:w="5000"/>
         <w:jc w:val="left"/>
-        <w:tblLayout w:type="fixed"/>
+        <w:tblLayout w:type="autofit"/>
         <w:tblLook w:firstRow="1" w:lastRow="0" w:firstColumn="0" w:lastColumn="0" w:noHBand="0" w:noVBand="0" w:val="0020"/>
       </w:tblPr>
       <w:tblGrid>
@@ -274,14 +342,14 @@
           <w:p>
             <w:pPr>
               <w:pStyle w:val="Compact"/>
-              <w:spacing w:line="240" w:lineRule="auto" w:after="0"/>
-              <w:ind w:firstLine="0"/>
-              <w:jc w:val="left"/>
-            </w:pPr>
-            <w:r>
-              <w:rPr>
-                <w:rFonts w:ascii="Times New Roman" w:hAnsi="Times New Roman"/>
-                <w:sz w:val="18"/>
+              <w:spacing w:line="240" w:lineRule="auto" w:after="20"/>
+              <w:ind w:firstLine="0"/>
+              <w:jc w:val="left"/>
+            </w:pPr>
+            <w:r>
+              <w:rPr>
+                <w:b/>
+                <w:sz w:val="17"/>
               </w:rPr>
               <w:t xml:space="preserve">ID</w:t>
             </w:r>
@@ -292,14 +360,14 @@
           <w:p>
             <w:pPr>
               <w:pStyle w:val="Compact"/>
-              <w:spacing w:line="240" w:lineRule="auto" w:after="0"/>
-              <w:ind w:firstLine="0"/>
-              <w:jc w:val="left"/>
-            </w:pPr>
-            <w:r>
-              <w:rPr>
-                <w:rFonts w:ascii="Times New Roman" w:hAnsi="Times New Roman"/>
-                <w:sz w:val="18"/>
+              <w:spacing w:line="240" w:lineRule="auto" w:after="20"/>
+              <w:ind w:firstLine="0"/>
+              <w:jc w:val="left"/>
+            </w:pPr>
+            <w:r>
+              <w:rPr>
+                <w:b/>
+                <w:sz w:val="17"/>
               </w:rPr>
               <w:t xml:space="preserve">Grupo</w:t>
             </w:r>
@@ -310,14 +378,14 @@
           <w:p>
             <w:pPr>
               <w:pStyle w:val="Compact"/>
-              <w:spacing w:line="240" w:lineRule="auto" w:after="0"/>
-              <w:ind w:firstLine="0"/>
-              <w:jc w:val="left"/>
-            </w:pPr>
-            <w:r>
-              <w:rPr>
-                <w:rFonts w:ascii="Times New Roman" w:hAnsi="Times New Roman"/>
-                <w:sz w:val="18"/>
+              <w:spacing w:line="240" w:lineRule="auto" w:after="20"/>
+              <w:ind w:firstLine="0"/>
+              <w:jc w:val="left"/>
+            </w:pPr>
+            <w:r>
+              <w:rPr>
+                <w:b/>
+                <w:sz w:val="17"/>
               </w:rPr>
               <w:t xml:space="preserve">Datos/estímulo</w:t>
             </w:r>
@@ -328,14 +396,14 @@
           <w:p>
             <w:pPr>
               <w:pStyle w:val="Compact"/>
-              <w:spacing w:line="240" w:lineRule="auto" w:after="0"/>
-              <w:ind w:firstLine="0"/>
-              <w:jc w:val="left"/>
-            </w:pPr>
-            <w:r>
-              <w:rPr>
-                <w:rFonts w:ascii="Times New Roman" w:hAnsi="Times New Roman"/>
-                <w:sz w:val="18"/>
+              <w:spacing w:line="240" w:lineRule="auto" w:after="20"/>
+              <w:ind w:firstLine="0"/>
+              <w:jc w:val="left"/>
+            </w:pPr>
+            <w:r>
+              <w:rPr>
+                <w:b/>
+                <w:sz w:val="17"/>
               </w:rPr>
               <w:t xml:space="preserve">Resultado esperado</w:t>
             </w:r>
@@ -346,14 +414,14 @@
           <w:p>
             <w:pPr>
               <w:pStyle w:val="Compact"/>
-              <w:spacing w:line="240" w:lineRule="auto" w:after="0"/>
-              <w:ind w:firstLine="0"/>
-              <w:jc w:val="left"/>
-            </w:pPr>
-            <w:r>
-              <w:rPr>
-                <w:rFonts w:ascii="Times New Roman" w:hAnsi="Times New Roman"/>
-                <w:sz w:val="18"/>
+              <w:spacing w:line="240" w:lineRule="auto" w:after="20"/>
+              <w:ind w:firstLine="0"/>
+              <w:jc w:val="left"/>
+            </w:pPr>
+            <w:r>
+              <w:rPr>
+                <w:b/>
+                <w:sz w:val="17"/>
               </w:rPr>
               <w:t xml:space="preserve">Ejecución</w:t>
             </w:r>
@@ -366,14 +434,13 @@
           <w:p>
             <w:pPr>
               <w:pStyle w:val="Compact"/>
-              <w:spacing w:line="240" w:lineRule="auto" w:after="0"/>
-              <w:ind w:firstLine="0"/>
-              <w:jc w:val="left"/>
-            </w:pPr>
-            <w:r>
-              <w:rPr>
-                <w:rFonts w:ascii="Times New Roman" w:hAnsi="Times New Roman"/>
-                <w:sz w:val="18"/>
+              <w:spacing w:line="240" w:lineRule="auto" w:after="20"/>
+              <w:ind w:firstLine="0"/>
+              <w:jc w:val="left"/>
+            </w:pPr>
+            <w:r>
+              <w:rPr>
+                <w:sz w:val="17"/>
               </w:rPr>
               <w:t xml:space="preserve">CP-01</w:t>
             </w:r>
@@ -384,14 +451,13 @@
           <w:p>
             <w:pPr>
               <w:pStyle w:val="Compact"/>
-              <w:spacing w:line="240" w:lineRule="auto" w:after="0"/>
-              <w:ind w:firstLine="0"/>
-              <w:jc w:val="left"/>
-            </w:pPr>
-            <w:r>
-              <w:rPr>
-                <w:rFonts w:ascii="Times New Roman" w:hAnsi="Times New Roman"/>
-                <w:sz w:val="18"/>
+              <w:spacing w:line="240" w:lineRule="auto" w:after="20"/>
+              <w:ind w:firstLine="0"/>
+              <w:jc w:val="left"/>
+            </w:pPr>
+            <w:r>
+              <w:rPr>
+                <w:sz w:val="17"/>
               </w:rPr>
               <w:t xml:space="preserve">Auth válido</w:t>
             </w:r>
@@ -402,14 +468,13 @@
           <w:p>
             <w:pPr>
               <w:pStyle w:val="Compact"/>
-              <w:spacing w:line="240" w:lineRule="auto" w:after="0"/>
-              <w:ind w:firstLine="0"/>
-              <w:jc w:val="left"/>
-            </w:pPr>
-            <w:r>
-              <w:rPr>
-                <w:rFonts w:ascii="Times New Roman" w:hAnsi="Times New Roman"/>
-                <w:sz w:val="18"/>
+              <w:spacing w:line="240" w:lineRule="auto" w:after="20"/>
+              <w:ind w:firstLine="0"/>
+              <w:jc w:val="left"/>
+            </w:pPr>
+            <w:r>
+              <w:rPr>
+                <w:sz w:val="17"/>
               </w:rPr>
               <w:t xml:space="preserve">Credenciales de prueba válidas</w:t>
             </w:r>
@@ -420,14 +485,13 @@
           <w:p>
             <w:pPr>
               <w:pStyle w:val="Compact"/>
-              <w:spacing w:line="240" w:lineRule="auto" w:after="0"/>
-              <w:ind w:firstLine="0"/>
-              <w:jc w:val="left"/>
-            </w:pPr>
-            <w:r>
-              <w:rPr>
-                <w:rFonts w:ascii="Times New Roman" w:hAnsi="Times New Roman"/>
-                <w:sz w:val="18"/>
+              <w:spacing w:line="240" w:lineRule="auto" w:after="20"/>
+              <w:ind w:firstLine="0"/>
+              <w:jc w:val="left"/>
+            </w:pPr>
+            <w:r>
+              <w:rPr>
+                <w:sz w:val="17"/>
               </w:rPr>
               <w:t xml:space="preserve">Login exitoso, JWT válido</w:t>
             </w:r>
@@ -438,14 +502,13 @@
           <w:p>
             <w:pPr>
               <w:pStyle w:val="Compact"/>
-              <w:spacing w:line="240" w:lineRule="auto" w:after="0"/>
-              <w:ind w:firstLine="0"/>
-              <w:jc w:val="left"/>
-            </w:pPr>
-            <w:r>
-              <w:rPr>
-                <w:rFonts w:ascii="Times New Roman" w:hAnsi="Times New Roman"/>
-                <w:sz w:val="18"/>
+              <w:spacing w:line="240" w:lineRule="auto" w:after="20"/>
+              <w:ind w:firstLine="0"/>
+              <w:jc w:val="left"/>
+            </w:pPr>
+            <w:r>
+              <w:rPr>
+                <w:sz w:val="17"/>
               </w:rPr>
               <w:t xml:space="preserve">Pendiente</w:t>
             </w:r>
@@ -458,14 +521,13 @@
           <w:p>
             <w:pPr>
               <w:pStyle w:val="Compact"/>
-              <w:spacing w:line="240" w:lineRule="auto" w:after="0"/>
-              <w:ind w:firstLine="0"/>
-              <w:jc w:val="left"/>
-            </w:pPr>
-            <w:r>
-              <w:rPr>
-                <w:rFonts w:ascii="Times New Roman" w:hAnsi="Times New Roman"/>
-                <w:sz w:val="18"/>
+              <w:spacing w:line="240" w:lineRule="auto" w:after="20"/>
+              <w:ind w:firstLine="0"/>
+              <w:jc w:val="left"/>
+            </w:pPr>
+            <w:r>
+              <w:rPr>
+                <w:sz w:val="17"/>
               </w:rPr>
               <w:t xml:space="preserve">CP-02</w:t>
             </w:r>
@@ -476,14 +538,13 @@
           <w:p>
             <w:pPr>
               <w:pStyle w:val="Compact"/>
-              <w:spacing w:line="240" w:lineRule="auto" w:after="0"/>
-              <w:ind w:firstLine="0"/>
-              <w:jc w:val="left"/>
-            </w:pPr>
-            <w:r>
-              <w:rPr>
-                <w:rFonts w:ascii="Times New Roman" w:hAnsi="Times New Roman"/>
-                <w:sz w:val="18"/>
+              <w:spacing w:line="240" w:lineRule="auto" w:after="20"/>
+              <w:ind w:firstLine="0"/>
+              <w:jc w:val="left"/>
+            </w:pPr>
+            <w:r>
+              <w:rPr>
+                <w:sz w:val="17"/>
               </w:rPr>
               <w:t xml:space="preserve">Auth inválido</w:t>
             </w:r>
@@ -494,14 +555,13 @@
           <w:p>
             <w:pPr>
               <w:pStyle w:val="Compact"/>
-              <w:spacing w:line="240" w:lineRule="auto" w:after="0"/>
-              <w:ind w:firstLine="0"/>
-              <w:jc w:val="left"/>
-            </w:pPr>
-            <w:r>
-              <w:rPr>
-                <w:rFonts w:ascii="Times New Roman" w:hAnsi="Times New Roman"/>
-                <w:sz w:val="18"/>
+              <w:spacing w:line="240" w:lineRule="auto" w:after="20"/>
+              <w:ind w:firstLine="0"/>
+              <w:jc w:val="left"/>
+            </w:pPr>
+            <w:r>
+              <w:rPr>
+                <w:sz w:val="17"/>
               </w:rPr>
               <w:t xml:space="preserve">Contraseña errónea</w:t>
             </w:r>
@@ -512,14 +572,13 @@
           <w:p>
             <w:pPr>
               <w:pStyle w:val="Compact"/>
-              <w:spacing w:line="240" w:lineRule="auto" w:after="0"/>
-              <w:ind w:firstLine="0"/>
-              <w:jc w:val="left"/>
-            </w:pPr>
-            <w:r>
-              <w:rPr>
-                <w:rFonts w:ascii="Times New Roman" w:hAnsi="Times New Roman"/>
-                <w:sz w:val="18"/>
+              <w:spacing w:line="240" w:lineRule="auto" w:after="20"/>
+              <w:ind w:firstLine="0"/>
+              <w:jc w:val="left"/>
+            </w:pPr>
+            <w:r>
+              <w:rPr>
+                <w:sz w:val="17"/>
               </w:rPr>
               <w:t xml:space="preserve">Respuesta controlada sin token</w:t>
             </w:r>
@@ -530,14 +589,13 @@
           <w:p>
             <w:pPr>
               <w:pStyle w:val="Compact"/>
-              <w:spacing w:line="240" w:lineRule="auto" w:after="0"/>
-              <w:ind w:firstLine="0"/>
-              <w:jc w:val="left"/>
-            </w:pPr>
-            <w:r>
-              <w:rPr>
-                <w:rFonts w:ascii="Times New Roman" w:hAnsi="Times New Roman"/>
-                <w:sz w:val="18"/>
+              <w:spacing w:line="240" w:lineRule="auto" w:after="20"/>
+              <w:ind w:firstLine="0"/>
+              <w:jc w:val="left"/>
+            </w:pPr>
+            <w:r>
+              <w:rPr>
+                <w:sz w:val="17"/>
               </w:rPr>
               <w:t xml:space="preserve">Pendiente</w:t>
             </w:r>
@@ -550,14 +608,13 @@
           <w:p>
             <w:pPr>
               <w:pStyle w:val="Compact"/>
-              <w:spacing w:line="240" w:lineRule="auto" w:after="0"/>
-              <w:ind w:firstLine="0"/>
-              <w:jc w:val="left"/>
-            </w:pPr>
-            <w:r>
-              <w:rPr>
-                <w:rFonts w:ascii="Times New Roman" w:hAnsi="Times New Roman"/>
-                <w:sz w:val="18"/>
+              <w:spacing w:line="240" w:lineRule="auto" w:after="20"/>
+              <w:ind w:firstLine="0"/>
+              <w:jc w:val="left"/>
+            </w:pPr>
+            <w:r>
+              <w:rPr>
+                <w:sz w:val="17"/>
               </w:rPr>
               <w:t xml:space="preserve">CP-03</w:t>
             </w:r>
@@ -568,14 +625,13 @@
           <w:p>
             <w:pPr>
               <w:pStyle w:val="Compact"/>
-              <w:spacing w:line="240" w:lineRule="auto" w:after="0"/>
-              <w:ind w:firstLine="0"/>
-              <w:jc w:val="left"/>
-            </w:pPr>
-            <w:r>
-              <w:rPr>
-                <w:rFonts w:ascii="Times New Roman" w:hAnsi="Times New Roman"/>
-                <w:sz w:val="18"/>
+              <w:spacing w:line="240" w:lineRule="auto" w:after="20"/>
+              <w:ind w:firstLine="0"/>
+              <w:jc w:val="left"/>
+            </w:pPr>
+            <w:r>
+              <w:rPr>
+                <w:sz w:val="17"/>
               </w:rPr>
               <w:t xml:space="preserve">Token expirado</w:t>
             </w:r>
@@ -586,14 +642,13 @@
           <w:p>
             <w:pPr>
               <w:pStyle w:val="Compact"/>
-              <w:spacing w:line="240" w:lineRule="auto" w:after="0"/>
-              <w:ind w:firstLine="0"/>
-              <w:jc w:val="left"/>
-            </w:pPr>
-            <w:r>
-              <w:rPr>
-                <w:rFonts w:ascii="Times New Roman" w:hAnsi="Times New Roman"/>
-                <w:sz w:val="18"/>
+              <w:spacing w:line="240" w:lineRule="auto" w:after="20"/>
+              <w:ind w:firstLine="0"/>
+              <w:jc w:val="left"/>
+            </w:pPr>
+            <w:r>
+              <w:rPr>
+                <w:sz w:val="17"/>
               </w:rPr>
               <w:t xml:space="preserve">JWT fuera de vigencia</w:t>
             </w:r>
@@ -604,14 +659,13 @@
           <w:p>
             <w:pPr>
               <w:pStyle w:val="Compact"/>
-              <w:spacing w:line="240" w:lineRule="auto" w:after="0"/>
-              <w:ind w:firstLine="0"/>
-              <w:jc w:val="left"/>
-            </w:pPr>
-            <w:r>
-              <w:rPr>
-                <w:rFonts w:ascii="Times New Roman" w:hAnsi="Times New Roman"/>
-                <w:sz w:val="18"/>
+              <w:spacing w:line="240" w:lineRule="auto" w:after="20"/>
+              <w:ind w:firstLine="0"/>
+              <w:jc w:val="left"/>
+            </w:pPr>
+            <w:r>
+              <w:rPr>
+                <w:sz w:val="17"/>
               </w:rPr>
               <w:t xml:space="preserve">401</w:t>
             </w:r>
@@ -622,14 +676,13 @@
           <w:p>
             <w:pPr>
               <w:pStyle w:val="Compact"/>
-              <w:spacing w:line="240" w:lineRule="auto" w:after="0"/>
-              <w:ind w:firstLine="0"/>
-              <w:jc w:val="left"/>
-            </w:pPr>
-            <w:r>
-              <w:rPr>
-                <w:rFonts w:ascii="Times New Roman" w:hAnsi="Times New Roman"/>
-                <w:sz w:val="18"/>
+              <w:spacing w:line="240" w:lineRule="auto" w:after="20"/>
+              <w:ind w:firstLine="0"/>
+              <w:jc w:val="left"/>
+            </w:pPr>
+            <w:r>
+              <w:rPr>
+                <w:sz w:val="17"/>
               </w:rPr>
               <w:t xml:space="preserve">Pendiente</w:t>
             </w:r>
@@ -642,14 +695,13 @@
           <w:p>
             <w:pPr>
               <w:pStyle w:val="Compact"/>
-              <w:spacing w:line="240" w:lineRule="auto" w:after="0"/>
-              <w:ind w:firstLine="0"/>
-              <w:jc w:val="left"/>
-            </w:pPr>
-            <w:r>
-              <w:rPr>
-                <w:rFonts w:ascii="Times New Roman" w:hAnsi="Times New Roman"/>
-                <w:sz w:val="18"/>
+              <w:spacing w:line="240" w:lineRule="auto" w:after="20"/>
+              <w:ind w:firstLine="0"/>
+              <w:jc w:val="left"/>
+            </w:pPr>
+            <w:r>
+              <w:rPr>
+                <w:sz w:val="17"/>
               </w:rPr>
               <w:t xml:space="preserve">CP-04</w:t>
             </w:r>
@@ -660,14 +712,13 @@
           <w:p>
             <w:pPr>
               <w:pStyle w:val="Compact"/>
-              <w:spacing w:line="240" w:lineRule="auto" w:after="0"/>
-              <w:ind w:firstLine="0"/>
-              <w:jc w:val="left"/>
-            </w:pPr>
-            <w:r>
-              <w:rPr>
-                <w:rFonts w:ascii="Times New Roman" w:hAnsi="Times New Roman"/>
-                <w:sz w:val="18"/>
+              <w:spacing w:line="240" w:lineRule="auto" w:after="20"/>
+              <w:ind w:firstLine="0"/>
+              <w:jc w:val="left"/>
+            </w:pPr>
+            <w:r>
+              <w:rPr>
+                <w:sz w:val="17"/>
               </w:rPr>
               <w:t xml:space="preserve">Token manipulado</w:t>
             </w:r>
@@ -678,14 +729,13 @@
           <w:p>
             <w:pPr>
               <w:pStyle w:val="Compact"/>
-              <w:spacing w:line="240" w:lineRule="auto" w:after="0"/>
-              <w:ind w:firstLine="0"/>
-              <w:jc w:val="left"/>
-            </w:pPr>
-            <w:r>
-              <w:rPr>
-                <w:rFonts w:ascii="Times New Roman" w:hAnsi="Times New Roman"/>
-                <w:sz w:val="18"/>
+              <w:spacing w:line="240" w:lineRule="auto" w:after="20"/>
+              <w:ind w:firstLine="0"/>
+              <w:jc w:val="left"/>
+            </w:pPr>
+            <w:r>
+              <w:rPr>
+                <w:sz w:val="17"/>
               </w:rPr>
               <w:t xml:space="preserve">Firma inválida</w:t>
             </w:r>
@@ -696,14 +746,13 @@
           <w:p>
             <w:pPr>
               <w:pStyle w:val="Compact"/>
-              <w:spacing w:line="240" w:lineRule="auto" w:after="0"/>
-              <w:ind w:firstLine="0"/>
-              <w:jc w:val="left"/>
-            </w:pPr>
-            <w:r>
-              <w:rPr>
-                <w:rFonts w:ascii="Times New Roman" w:hAnsi="Times New Roman"/>
-                <w:sz w:val="18"/>
+              <w:spacing w:line="240" w:lineRule="auto" w:after="20"/>
+              <w:ind w:firstLine="0"/>
+              <w:jc w:val="left"/>
+            </w:pPr>
+            <w:r>
+              <w:rPr>
+                <w:sz w:val="17"/>
               </w:rPr>
               <w:t xml:space="preserve">401</w:t>
             </w:r>
@@ -714,14 +763,13 @@
           <w:p>
             <w:pPr>
               <w:pStyle w:val="Compact"/>
-              <w:spacing w:line="240" w:lineRule="auto" w:after="0"/>
-              <w:ind w:firstLine="0"/>
-              <w:jc w:val="left"/>
-            </w:pPr>
-            <w:r>
-              <w:rPr>
-                <w:rFonts w:ascii="Times New Roman" w:hAnsi="Times New Roman"/>
-                <w:sz w:val="18"/>
+              <w:spacing w:line="240" w:lineRule="auto" w:after="20"/>
+              <w:ind w:firstLine="0"/>
+              <w:jc w:val="left"/>
+            </w:pPr>
+            <w:r>
+              <w:rPr>
+                <w:sz w:val="17"/>
               </w:rPr>
               <w:t xml:space="preserve">Pendiente</w:t>
             </w:r>
@@ -734,14 +782,13 @@
           <w:p>
             <w:pPr>
               <w:pStyle w:val="Compact"/>
-              <w:spacing w:line="240" w:lineRule="auto" w:after="0"/>
-              <w:ind w:firstLine="0"/>
-              <w:jc w:val="left"/>
-            </w:pPr>
-            <w:r>
-              <w:rPr>
-                <w:rFonts w:ascii="Times New Roman" w:hAnsi="Times New Roman"/>
-                <w:sz w:val="18"/>
+              <w:spacing w:line="240" w:lineRule="auto" w:after="20"/>
+              <w:ind w:firstLine="0"/>
+              <w:jc w:val="left"/>
+            </w:pPr>
+            <w:r>
+              <w:rPr>
+                <w:sz w:val="17"/>
               </w:rPr>
               <w:t xml:space="preserve">CP-05</w:t>
             </w:r>
@@ -752,14 +799,13 @@
           <w:p>
             <w:pPr>
               <w:pStyle w:val="Compact"/>
-              <w:spacing w:line="240" w:lineRule="auto" w:after="0"/>
-              <w:ind w:firstLine="0"/>
-              <w:jc w:val="left"/>
-            </w:pPr>
-            <w:r>
-              <w:rPr>
-                <w:rFonts w:ascii="Times New Roman" w:hAnsi="Times New Roman"/>
-                <w:sz w:val="18"/>
+              <w:spacing w:line="240" w:lineRule="auto" w:after="20"/>
+              <w:ind w:firstLine="0"/>
+              <w:jc w:val="left"/>
+            </w:pPr>
+            <w:r>
+              <w:rPr>
+                <w:sz w:val="17"/>
               </w:rPr>
               <w:t xml:space="preserve">Acceso intersede</w:t>
             </w:r>
@@ -770,14 +816,13 @@
           <w:p>
             <w:pPr>
               <w:pStyle w:val="Compact"/>
-              <w:spacing w:line="240" w:lineRule="auto" w:after="0"/>
-              <w:ind w:firstLine="0"/>
-              <w:jc w:val="left"/>
-            </w:pPr>
-            <w:r>
-              <w:rPr>
-                <w:rFonts w:ascii="Times New Roman" w:hAnsi="Times New Roman"/>
-                <w:sz w:val="18"/>
+              <w:spacing w:line="240" w:lineRule="auto" w:after="20"/>
+              <w:ind w:firstLine="0"/>
+              <w:jc w:val="left"/>
+            </w:pPr>
+            <w:r>
+              <w:rPr>
+                <w:sz w:val="17"/>
               </w:rPr>
               <w:t xml:space="preserve">Admin de sede A consulta B</w:t>
             </w:r>
@@ -788,14 +833,13 @@
           <w:p>
             <w:pPr>
               <w:pStyle w:val="Compact"/>
-              <w:spacing w:line="240" w:lineRule="auto" w:after="0"/>
-              <w:ind w:firstLine="0"/>
-              <w:jc w:val="left"/>
-            </w:pPr>
-            <w:r>
-              <w:rPr>
-                <w:rFonts w:ascii="Times New Roman" w:hAnsi="Times New Roman"/>
-                <w:sz w:val="18"/>
+              <w:spacing w:line="240" w:lineRule="auto" w:after="20"/>
+              <w:ind w:firstLine="0"/>
+              <w:jc w:val="left"/>
+            </w:pPr>
+            <w:r>
+              <w:rPr>
+                <w:sz w:val="17"/>
               </w:rPr>
               <w:t xml:space="preserve">403 o filtrado seguro</w:t>
             </w:r>
@@ -806,14 +850,13 @@
           <w:p>
             <w:pPr>
               <w:pStyle w:val="Compact"/>
-              <w:spacing w:line="240" w:lineRule="auto" w:after="0"/>
-              <w:ind w:firstLine="0"/>
-              <w:jc w:val="left"/>
-            </w:pPr>
-            <w:r>
-              <w:rPr>
-                <w:rFonts w:ascii="Times New Roman" w:hAnsi="Times New Roman"/>
-                <w:sz w:val="18"/>
+              <w:spacing w:line="240" w:lineRule="auto" w:after="20"/>
+              <w:ind w:firstLine="0"/>
+              <w:jc w:val="left"/>
+            </w:pPr>
+            <w:r>
+              <w:rPr>
+                <w:sz w:val="17"/>
               </w:rPr>
               <w:t xml:space="preserve">Pendiente</w:t>
             </w:r>
@@ -826,14 +869,13 @@
           <w:p>
             <w:pPr>
               <w:pStyle w:val="Compact"/>
-              <w:spacing w:line="240" w:lineRule="auto" w:after="0"/>
-              <w:ind w:firstLine="0"/>
-              <w:jc w:val="left"/>
-            </w:pPr>
-            <w:r>
-              <w:rPr>
-                <w:rFonts w:ascii="Times New Roman" w:hAnsi="Times New Roman"/>
-                <w:sz w:val="18"/>
+              <w:spacing w:line="240" w:lineRule="auto" w:after="20"/>
+              <w:ind w:firstLine="0"/>
+              <w:jc w:val="left"/>
+            </w:pPr>
+            <w:r>
+              <w:rPr>
+                <w:sz w:val="17"/>
               </w:rPr>
               <w:t xml:space="preserve">CP-06</w:t>
             </w:r>
@@ -844,14 +886,13 @@
           <w:p>
             <w:pPr>
               <w:pStyle w:val="Compact"/>
-              <w:spacing w:line="240" w:lineRule="auto" w:after="0"/>
-              <w:ind w:firstLine="0"/>
-              <w:jc w:val="left"/>
-            </w:pPr>
-            <w:r>
-              <w:rPr>
-                <w:rFonts w:ascii="Times New Roman" w:hAnsi="Times New Roman"/>
-                <w:sz w:val="18"/>
+              <w:spacing w:line="240" w:lineRule="auto" w:after="20"/>
+              <w:ind w:firstLine="0"/>
+              <w:jc w:val="left"/>
+            </w:pPr>
+            <w:r>
+              <w:rPr>
+                <w:sz w:val="17"/>
               </w:rPr>
               <w:t xml:space="preserve">Producto público</w:t>
             </w:r>
@@ -862,14 +903,13 @@
           <w:p>
             <w:pPr>
               <w:pStyle w:val="Compact"/>
-              <w:spacing w:line="240" w:lineRule="auto" w:after="0"/>
-              <w:ind w:firstLine="0"/>
-              <w:jc w:val="left"/>
-            </w:pPr>
-            <w:r>
-              <w:rPr>
-                <w:rFonts w:ascii="Times New Roman" w:hAnsi="Times New Roman"/>
-                <w:sz w:val="18"/>
+              <w:spacing w:line="240" w:lineRule="auto" w:after="20"/>
+              <w:ind w:firstLine="0"/>
+              <w:jc w:val="left"/>
+            </w:pPr>
+            <w:r>
+              <w:rPr>
+                <w:sz w:val="17"/>
               </w:rPr>
               <w:t xml:space="preserve">GET catálogo sede</w:t>
             </w:r>
@@ -880,14 +920,13 @@
           <w:p>
             <w:pPr>
               <w:pStyle w:val="Compact"/>
-              <w:spacing w:line="240" w:lineRule="auto" w:after="0"/>
-              <w:ind w:firstLine="0"/>
-              <w:jc w:val="left"/>
-            </w:pPr>
-            <w:r>
-              <w:rPr>
-                <w:rFonts w:ascii="Times New Roman" w:hAnsi="Times New Roman"/>
-                <w:sz w:val="18"/>
+              <w:spacing w:line="240" w:lineRule="auto" w:after="20"/>
+              <w:ind w:firstLine="0"/>
+              <w:jc w:val="left"/>
+            </w:pPr>
+            <w:r>
+              <w:rPr>
+                <w:sz w:val="17"/>
               </w:rPr>
               <w:t xml:space="preserve">Solo productos de sede y globales</w:t>
             </w:r>
@@ -898,14 +937,13 @@
           <w:p>
             <w:pPr>
               <w:pStyle w:val="Compact"/>
-              <w:spacing w:line="240" w:lineRule="auto" w:after="0"/>
-              <w:ind w:firstLine="0"/>
-              <w:jc w:val="left"/>
-            </w:pPr>
-            <w:r>
-              <w:rPr>
-                <w:rFonts w:ascii="Times New Roman" w:hAnsi="Times New Roman"/>
-                <w:sz w:val="18"/>
+              <w:spacing w:line="240" w:lineRule="auto" w:after="20"/>
+              <w:ind w:firstLine="0"/>
+              <w:jc w:val="left"/>
+            </w:pPr>
+            <w:r>
+              <w:rPr>
+                <w:sz w:val="17"/>
               </w:rPr>
               <w:t xml:space="preserve">Pendiente</w:t>
             </w:r>
@@ -918,14 +956,13 @@
           <w:p>
             <w:pPr>
               <w:pStyle w:val="Compact"/>
-              <w:spacing w:line="240" w:lineRule="auto" w:after="0"/>
-              <w:ind w:firstLine="0"/>
-              <w:jc w:val="left"/>
-            </w:pPr>
-            <w:r>
-              <w:rPr>
-                <w:rFonts w:ascii="Times New Roman" w:hAnsi="Times New Roman"/>
-                <w:sz w:val="18"/>
+              <w:spacing w:line="240" w:lineRule="auto" w:after="20"/>
+              <w:ind w:firstLine="0"/>
+              <w:jc w:val="left"/>
+            </w:pPr>
+            <w:r>
+              <w:rPr>
+                <w:sz w:val="17"/>
               </w:rPr>
               <w:t xml:space="preserve">CP-07</w:t>
             </w:r>
@@ -936,14 +973,13 @@
           <w:p>
             <w:pPr>
               <w:pStyle w:val="Compact"/>
-              <w:spacing w:line="240" w:lineRule="auto" w:after="0"/>
-              <w:ind w:firstLine="0"/>
-              <w:jc w:val="left"/>
-            </w:pPr>
-            <w:r>
-              <w:rPr>
-                <w:rFonts w:ascii="Times New Roman" w:hAnsi="Times New Roman"/>
-                <w:sz w:val="18"/>
+              <w:spacing w:line="240" w:lineRule="auto" w:after="20"/>
+              <w:ind w:firstLine="0"/>
+              <w:jc w:val="left"/>
+            </w:pPr>
+            <w:r>
+              <w:rPr>
+                <w:sz w:val="17"/>
               </w:rPr>
               <w:t xml:space="preserve">Crear producto sin rol</w:t>
             </w:r>
@@ -954,14 +990,13 @@
           <w:p>
             <w:pPr>
               <w:pStyle w:val="Compact"/>
-              <w:spacing w:line="240" w:lineRule="auto" w:after="0"/>
-              <w:ind w:firstLine="0"/>
-              <w:jc w:val="left"/>
-            </w:pPr>
-            <w:r>
-              <w:rPr>
-                <w:rFonts w:ascii="Times New Roman" w:hAnsi="Times New Roman"/>
-                <w:sz w:val="18"/>
+              <w:spacing w:line="240" w:lineRule="auto" w:after="20"/>
+              <w:ind w:firstLine="0"/>
+              <w:jc w:val="left"/>
+            </w:pPr>
+            <w:r>
+              <w:rPr>
+                <w:sz w:val="17"/>
               </w:rPr>
               <w:t xml:space="preserve">Cliente invoca POST</w:t>
             </w:r>
@@ -972,14 +1007,13 @@
           <w:p>
             <w:pPr>
               <w:pStyle w:val="Compact"/>
-              <w:spacing w:line="240" w:lineRule="auto" w:after="0"/>
-              <w:ind w:firstLine="0"/>
-              <w:jc w:val="left"/>
-            </w:pPr>
-            <w:r>
-              <w:rPr>
-                <w:rFonts w:ascii="Times New Roman" w:hAnsi="Times New Roman"/>
-                <w:sz w:val="18"/>
+              <w:spacing w:line="240" w:lineRule="auto" w:after="20"/>
+              <w:ind w:firstLine="0"/>
+              <w:jc w:val="left"/>
+            </w:pPr>
+            <w:r>
+              <w:rPr>
+                <w:sz w:val="17"/>
               </w:rPr>
               <w:t xml:space="preserve">403</w:t>
             </w:r>
@@ -990,14 +1024,13 @@
           <w:p>
             <w:pPr>
               <w:pStyle w:val="Compact"/>
-              <w:spacing w:line="240" w:lineRule="auto" w:after="0"/>
-              <w:ind w:firstLine="0"/>
-              <w:jc w:val="left"/>
-            </w:pPr>
-            <w:r>
-              <w:rPr>
-                <w:rFonts w:ascii="Times New Roman" w:hAnsi="Times New Roman"/>
-                <w:sz w:val="18"/>
+              <w:spacing w:line="240" w:lineRule="auto" w:after="20"/>
+              <w:ind w:firstLine="0"/>
+              <w:jc w:val="left"/>
+            </w:pPr>
+            <w:r>
+              <w:rPr>
+                <w:sz w:val="17"/>
               </w:rPr>
               <w:t xml:space="preserve">Pendiente</w:t>
             </w:r>
@@ -1010,14 +1043,13 @@
           <w:p>
             <w:pPr>
               <w:pStyle w:val="Compact"/>
-              <w:spacing w:line="240" w:lineRule="auto" w:after="0"/>
-              <w:ind w:firstLine="0"/>
-              <w:jc w:val="left"/>
-            </w:pPr>
-            <w:r>
-              <w:rPr>
-                <w:rFonts w:ascii="Times New Roman" w:hAnsi="Times New Roman"/>
-                <w:sz w:val="18"/>
+              <w:spacing w:line="240" w:lineRule="auto" w:after="20"/>
+              <w:ind w:firstLine="0"/>
+              <w:jc w:val="left"/>
+            </w:pPr>
+            <w:r>
+              <w:rPr>
+                <w:sz w:val="17"/>
               </w:rPr>
               <w:t xml:space="preserve">CP-08</w:t>
             </w:r>
@@ -1028,14 +1060,13 @@
           <w:p>
             <w:pPr>
               <w:pStyle w:val="Compact"/>
-              <w:spacing w:line="240" w:lineRule="auto" w:after="0"/>
-              <w:ind w:firstLine="0"/>
-              <w:jc w:val="left"/>
-            </w:pPr>
-            <w:r>
-              <w:rPr>
-                <w:rFonts w:ascii="Times New Roman" w:hAnsi="Times New Roman"/>
-                <w:sz w:val="18"/>
+              <w:spacing w:line="240" w:lineRule="auto" w:after="20"/>
+              <w:ind w:firstLine="0"/>
+              <w:jc w:val="left"/>
+            </w:pPr>
+            <w:r>
+              <w:rPr>
+                <w:sz w:val="17"/>
               </w:rPr>
               <w:t xml:space="preserve">Crear pedido</w:t>
             </w:r>
@@ -1046,14 +1077,13 @@
           <w:p>
             <w:pPr>
               <w:pStyle w:val="Compact"/>
-              <w:spacing w:line="240" w:lineRule="auto" w:after="0"/>
-              <w:ind w:firstLine="0"/>
-              <w:jc w:val="left"/>
-            </w:pPr>
-            <w:r>
-              <w:rPr>
-                <w:rFonts w:ascii="Times New Roman" w:hAnsi="Times New Roman"/>
-                <w:sz w:val="18"/>
+              <w:spacing w:line="240" w:lineRule="auto" w:after="20"/>
+              <w:ind w:firstLine="0"/>
+              <w:jc w:val="left"/>
+            </w:pPr>
+            <w:r>
+              <w:rPr>
+                <w:sz w:val="17"/>
               </w:rPr>
               <w:t xml:space="preserve">Detalle consistente</w:t>
             </w:r>
@@ -1064,14 +1094,13 @@
           <w:p>
             <w:pPr>
               <w:pStyle w:val="Compact"/>
-              <w:spacing w:line="240" w:lineRule="auto" w:after="0"/>
-              <w:ind w:firstLine="0"/>
-              <w:jc w:val="left"/>
-            </w:pPr>
-            <w:r>
-              <w:rPr>
-                <w:rFonts w:ascii="Times New Roman" w:hAnsi="Times New Roman"/>
-                <w:sz w:val="18"/>
+              <w:spacing w:line="240" w:lineRule="auto" w:after="20"/>
+              <w:ind w:firstLine="0"/>
+              <w:jc w:val="left"/>
+            </w:pPr>
+            <w:r>
+              <w:rPr>
+                <w:sz w:val="17"/>
               </w:rPr>
               <w:t xml:space="preserve">201 + total calculado</w:t>
             </w:r>
@@ -1082,14 +1111,13 @@
           <w:p>
             <w:pPr>
               <w:pStyle w:val="Compact"/>
-              <w:spacing w:line="240" w:lineRule="auto" w:after="0"/>
-              <w:ind w:firstLine="0"/>
-              <w:jc w:val="left"/>
-            </w:pPr>
-            <w:r>
-              <w:rPr>
-                <w:rFonts w:ascii="Times New Roman" w:hAnsi="Times New Roman"/>
-                <w:sz w:val="18"/>
+              <w:spacing w:line="240" w:lineRule="auto" w:after="20"/>
+              <w:ind w:firstLine="0"/>
+              <w:jc w:val="left"/>
+            </w:pPr>
+            <w:r>
+              <w:rPr>
+                <w:sz w:val="17"/>
               </w:rPr>
               <w:t xml:space="preserve">Pendiente</w:t>
             </w:r>
@@ -1102,14 +1130,13 @@
           <w:p>
             <w:pPr>
               <w:pStyle w:val="Compact"/>
-              <w:spacing w:line="240" w:lineRule="auto" w:after="0"/>
-              <w:ind w:firstLine="0"/>
-              <w:jc w:val="left"/>
-            </w:pPr>
-            <w:r>
-              <w:rPr>
-                <w:rFonts w:ascii="Times New Roman" w:hAnsi="Times New Roman"/>
-                <w:sz w:val="18"/>
+              <w:spacing w:line="240" w:lineRule="auto" w:after="20"/>
+              <w:ind w:firstLine="0"/>
+              <w:jc w:val="left"/>
+            </w:pPr>
+            <w:r>
+              <w:rPr>
+                <w:sz w:val="17"/>
               </w:rPr>
               <w:t xml:space="preserve">CP-09</w:t>
             </w:r>
@@ -1120,14 +1147,13 @@
           <w:p>
             <w:pPr>
               <w:pStyle w:val="Compact"/>
-              <w:spacing w:line="240" w:lineRule="auto" w:after="0"/>
-              <w:ind w:firstLine="0"/>
-              <w:jc w:val="left"/>
-            </w:pPr>
-            <w:r>
-              <w:rPr>
-                <w:rFonts w:ascii="Times New Roman" w:hAnsi="Times New Roman"/>
-                <w:sz w:val="18"/>
+              <w:spacing w:line="240" w:lineRule="auto" w:after="20"/>
+              <w:ind w:firstLine="0"/>
+              <w:jc w:val="left"/>
+            </w:pPr>
+            <w:r>
+              <w:rPr>
+                <w:sz w:val="17"/>
               </w:rPr>
               <w:t xml:space="preserve">Pedido negativo</w:t>
             </w:r>
@@ -1138,14 +1164,13 @@
           <w:p>
             <w:pPr>
               <w:pStyle w:val="Compact"/>
-              <w:spacing w:line="240" w:lineRule="auto" w:after="0"/>
-              <w:ind w:firstLine="0"/>
-              <w:jc w:val="left"/>
-            </w:pPr>
-            <w:r>
-              <w:rPr>
-                <w:rFonts w:ascii="Times New Roman" w:hAnsi="Times New Roman"/>
-                <w:sz w:val="18"/>
+              <w:spacing w:line="240" w:lineRule="auto" w:after="20"/>
+              <w:ind w:firstLine="0"/>
+              <w:jc w:val="left"/>
+            </w:pPr>
+            <w:r>
+              <w:rPr>
+                <w:sz w:val="17"/>
               </w:rPr>
               <w:t xml:space="preserve">Cantidad &lt;=0</w:t>
             </w:r>
@@ -1156,14 +1181,13 @@
           <w:p>
             <w:pPr>
               <w:pStyle w:val="Compact"/>
-              <w:spacing w:line="240" w:lineRule="auto" w:after="0"/>
-              <w:ind w:firstLine="0"/>
-              <w:jc w:val="left"/>
-            </w:pPr>
-            <w:r>
-              <w:rPr>
-                <w:rFonts w:ascii="Times New Roman" w:hAnsi="Times New Roman"/>
-                <w:sz w:val="18"/>
+              <w:spacing w:line="240" w:lineRule="auto" w:after="20"/>
+              <w:ind w:firstLine="0"/>
+              <w:jc w:val="left"/>
+            </w:pPr>
+            <w:r>
+              <w:rPr>
+                <w:sz w:val="17"/>
               </w:rPr>
               <w:t xml:space="preserve">Rechazado sin persistencia</w:t>
             </w:r>
@@ -1174,14 +1198,13 @@
           <w:p>
             <w:pPr>
               <w:pStyle w:val="Compact"/>
-              <w:spacing w:line="240" w:lineRule="auto" w:after="0"/>
-              <w:ind w:firstLine="0"/>
-              <w:jc w:val="left"/>
-            </w:pPr>
-            <w:r>
-              <w:rPr>
-                <w:rFonts w:ascii="Times New Roman" w:hAnsi="Times New Roman"/>
-                <w:sz w:val="18"/>
+              <w:spacing w:line="240" w:lineRule="auto" w:after="20"/>
+              <w:ind w:firstLine="0"/>
+              <w:jc w:val="left"/>
+            </w:pPr>
+            <w:r>
+              <w:rPr>
+                <w:sz w:val="17"/>
               </w:rPr>
               <w:t xml:space="preserve">Pendiente</w:t>
             </w:r>
@@ -1194,14 +1217,13 @@
           <w:p>
             <w:pPr>
               <w:pStyle w:val="Compact"/>
-              <w:spacing w:line="240" w:lineRule="auto" w:after="0"/>
-              <w:ind w:firstLine="0"/>
-              <w:jc w:val="left"/>
-            </w:pPr>
-            <w:r>
-              <w:rPr>
-                <w:rFonts w:ascii="Times New Roman" w:hAnsi="Times New Roman"/>
-                <w:sz w:val="18"/>
+              <w:spacing w:line="240" w:lineRule="auto" w:after="20"/>
+              <w:ind w:firstLine="0"/>
+              <w:jc w:val="left"/>
+            </w:pPr>
+            <w:r>
+              <w:rPr>
+                <w:sz w:val="17"/>
               </w:rPr>
               <w:t xml:space="preserve">CP-10</w:t>
             </w:r>
@@ -1212,14 +1234,13 @@
           <w:p>
             <w:pPr>
               <w:pStyle w:val="Compact"/>
-              <w:spacing w:line="240" w:lineRule="auto" w:after="0"/>
-              <w:ind w:firstLine="0"/>
-              <w:jc w:val="left"/>
-            </w:pPr>
-            <w:r>
-              <w:rPr>
-                <w:rFonts w:ascii="Times New Roman" w:hAnsi="Times New Roman"/>
-                <w:sz w:val="18"/>
+              <w:spacing w:line="240" w:lineRule="auto" w:after="20"/>
+              <w:ind w:firstLine="0"/>
+              <w:jc w:val="left"/>
+            </w:pPr>
+            <w:r>
+              <w:rPr>
+                <w:sz w:val="17"/>
               </w:rPr>
               <w:t xml:space="preserve">Pedido domicilio</w:t>
             </w:r>
@@ -1230,14 +1251,13 @@
           <w:p>
             <w:pPr>
               <w:pStyle w:val="Compact"/>
-              <w:spacing w:line="240" w:lineRule="auto" w:after="0"/>
-              <w:ind w:firstLine="0"/>
-              <w:jc w:val="left"/>
-            </w:pPr>
-            <w:r>
-              <w:rPr>
-                <w:rFonts w:ascii="Times New Roman" w:hAnsi="Times New Roman"/>
-                <w:sz w:val="18"/>
+              <w:spacing w:line="240" w:lineRule="auto" w:after="20"/>
+              <w:ind w:firstLine="0"/>
+              <w:jc w:val="left"/>
+            </w:pPr>
+            <w:r>
+              <w:rPr>
+                <w:sz w:val="17"/>
               </w:rPr>
               <w:t xml:space="preserve">Sin dirección</w:t>
             </w:r>
@@ -1248,14 +1268,13 @@
           <w:p>
             <w:pPr>
               <w:pStyle w:val="Compact"/>
-              <w:spacing w:line="240" w:lineRule="auto" w:after="0"/>
-              <w:ind w:firstLine="0"/>
-              <w:jc w:val="left"/>
-            </w:pPr>
-            <w:r>
-              <w:rPr>
-                <w:rFonts w:ascii="Times New Roman" w:hAnsi="Times New Roman"/>
-                <w:sz w:val="18"/>
+              <w:spacing w:line="240" w:lineRule="auto" w:after="20"/>
+              <w:ind w:firstLine="0"/>
+              <w:jc w:val="left"/>
+            </w:pPr>
+            <w:r>
+              <w:rPr>
+                <w:sz w:val="17"/>
               </w:rPr>
               <w:t xml:space="preserve">Regla de validación consistente</w:t>
             </w:r>
@@ -1266,14 +1285,13 @@
           <w:p>
             <w:pPr>
               <w:pStyle w:val="Compact"/>
-              <w:spacing w:line="240" w:lineRule="auto" w:after="0"/>
-              <w:ind w:firstLine="0"/>
-              <w:jc w:val="left"/>
-            </w:pPr>
-            <w:r>
-              <w:rPr>
-                <w:rFonts w:ascii="Times New Roman" w:hAnsi="Times New Roman"/>
-                <w:sz w:val="18"/>
+              <w:spacing w:line="240" w:lineRule="auto" w:after="20"/>
+              <w:ind w:firstLine="0"/>
+              <w:jc w:val="left"/>
+            </w:pPr>
+            <w:r>
+              <w:rPr>
+                <w:sz w:val="17"/>
               </w:rPr>
               <w:t xml:space="preserve">Pendiente</w:t>
             </w:r>
@@ -1286,14 +1304,13 @@
           <w:p>
             <w:pPr>
               <w:pStyle w:val="Compact"/>
-              <w:spacing w:line="240" w:lineRule="auto" w:after="0"/>
-              <w:ind w:firstLine="0"/>
-              <w:jc w:val="left"/>
-            </w:pPr>
-            <w:r>
-              <w:rPr>
-                <w:rFonts w:ascii="Times New Roman" w:hAnsi="Times New Roman"/>
-                <w:sz w:val="18"/>
+              <w:spacing w:line="240" w:lineRule="auto" w:after="20"/>
+              <w:ind w:firstLine="0"/>
+              <w:jc w:val="left"/>
+            </w:pPr>
+            <w:r>
+              <w:rPr>
+                <w:sz w:val="17"/>
               </w:rPr>
               <w:t xml:space="preserve">CP-11</w:t>
             </w:r>
@@ -1304,14 +1321,13 @@
           <w:p>
             <w:pPr>
               <w:pStyle w:val="Compact"/>
-              <w:spacing w:line="240" w:lineRule="auto" w:after="0"/>
-              <w:ind w:firstLine="0"/>
-              <w:jc w:val="left"/>
-            </w:pPr>
-            <w:r>
-              <w:rPr>
-                <w:rFonts w:ascii="Times New Roman" w:hAnsi="Times New Roman"/>
-                <w:sz w:val="18"/>
+              <w:spacing w:line="240" w:lineRule="auto" w:after="20"/>
+              <w:ind w:firstLine="0"/>
+              <w:jc w:val="left"/>
+            </w:pPr>
+            <w:r>
+              <w:rPr>
+                <w:sz w:val="17"/>
               </w:rPr>
               <w:t xml:space="preserve">Cancelación propia</w:t>
             </w:r>
@@ -1322,14 +1338,13 @@
           <w:p>
             <w:pPr>
               <w:pStyle w:val="Compact"/>
-              <w:spacing w:line="240" w:lineRule="auto" w:after="0"/>
-              <w:ind w:firstLine="0"/>
-              <w:jc w:val="left"/>
-            </w:pPr>
-            <w:r>
-              <w:rPr>
-                <w:rFonts w:ascii="Times New Roman" w:hAnsi="Times New Roman"/>
-                <w:sz w:val="18"/>
+              <w:spacing w:line="240" w:lineRule="auto" w:after="20"/>
+              <w:ind w:firstLine="0"/>
+              <w:jc w:val="left"/>
+            </w:pPr>
+            <w:r>
+              <w:rPr>
+                <w:sz w:val="17"/>
               </w:rPr>
               <w:t xml:space="preserve">Cliente propietario, estado admisible</w:t>
             </w:r>
@@ -1340,14 +1355,13 @@
           <w:p>
             <w:pPr>
               <w:pStyle w:val="Compact"/>
-              <w:spacing w:line="240" w:lineRule="auto" w:after="0"/>
-              <w:ind w:firstLine="0"/>
-              <w:jc w:val="left"/>
-            </w:pPr>
-            <w:r>
-              <w:rPr>
-                <w:rFonts w:ascii="Times New Roman" w:hAnsi="Times New Roman"/>
-                <w:sz w:val="18"/>
+              <w:spacing w:line="240" w:lineRule="auto" w:after="20"/>
+              <w:ind w:firstLine="0"/>
+              <w:jc w:val="left"/>
+            </w:pPr>
+            <w:r>
+              <w:rPr>
+                <w:sz w:val="17"/>
               </w:rPr>
               <w:t xml:space="preserve">Cancelación controlada</w:t>
             </w:r>
@@ -1358,14 +1372,13 @@
           <w:p>
             <w:pPr>
               <w:pStyle w:val="Compact"/>
-              <w:spacing w:line="240" w:lineRule="auto" w:after="0"/>
-              <w:ind w:firstLine="0"/>
-              <w:jc w:val="left"/>
-            </w:pPr>
-            <w:r>
-              <w:rPr>
-                <w:rFonts w:ascii="Times New Roman" w:hAnsi="Times New Roman"/>
-                <w:sz w:val="18"/>
+              <w:spacing w:line="240" w:lineRule="auto" w:after="20"/>
+              <w:ind w:firstLine="0"/>
+              <w:jc w:val="left"/>
+            </w:pPr>
+            <w:r>
+              <w:rPr>
+                <w:sz w:val="17"/>
               </w:rPr>
               <w:t xml:space="preserve">Pendiente</w:t>
             </w:r>
@@ -1378,14 +1391,13 @@
           <w:p>
             <w:pPr>
               <w:pStyle w:val="Compact"/>
-              <w:spacing w:line="240" w:lineRule="auto" w:after="0"/>
-              <w:ind w:firstLine="0"/>
-              <w:jc w:val="left"/>
-            </w:pPr>
-            <w:r>
-              <w:rPr>
-                <w:rFonts w:ascii="Times New Roman" w:hAnsi="Times New Roman"/>
-                <w:sz w:val="18"/>
+              <w:spacing w:line="240" w:lineRule="auto" w:after="20"/>
+              <w:ind w:firstLine="0"/>
+              <w:jc w:val="left"/>
+            </w:pPr>
+            <w:r>
+              <w:rPr>
+                <w:sz w:val="17"/>
               </w:rPr>
               <w:t xml:space="preserve">CP-12</w:t>
             </w:r>
@@ -1396,14 +1408,13 @@
           <w:p>
             <w:pPr>
               <w:pStyle w:val="Compact"/>
-              <w:spacing w:line="240" w:lineRule="auto" w:after="0"/>
-              <w:ind w:firstLine="0"/>
-              <w:jc w:val="left"/>
-            </w:pPr>
-            <w:r>
-              <w:rPr>
-                <w:rFonts w:ascii="Times New Roman" w:hAnsi="Times New Roman"/>
-                <w:sz w:val="18"/>
+              <w:spacing w:line="240" w:lineRule="auto" w:after="20"/>
+              <w:ind w:firstLine="0"/>
+              <w:jc w:val="left"/>
+            </w:pPr>
+            <w:r>
+              <w:rPr>
+                <w:sz w:val="17"/>
               </w:rPr>
               <w:t xml:space="preserve">Cancelación ajena</w:t>
             </w:r>
@@ -1414,14 +1425,13 @@
           <w:p>
             <w:pPr>
               <w:pStyle w:val="Compact"/>
-              <w:spacing w:line="240" w:lineRule="auto" w:after="0"/>
-              <w:ind w:firstLine="0"/>
-              <w:jc w:val="left"/>
-            </w:pPr>
-            <w:r>
-              <w:rPr>
-                <w:rFonts w:ascii="Times New Roman" w:hAnsi="Times New Roman"/>
-                <w:sz w:val="18"/>
+              <w:spacing w:line="240" w:lineRule="auto" w:after="20"/>
+              <w:ind w:firstLine="0"/>
+              <w:jc w:val="left"/>
+            </w:pPr>
+            <w:r>
+              <w:rPr>
+                <w:sz w:val="17"/>
               </w:rPr>
               <w:t xml:space="preserve">Cliente distinto</w:t>
             </w:r>
@@ -1432,14 +1442,13 @@
           <w:p>
             <w:pPr>
               <w:pStyle w:val="Compact"/>
-              <w:spacing w:line="240" w:lineRule="auto" w:after="0"/>
-              <w:ind w:firstLine="0"/>
-              <w:jc w:val="left"/>
-            </w:pPr>
-            <w:r>
-              <w:rPr>
-                <w:rFonts w:ascii="Times New Roman" w:hAnsi="Times New Roman"/>
-                <w:sz w:val="18"/>
+              <w:spacing w:line="240" w:lineRule="auto" w:after="20"/>
+              <w:ind w:firstLine="0"/>
+              <w:jc w:val="left"/>
+            </w:pPr>
+            <w:r>
+              <w:rPr>
+                <w:sz w:val="17"/>
               </w:rPr>
               <w:t xml:space="preserve">403/404 seguro</w:t>
             </w:r>
@@ -1450,14 +1459,13 @@
           <w:p>
             <w:pPr>
               <w:pStyle w:val="Compact"/>
-              <w:spacing w:line="240" w:lineRule="auto" w:after="0"/>
-              <w:ind w:firstLine="0"/>
-              <w:jc w:val="left"/>
-            </w:pPr>
-            <w:r>
-              <w:rPr>
-                <w:rFonts w:ascii="Times New Roman" w:hAnsi="Times New Roman"/>
-                <w:sz w:val="18"/>
+              <w:spacing w:line="240" w:lineRule="auto" w:after="20"/>
+              <w:ind w:firstLine="0"/>
+              <w:jc w:val="left"/>
+            </w:pPr>
+            <w:r>
+              <w:rPr>
+                <w:sz w:val="17"/>
               </w:rPr>
               <w:t xml:space="preserve">Pendiente</w:t>
             </w:r>
@@ -1470,14 +1478,13 @@
           <w:p>
             <w:pPr>
               <w:pStyle w:val="Compact"/>
-              <w:spacing w:line="240" w:lineRule="auto" w:after="0"/>
-              <w:ind w:firstLine="0"/>
-              <w:jc w:val="left"/>
-            </w:pPr>
-            <w:r>
-              <w:rPr>
-                <w:rFonts w:ascii="Times New Roman" w:hAnsi="Times New Roman"/>
-                <w:sz w:val="18"/>
+              <w:spacing w:line="240" w:lineRule="auto" w:after="20"/>
+              <w:ind w:firstLine="0"/>
+              <w:jc w:val="left"/>
+            </w:pPr>
+            <w:r>
+              <w:rPr>
+                <w:sz w:val="17"/>
               </w:rPr>
               <w:t xml:space="preserve">CP-13</w:t>
             </w:r>
@@ -1488,14 +1495,13 @@
           <w:p>
             <w:pPr>
               <w:pStyle w:val="Compact"/>
-              <w:spacing w:line="240" w:lineRule="auto" w:after="0"/>
-              <w:ind w:firstLine="0"/>
-              <w:jc w:val="left"/>
-            </w:pPr>
-            <w:r>
-              <w:rPr>
-                <w:rFonts w:ascii="Times New Roman" w:hAnsi="Times New Roman"/>
-                <w:sz w:val="18"/>
+              <w:spacing w:line="240" w:lineRule="auto" w:after="20"/>
+              <w:ind w:firstLine="0"/>
+              <w:jc w:val="left"/>
+            </w:pPr>
+            <w:r>
+              <w:rPr>
+                <w:sz w:val="17"/>
               </w:rPr>
               <w:t xml:space="preserve">Estado inválido</w:t>
             </w:r>
@@ -1506,14 +1512,13 @@
           <w:p>
             <w:pPr>
               <w:pStyle w:val="Compact"/>
-              <w:spacing w:line="240" w:lineRule="auto" w:after="0"/>
-              <w:ind w:firstLine="0"/>
-              <w:jc w:val="left"/>
-            </w:pPr>
-            <w:r>
-              <w:rPr>
-                <w:rFonts w:ascii="Times New Roman" w:hAnsi="Times New Roman"/>
-                <w:sz w:val="18"/>
+              <w:spacing w:line="240" w:lineRule="auto" w:after="20"/>
+              <w:ind w:firstLine="0"/>
+              <w:jc w:val="left"/>
+            </w:pPr>
+            <w:r>
+              <w:rPr>
+                <w:sz w:val="17"/>
               </w:rPr>
               <w:t xml:space="preserve">Transición de pedido prohibida</w:t>
             </w:r>
@@ -1524,14 +1529,13 @@
           <w:p>
             <w:pPr>
               <w:pStyle w:val="Compact"/>
-              <w:spacing w:line="240" w:lineRule="auto" w:after="0"/>
-              <w:ind w:firstLine="0"/>
-              <w:jc w:val="left"/>
-            </w:pPr>
-            <w:r>
-              <w:rPr>
-                <w:rFonts w:ascii="Times New Roman" w:hAnsi="Times New Roman"/>
-                <w:sz w:val="18"/>
+              <w:spacing w:line="240" w:lineRule="auto" w:after="20"/>
+              <w:ind w:firstLine="0"/>
+              <w:jc w:val="left"/>
+            </w:pPr>
+            <w:r>
+              <w:rPr>
+                <w:sz w:val="17"/>
               </w:rPr>
               <w:t xml:space="preserve">Conflicto controlado</w:t>
             </w:r>
@@ -1542,14 +1546,13 @@
           <w:p>
             <w:pPr>
               <w:pStyle w:val="Compact"/>
-              <w:spacing w:line="240" w:lineRule="auto" w:after="0"/>
-              <w:ind w:firstLine="0"/>
-              <w:jc w:val="left"/>
-            </w:pPr>
-            <w:r>
-              <w:rPr>
-                <w:rFonts w:ascii="Times New Roman" w:hAnsi="Times New Roman"/>
-                <w:sz w:val="18"/>
+              <w:spacing w:line="240" w:lineRule="auto" w:after="20"/>
+              <w:ind w:firstLine="0"/>
+              <w:jc w:val="left"/>
+            </w:pPr>
+            <w:r>
+              <w:rPr>
+                <w:sz w:val="17"/>
               </w:rPr>
               <w:t xml:space="preserve">Pendiente</w:t>
             </w:r>
@@ -1562,14 +1565,13 @@
           <w:p>
             <w:pPr>
               <w:pStyle w:val="Compact"/>
-              <w:spacing w:line="240" w:lineRule="auto" w:after="0"/>
-              <w:ind w:firstLine="0"/>
-              <w:jc w:val="left"/>
-            </w:pPr>
-            <w:r>
-              <w:rPr>
-                <w:rFonts w:ascii="Times New Roman" w:hAnsi="Times New Roman"/>
-                <w:sz w:val="18"/>
+              <w:spacing w:line="240" w:lineRule="auto" w:after="20"/>
+              <w:ind w:firstLine="0"/>
+              <w:jc w:val="left"/>
+            </w:pPr>
+            <w:r>
+              <w:rPr>
+                <w:sz w:val="17"/>
               </w:rPr>
               <w:t xml:space="preserve">CP-14</w:t>
             </w:r>
@@ -1580,14 +1582,13 @@
           <w:p>
             <w:pPr>
               <w:pStyle w:val="Compact"/>
-              <w:spacing w:line="240" w:lineRule="auto" w:after="0"/>
-              <w:ind w:firstLine="0"/>
-              <w:jc w:val="left"/>
-            </w:pPr>
-            <w:r>
-              <w:rPr>
-                <w:rFonts w:ascii="Times New Roman" w:hAnsi="Times New Roman"/>
-                <w:sz w:val="18"/>
+              <w:spacing w:line="240" w:lineRule="auto" w:after="20"/>
+              <w:ind w:firstLine="0"/>
+              <w:jc w:val="left"/>
+            </w:pPr>
+            <w:r>
+              <w:rPr>
+                <w:sz w:val="17"/>
               </w:rPr>
               <w:t xml:space="preserve">Pago válido</w:t>
             </w:r>
@@ -1598,14 +1599,13 @@
           <w:p>
             <w:pPr>
               <w:pStyle w:val="Compact"/>
-              <w:spacing w:line="240" w:lineRule="auto" w:after="0"/>
-              <w:ind w:firstLine="0"/>
-              <w:jc w:val="left"/>
-            </w:pPr>
-            <w:r>
-              <w:rPr>
-                <w:rFonts w:ascii="Times New Roman" w:hAnsi="Times New Roman"/>
-                <w:sz w:val="18"/>
+              <w:spacing w:line="240" w:lineRule="auto" w:after="20"/>
+              <w:ind w:firstLine="0"/>
+              <w:jc w:val="left"/>
+            </w:pPr>
+            <w:r>
+              <w:rPr>
+                <w:sz w:val="17"/>
               </w:rPr>
               <w:t xml:space="preserve">Sandbox Wompi firma válida</w:t>
             </w:r>
@@ -1616,14 +1616,13 @@
           <w:p>
             <w:pPr>
               <w:pStyle w:val="Compact"/>
-              <w:spacing w:line="240" w:lineRule="auto" w:after="0"/>
-              <w:ind w:firstLine="0"/>
-              <w:jc w:val="left"/>
-            </w:pPr>
-            <w:r>
-              <w:rPr>
-                <w:rFonts w:ascii="Times New Roman" w:hAnsi="Times New Roman"/>
-                <w:sz w:val="18"/>
+              <w:spacing w:line="240" w:lineRule="auto" w:after="20"/>
+              <w:ind w:firstLine="0"/>
+              <w:jc w:val="left"/>
+            </w:pPr>
+            <w:r>
+              <w:rPr>
+                <w:sz w:val="17"/>
               </w:rPr>
               <w:t xml:space="preserve">Un pago reconciliado</w:t>
             </w:r>
@@ -1634,14 +1633,13 @@
           <w:p>
             <w:pPr>
               <w:pStyle w:val="Compact"/>
-              <w:spacing w:line="240" w:lineRule="auto" w:after="0"/>
-              <w:ind w:firstLine="0"/>
-              <w:jc w:val="left"/>
-            </w:pPr>
-            <w:r>
-              <w:rPr>
-                <w:rFonts w:ascii="Times New Roman" w:hAnsi="Times New Roman"/>
-                <w:sz w:val="18"/>
+              <w:spacing w:line="240" w:lineRule="auto" w:after="20"/>
+              <w:ind w:firstLine="0"/>
+              <w:jc w:val="left"/>
+            </w:pPr>
+            <w:r>
+              <w:rPr>
+                <w:sz w:val="17"/>
               </w:rPr>
               <w:t xml:space="preserve">Pendiente</w:t>
             </w:r>
@@ -1654,14 +1652,13 @@
           <w:p>
             <w:pPr>
               <w:pStyle w:val="Compact"/>
-              <w:spacing w:line="240" w:lineRule="auto" w:after="0"/>
-              <w:ind w:firstLine="0"/>
-              <w:jc w:val="left"/>
-            </w:pPr>
-            <w:r>
-              <w:rPr>
-                <w:rFonts w:ascii="Times New Roman" w:hAnsi="Times New Roman"/>
-                <w:sz w:val="18"/>
+              <w:spacing w:line="240" w:lineRule="auto" w:after="20"/>
+              <w:ind w:firstLine="0"/>
+              <w:jc w:val="left"/>
+            </w:pPr>
+            <w:r>
+              <w:rPr>
+                <w:sz w:val="17"/>
               </w:rPr>
               <w:t xml:space="preserve">CP-15</w:t>
             </w:r>
@@ -1672,14 +1669,13 @@
           <w:p>
             <w:pPr>
               <w:pStyle w:val="Compact"/>
-              <w:spacing w:line="240" w:lineRule="auto" w:after="0"/>
-              <w:ind w:firstLine="0"/>
-              <w:jc w:val="left"/>
-            </w:pPr>
-            <w:r>
-              <w:rPr>
-                <w:rFonts w:ascii="Times New Roman" w:hAnsi="Times New Roman"/>
-                <w:sz w:val="18"/>
+              <w:spacing w:line="240" w:lineRule="auto" w:after="20"/>
+              <w:ind w:firstLine="0"/>
+              <w:jc w:val="left"/>
+            </w:pPr>
+            <w:r>
+              <w:rPr>
+                <w:sz w:val="17"/>
               </w:rPr>
               <w:t xml:space="preserve">Webhook adulterado</w:t>
             </w:r>
@@ -1690,14 +1686,13 @@
           <w:p>
             <w:pPr>
               <w:pStyle w:val="Compact"/>
-              <w:spacing w:line="240" w:lineRule="auto" w:after="0"/>
-              <w:ind w:firstLine="0"/>
-              <w:jc w:val="left"/>
-            </w:pPr>
-            <w:r>
-              <w:rPr>
-                <w:rFonts w:ascii="Times New Roman" w:hAnsi="Times New Roman"/>
-                <w:sz w:val="18"/>
+              <w:spacing w:line="240" w:lineRule="auto" w:after="20"/>
+              <w:ind w:firstLine="0"/>
+              <w:jc w:val="left"/>
+            </w:pPr>
+            <w:r>
+              <w:rPr>
+                <w:sz w:val="17"/>
               </w:rPr>
               <w:t xml:space="preserve">Checksum incorrecto</w:t>
             </w:r>
@@ -1708,14 +1703,13 @@
           <w:p>
             <w:pPr>
               <w:pStyle w:val="Compact"/>
-              <w:spacing w:line="240" w:lineRule="auto" w:after="0"/>
-              <w:ind w:firstLine="0"/>
-              <w:jc w:val="left"/>
-            </w:pPr>
-            <w:r>
-              <w:rPr>
-                <w:rFonts w:ascii="Times New Roman" w:hAnsi="Times New Roman"/>
-                <w:sz w:val="18"/>
+              <w:spacing w:line="240" w:lineRule="auto" w:after="20"/>
+              <w:ind w:firstLine="0"/>
+              <w:jc w:val="left"/>
+            </w:pPr>
+            <w:r>
+              <w:rPr>
+                <w:sz w:val="17"/>
               </w:rPr>
               <w:t xml:space="preserve">No se aplica pago</w:t>
             </w:r>
@@ -1726,14 +1720,13 @@
           <w:p>
             <w:pPr>
               <w:pStyle w:val="Compact"/>
-              <w:spacing w:line="240" w:lineRule="auto" w:after="0"/>
-              <w:ind w:firstLine="0"/>
-              <w:jc w:val="left"/>
-            </w:pPr>
-            <w:r>
-              <w:rPr>
-                <w:rFonts w:ascii="Times New Roman" w:hAnsi="Times New Roman"/>
-                <w:sz w:val="18"/>
+              <w:spacing w:line="240" w:lineRule="auto" w:after="20"/>
+              <w:ind w:firstLine="0"/>
+              <w:jc w:val="left"/>
+            </w:pPr>
+            <w:r>
+              <w:rPr>
+                <w:sz w:val="17"/>
               </w:rPr>
               <w:t xml:space="preserve">Pendiente</w:t>
             </w:r>
@@ -1746,14 +1739,13 @@
           <w:p>
             <w:pPr>
               <w:pStyle w:val="Compact"/>
-              <w:spacing w:line="240" w:lineRule="auto" w:after="0"/>
-              <w:ind w:firstLine="0"/>
-              <w:jc w:val="left"/>
-            </w:pPr>
-            <w:r>
-              <w:rPr>
-                <w:rFonts w:ascii="Times New Roman" w:hAnsi="Times New Roman"/>
-                <w:sz w:val="18"/>
+              <w:spacing w:line="240" w:lineRule="auto" w:after="20"/>
+              <w:ind w:firstLine="0"/>
+              <w:jc w:val="left"/>
+            </w:pPr>
+            <w:r>
+              <w:rPr>
+                <w:sz w:val="17"/>
               </w:rPr>
               <w:t xml:space="preserve">CP-16</w:t>
             </w:r>
@@ -1764,14 +1756,13 @@
           <w:p>
             <w:pPr>
               <w:pStyle w:val="Compact"/>
-              <w:spacing w:line="240" w:lineRule="auto" w:after="0"/>
-              <w:ind w:firstLine="0"/>
-              <w:jc w:val="left"/>
-            </w:pPr>
-            <w:r>
-              <w:rPr>
-                <w:rFonts w:ascii="Times New Roman" w:hAnsi="Times New Roman"/>
-                <w:sz w:val="18"/>
+              <w:spacing w:line="240" w:lineRule="auto" w:after="20"/>
+              <w:ind w:firstLine="0"/>
+              <w:jc w:val="left"/>
+            </w:pPr>
+            <w:r>
+              <w:rPr>
+                <w:sz w:val="17"/>
               </w:rPr>
               <w:t xml:space="preserve">Webhook repetido</w:t>
             </w:r>
@@ -1782,14 +1773,13 @@
           <w:p>
             <w:pPr>
               <w:pStyle w:val="Compact"/>
-              <w:spacing w:line="240" w:lineRule="auto" w:after="0"/>
-              <w:ind w:firstLine="0"/>
-              <w:jc w:val="left"/>
-            </w:pPr>
-            <w:r>
-              <w:rPr>
-                <w:rFonts w:ascii="Times New Roman" w:hAnsi="Times New Roman"/>
-                <w:sz w:val="18"/>
+              <w:spacing w:line="240" w:lineRule="auto" w:after="20"/>
+              <w:ind w:firstLine="0"/>
+              <w:jc w:val="left"/>
+            </w:pPr>
+            <w:r>
+              <w:rPr>
+                <w:sz w:val="17"/>
               </w:rPr>
               <w:t xml:space="preserve">Mismo evento dos veces</w:t>
             </w:r>
@@ -1800,14 +1790,13 @@
           <w:p>
             <w:pPr>
               <w:pStyle w:val="Compact"/>
-              <w:spacing w:line="240" w:lineRule="auto" w:after="0"/>
-              <w:ind w:firstLine="0"/>
-              <w:jc w:val="left"/>
-            </w:pPr>
-            <w:r>
-              <w:rPr>
-                <w:rFonts w:ascii="Times New Roman" w:hAnsi="Times New Roman"/>
-                <w:sz w:val="18"/>
+              <w:spacing w:line="240" w:lineRule="auto" w:after="20"/>
+              <w:ind w:firstLine="0"/>
+              <w:jc w:val="left"/>
+            </w:pPr>
+            <w:r>
+              <w:rPr>
+                <w:sz w:val="17"/>
               </w:rPr>
               <w:t xml:space="preserve">Idempotencia</w:t>
             </w:r>
@@ -1818,14 +1807,13 @@
           <w:p>
             <w:pPr>
               <w:pStyle w:val="Compact"/>
-              <w:spacing w:line="240" w:lineRule="auto" w:after="0"/>
-              <w:ind w:firstLine="0"/>
-              <w:jc w:val="left"/>
-            </w:pPr>
-            <w:r>
-              <w:rPr>
-                <w:rFonts w:ascii="Times New Roman" w:hAnsi="Times New Roman"/>
-                <w:sz w:val="18"/>
+              <w:spacing w:line="240" w:lineRule="auto" w:after="20"/>
+              <w:ind w:firstLine="0"/>
+              <w:jc w:val="left"/>
+            </w:pPr>
+            <w:r>
+              <w:rPr>
+                <w:sz w:val="17"/>
               </w:rPr>
               <w:t xml:space="preserve">Pendiente</w:t>
             </w:r>
@@ -1838,14 +1826,13 @@
           <w:p>
             <w:pPr>
               <w:pStyle w:val="Compact"/>
-              <w:spacing w:line="240" w:lineRule="auto" w:after="0"/>
-              <w:ind w:firstLine="0"/>
-              <w:jc w:val="left"/>
-            </w:pPr>
-            <w:r>
-              <w:rPr>
-                <w:rFonts w:ascii="Times New Roman" w:hAnsi="Times New Roman"/>
-                <w:sz w:val="18"/>
+              <w:spacing w:line="240" w:lineRule="auto" w:after="20"/>
+              <w:ind w:firstLine="0"/>
+              <w:jc w:val="left"/>
+            </w:pPr>
+            <w:r>
+              <w:rPr>
+                <w:sz w:val="17"/>
               </w:rPr>
               <w:t xml:space="preserve">CP-17</w:t>
             </w:r>
@@ -1856,14 +1843,13 @@
           <w:p>
             <w:pPr>
               <w:pStyle w:val="Compact"/>
-              <w:spacing w:line="240" w:lineRule="auto" w:after="0"/>
-              <w:ind w:firstLine="0"/>
-              <w:jc w:val="left"/>
-            </w:pPr>
-            <w:r>
-              <w:rPr>
-                <w:rFonts w:ascii="Times New Roman" w:hAnsi="Times New Roman"/>
-                <w:sz w:val="18"/>
+              <w:spacing w:line="240" w:lineRule="auto" w:after="20"/>
+              <w:ind w:firstLine="0"/>
+              <w:jc w:val="left"/>
+            </w:pPr>
+            <w:r>
+              <w:rPr>
+                <w:sz w:val="17"/>
               </w:rPr>
               <w:t xml:space="preserve">Pago rechazado</w:t>
             </w:r>
@@ -1874,14 +1860,13 @@
           <w:p>
             <w:pPr>
               <w:pStyle w:val="Compact"/>
-              <w:spacing w:line="240" w:lineRule="auto" w:after="0"/>
-              <w:ind w:firstLine="0"/>
-              <w:jc w:val="left"/>
-            </w:pPr>
-            <w:r>
-              <w:rPr>
-                <w:rFonts w:ascii="Times New Roman" w:hAnsi="Times New Roman"/>
-                <w:sz w:val="18"/>
+              <w:spacing w:line="240" w:lineRule="auto" w:after="20"/>
+              <w:ind w:firstLine="0"/>
+              <w:jc w:val="left"/>
+            </w:pPr>
+            <w:r>
+              <w:rPr>
+                <w:sz w:val="17"/>
               </w:rPr>
               <w:t xml:space="preserve">Sandbox REJECTED</w:t>
             </w:r>
@@ -1892,14 +1877,13 @@
           <w:p>
             <w:pPr>
               <w:pStyle w:val="Compact"/>
-              <w:spacing w:line="240" w:lineRule="auto" w:after="0"/>
-              <w:ind w:firstLine="0"/>
-              <w:jc w:val="left"/>
-            </w:pPr>
-            <w:r>
-              <w:rPr>
-                <w:rFonts w:ascii="Times New Roman" w:hAnsi="Times New Roman"/>
-                <w:sz w:val="18"/>
+              <w:spacing w:line="240" w:lineRule="auto" w:after="20"/>
+              <w:ind w:firstLine="0"/>
+              <w:jc w:val="left"/>
+            </w:pPr>
+            <w:r>
+              <w:rPr>
+                <w:sz w:val="17"/>
               </w:rPr>
               <w:t xml:space="preserve">No cambiar a pagado</w:t>
             </w:r>
@@ -1910,14 +1894,13 @@
           <w:p>
             <w:pPr>
               <w:pStyle w:val="Compact"/>
-              <w:spacing w:line="240" w:lineRule="auto" w:after="0"/>
-              <w:ind w:firstLine="0"/>
-              <w:jc w:val="left"/>
-            </w:pPr>
-            <w:r>
-              <w:rPr>
-                <w:rFonts w:ascii="Times New Roman" w:hAnsi="Times New Roman"/>
-                <w:sz w:val="18"/>
+              <w:spacing w:line="240" w:lineRule="auto" w:after="20"/>
+              <w:ind w:firstLine="0"/>
+              <w:jc w:val="left"/>
+            </w:pPr>
+            <w:r>
+              <w:rPr>
+                <w:sz w:val="17"/>
               </w:rPr>
               <w:t xml:space="preserve">Pendiente</w:t>
             </w:r>
@@ -1930,14 +1913,13 @@
           <w:p>
             <w:pPr>
               <w:pStyle w:val="Compact"/>
-              <w:spacing w:line="240" w:lineRule="auto" w:after="0"/>
-              <w:ind w:firstLine="0"/>
-              <w:jc w:val="left"/>
-            </w:pPr>
-            <w:r>
-              <w:rPr>
-                <w:rFonts w:ascii="Times New Roman" w:hAnsi="Times New Roman"/>
-                <w:sz w:val="18"/>
+              <w:spacing w:line="240" w:lineRule="auto" w:after="20"/>
+              <w:ind w:firstLine="0"/>
+              <w:jc w:val="left"/>
+            </w:pPr>
+            <w:r>
+              <w:rPr>
+                <w:sz w:val="17"/>
               </w:rPr>
               <w:t xml:space="preserve">CP-18</w:t>
             </w:r>
@@ -1948,14 +1930,13 @@
           <w:p>
             <w:pPr>
               <w:pStyle w:val="Compact"/>
-              <w:spacing w:line="240" w:lineRule="auto" w:after="0"/>
-              <w:ind w:firstLine="0"/>
-              <w:jc w:val="left"/>
-            </w:pPr>
-            <w:r>
-              <w:rPr>
-                <w:rFonts w:ascii="Times New Roman" w:hAnsi="Times New Roman"/>
-                <w:sz w:val="18"/>
+              <w:spacing w:line="240" w:lineRule="auto" w:after="20"/>
+              <w:ind w:firstLine="0"/>
+              <w:jc w:val="left"/>
+            </w:pPr>
+            <w:r>
+              <w:rPr>
+                <w:sz w:val="17"/>
               </w:rPr>
               <w:t xml:space="preserve">QR cajero</w:t>
             </w:r>
@@ -1966,14 +1947,13 @@
           <w:p>
             <w:pPr>
               <w:pStyle w:val="Compact"/>
-              <w:spacing w:line="240" w:lineRule="auto" w:after="0"/>
-              <w:ind w:firstLine="0"/>
-              <w:jc w:val="left"/>
-            </w:pPr>
-            <w:r>
-              <w:rPr>
-                <w:rFonts w:ascii="Times New Roman" w:hAnsi="Times New Roman"/>
-                <w:sz w:val="18"/>
+              <w:spacing w:line="240" w:lineRule="auto" w:after="20"/>
+              <w:ind w:firstLine="0"/>
+              <w:jc w:val="left"/>
+            </w:pPr>
+            <w:r>
+              <w:rPr>
+                <w:sz w:val="17"/>
               </w:rPr>
               <w:t xml:space="preserve">Generar link desde turno válido</w:t>
             </w:r>
@@ -1984,14 +1964,13 @@
           <w:p>
             <w:pPr>
               <w:pStyle w:val="Compact"/>
-              <w:spacing w:line="240" w:lineRule="auto" w:after="0"/>
-              <w:ind w:firstLine="0"/>
-              <w:jc w:val="left"/>
-            </w:pPr>
-            <w:r>
-              <w:rPr>
-                <w:rFonts w:ascii="Times New Roman" w:hAnsi="Times New Roman"/>
-                <w:sz w:val="18"/>
+              <w:spacing w:line="240" w:lineRule="auto" w:after="20"/>
+              <w:ind w:firstLine="0"/>
+              <w:jc w:val="left"/>
+            </w:pPr>
+            <w:r>
+              <w:rPr>
+                <w:sz w:val="17"/>
               </w:rPr>
               <w:t xml:space="preserve">Referencia y valor correctos</w:t>
             </w:r>
@@ -2002,14 +1981,13 @@
           <w:p>
             <w:pPr>
               <w:pStyle w:val="Compact"/>
-              <w:spacing w:line="240" w:lineRule="auto" w:after="0"/>
-              <w:ind w:firstLine="0"/>
-              <w:jc w:val="left"/>
-            </w:pPr>
-            <w:r>
-              <w:rPr>
-                <w:rFonts w:ascii="Times New Roman" w:hAnsi="Times New Roman"/>
-                <w:sz w:val="18"/>
+              <w:spacing w:line="240" w:lineRule="auto" w:after="20"/>
+              <w:ind w:firstLine="0"/>
+              <w:jc w:val="left"/>
+            </w:pPr>
+            <w:r>
+              <w:rPr>
+                <w:sz w:val="17"/>
               </w:rPr>
               <w:t xml:space="preserve">Pendiente</w:t>
             </w:r>
@@ -2022,14 +2000,13 @@
           <w:p>
             <w:pPr>
               <w:pStyle w:val="Compact"/>
-              <w:spacing w:line="240" w:lineRule="auto" w:after="0"/>
-              <w:ind w:firstLine="0"/>
-              <w:jc w:val="left"/>
-            </w:pPr>
-            <w:r>
-              <w:rPr>
-                <w:rFonts w:ascii="Times New Roman" w:hAnsi="Times New Roman"/>
-                <w:sz w:val="18"/>
+              <w:spacing w:line="240" w:lineRule="auto" w:after="20"/>
+              <w:ind w:firstLine="0"/>
+              <w:jc w:val="left"/>
+            </w:pPr>
+            <w:r>
+              <w:rPr>
+                <w:sz w:val="17"/>
               </w:rPr>
               <w:t xml:space="preserve">CP-19</w:t>
             </w:r>
@@ -2040,14 +2017,13 @@
           <w:p>
             <w:pPr>
               <w:pStyle w:val="Compact"/>
-              <w:spacing w:line="240" w:lineRule="auto" w:after="0"/>
-              <w:ind w:firstLine="0"/>
-              <w:jc w:val="left"/>
-            </w:pPr>
-            <w:r>
-              <w:rPr>
-                <w:rFonts w:ascii="Times New Roman" w:hAnsi="Times New Roman"/>
-                <w:sz w:val="18"/>
+              <w:spacing w:line="240" w:lineRule="auto" w:after="20"/>
+              <w:ind w:firstLine="0"/>
+              <w:jc w:val="left"/>
+            </w:pPr>
+            <w:r>
+              <w:rPr>
+                <w:sz w:val="17"/>
               </w:rPr>
               <w:t xml:space="preserve">Cierre de caja</w:t>
             </w:r>
@@ -2058,14 +2034,13 @@
           <w:p>
             <w:pPr>
               <w:pStyle w:val="Compact"/>
-              <w:spacing w:line="240" w:lineRule="auto" w:after="0"/>
-              <w:ind w:firstLine="0"/>
-              <w:jc w:val="left"/>
-            </w:pPr>
-            <w:r>
-              <w:rPr>
-                <w:rFonts w:ascii="Times New Roman" w:hAnsi="Times New Roman"/>
-                <w:sz w:val="18"/>
+              <w:spacing w:line="240" w:lineRule="auto" w:after="20"/>
+              <w:ind w:firstLine="0"/>
+              <w:jc w:val="left"/>
+            </w:pPr>
+            <w:r>
+              <w:rPr>
+                <w:sz w:val="17"/>
               </w:rPr>
               <w:t xml:space="preserve">Pagos del cajero actual</w:t>
             </w:r>
@@ -2076,14 +2051,13 @@
           <w:p>
             <w:pPr>
               <w:pStyle w:val="Compact"/>
-              <w:spacing w:line="240" w:lineRule="auto" w:after="0"/>
-              <w:ind w:firstLine="0"/>
-              <w:jc w:val="left"/>
-            </w:pPr>
-            <w:r>
-              <w:rPr>
-                <w:rFonts w:ascii="Times New Roman" w:hAnsi="Times New Roman"/>
-                <w:sz w:val="18"/>
+              <w:spacing w:line="240" w:lineRule="auto" w:after="20"/>
+              <w:ind w:firstLine="0"/>
+              <w:jc w:val="left"/>
+            </w:pPr>
+            <w:r>
+              <w:rPr>
+                <w:sz w:val="17"/>
               </w:rPr>
               <w:t xml:space="preserve">No mezcla de empleados</w:t>
             </w:r>
@@ -2094,14 +2068,13 @@
           <w:p>
             <w:pPr>
               <w:pStyle w:val="Compact"/>
-              <w:spacing w:line="240" w:lineRule="auto" w:after="0"/>
-              <w:ind w:firstLine="0"/>
-              <w:jc w:val="left"/>
-            </w:pPr>
-            <w:r>
-              <w:rPr>
-                <w:rFonts w:ascii="Times New Roman" w:hAnsi="Times New Roman"/>
-                <w:sz w:val="18"/>
+              <w:spacing w:line="240" w:lineRule="auto" w:after="20"/>
+              <w:ind w:firstLine="0"/>
+              <w:jc w:val="left"/>
+            </w:pPr>
+            <w:r>
+              <w:rPr>
+                <w:sz w:val="17"/>
               </w:rPr>
               <w:t xml:space="preserve">Pendiente</w:t>
             </w:r>
@@ -2114,14 +2087,13 @@
           <w:p>
             <w:pPr>
               <w:pStyle w:val="Compact"/>
-              <w:spacing w:line="240" w:lineRule="auto" w:after="0"/>
-              <w:ind w:firstLine="0"/>
-              <w:jc w:val="left"/>
-            </w:pPr>
-            <w:r>
-              <w:rPr>
-                <w:rFonts w:ascii="Times New Roman" w:hAnsi="Times New Roman"/>
-                <w:sz w:val="18"/>
+              <w:spacing w:line="240" w:lineRule="auto" w:after="20"/>
+              <w:ind w:firstLine="0"/>
+              <w:jc w:val="left"/>
+            </w:pPr>
+            <w:r>
+              <w:rPr>
+                <w:sz w:val="17"/>
               </w:rPr>
               <w:t xml:space="preserve">CP-20</w:t>
             </w:r>
@@ -2132,14 +2104,13 @@
           <w:p>
             <w:pPr>
               <w:pStyle w:val="Compact"/>
-              <w:spacing w:line="240" w:lineRule="auto" w:after="0"/>
-              <w:ind w:firstLine="0"/>
-              <w:jc w:val="left"/>
-            </w:pPr>
-            <w:r>
-              <w:rPr>
-                <w:rFonts w:ascii="Times New Roman" w:hAnsi="Times New Roman"/>
-                <w:sz w:val="18"/>
+              <w:spacing w:line="240" w:lineRule="auto" w:after="20"/>
+              <w:ind w:firstLine="0"/>
+              <w:jc w:val="left"/>
+            </w:pPr>
+            <w:r>
+              <w:rPr>
+                <w:sz w:val="17"/>
               </w:rPr>
               <w:t xml:space="preserve">Entrega ajena</w:t>
             </w:r>
@@ -2150,14 +2121,13 @@
           <w:p>
             <w:pPr>
               <w:pStyle w:val="Compact"/>
-              <w:spacing w:line="240" w:lineRule="auto" w:after="0"/>
-              <w:ind w:firstLine="0"/>
-              <w:jc w:val="left"/>
-            </w:pPr>
-            <w:r>
-              <w:rPr>
-                <w:rFonts w:ascii="Times New Roman" w:hAnsi="Times New Roman"/>
-                <w:sz w:val="18"/>
+              <w:spacing w:line="240" w:lineRule="auto" w:after="20"/>
+              <w:ind w:firstLine="0"/>
+              <w:jc w:val="left"/>
+            </w:pPr>
+            <w:r>
+              <w:rPr>
+                <w:sz w:val="17"/>
               </w:rPr>
               <w:t xml:space="preserve">Repartidor A pide B</w:t>
             </w:r>
@@ -2168,14 +2138,13 @@
           <w:p>
             <w:pPr>
               <w:pStyle w:val="Compact"/>
-              <w:spacing w:line="240" w:lineRule="auto" w:after="0"/>
-              <w:ind w:firstLine="0"/>
-              <w:jc w:val="left"/>
-            </w:pPr>
-            <w:r>
-              <w:rPr>
-                <w:rFonts w:ascii="Times New Roman" w:hAnsi="Times New Roman"/>
-                <w:sz w:val="18"/>
+              <w:spacing w:line="240" w:lineRule="auto" w:after="20"/>
+              <w:ind w:firstLine="0"/>
+              <w:jc w:val="left"/>
+            </w:pPr>
+            <w:r>
+              <w:rPr>
+                <w:sz w:val="17"/>
               </w:rPr>
               <w:t xml:space="preserve">Acceso rechazado</w:t>
             </w:r>
@@ -2186,14 +2155,13 @@
           <w:p>
             <w:pPr>
               <w:pStyle w:val="Compact"/>
-              <w:spacing w:line="240" w:lineRule="auto" w:after="0"/>
-              <w:ind w:firstLine="0"/>
-              <w:jc w:val="left"/>
-            </w:pPr>
-            <w:r>
-              <w:rPr>
-                <w:rFonts w:ascii="Times New Roman" w:hAnsi="Times New Roman"/>
-                <w:sz w:val="18"/>
+              <w:spacing w:line="240" w:lineRule="auto" w:after="20"/>
+              <w:ind w:firstLine="0"/>
+              <w:jc w:val="left"/>
+            </w:pPr>
+            <w:r>
+              <w:rPr>
+                <w:sz w:val="17"/>
               </w:rPr>
               <w:t xml:space="preserve">Pendiente</w:t>
             </w:r>
@@ -2206,14 +2174,13 @@
           <w:p>
             <w:pPr>
               <w:pStyle w:val="Compact"/>
-              <w:spacing w:line="240" w:lineRule="auto" w:after="0"/>
-              <w:ind w:firstLine="0"/>
-              <w:jc w:val="left"/>
-            </w:pPr>
-            <w:r>
-              <w:rPr>
-                <w:rFonts w:ascii="Times New Roman" w:hAnsi="Times New Roman"/>
-                <w:sz w:val="18"/>
+              <w:spacing w:line="240" w:lineRule="auto" w:after="20"/>
+              <w:ind w:firstLine="0"/>
+              <w:jc w:val="left"/>
+            </w:pPr>
+            <w:r>
+              <w:rPr>
+                <w:sz w:val="17"/>
               </w:rPr>
               <w:t xml:space="preserve">CP-21</w:t>
             </w:r>
@@ -2224,14 +2191,13 @@
           <w:p>
             <w:pPr>
               <w:pStyle w:val="Compact"/>
-              <w:spacing w:line="240" w:lineRule="auto" w:after="0"/>
-              <w:ind w:firstLine="0"/>
-              <w:jc w:val="left"/>
-            </w:pPr>
-            <w:r>
-              <w:rPr>
-                <w:rFonts w:ascii="Times New Roman" w:hAnsi="Times New Roman"/>
-                <w:sz w:val="18"/>
+              <w:spacing w:line="240" w:lineRule="auto" w:after="20"/>
+              <w:ind w:firstLine="0"/>
+              <w:jc w:val="left"/>
+            </w:pPr>
+            <w:r>
+              <w:rPr>
+                <w:sz w:val="17"/>
               </w:rPr>
               <w:t xml:space="preserve">Calificación</w:t>
             </w:r>
@@ -2242,14 +2208,13 @@
           <w:p>
             <w:pPr>
               <w:pStyle w:val="Compact"/>
-              <w:spacing w:line="240" w:lineRule="auto" w:after="0"/>
-              <w:ind w:firstLine="0"/>
-              <w:jc w:val="left"/>
-            </w:pPr>
-            <w:r>
-              <w:rPr>
-                <w:rFonts w:ascii="Times New Roman" w:hAnsi="Times New Roman"/>
-                <w:sz w:val="18"/>
+              <w:spacing w:line="240" w:lineRule="auto" w:after="20"/>
+              <w:ind w:firstLine="0"/>
+              <w:jc w:val="left"/>
+            </w:pPr>
+            <w:r>
+              <w:rPr>
+                <w:sz w:val="17"/>
               </w:rPr>
               <w:t xml:space="preserve">Cliente propietario de entrega</w:t>
             </w:r>
@@ -2260,14 +2225,13 @@
           <w:p>
             <w:pPr>
               <w:pStyle w:val="Compact"/>
-              <w:spacing w:line="240" w:lineRule="auto" w:after="0"/>
-              <w:ind w:firstLine="0"/>
-              <w:jc w:val="left"/>
-            </w:pPr>
-            <w:r>
-              <w:rPr>
-                <w:rFonts w:ascii="Times New Roman" w:hAnsi="Times New Roman"/>
-                <w:sz w:val="18"/>
+              <w:spacing w:line="240" w:lineRule="auto" w:after="20"/>
+              <w:ind w:firstLine="0"/>
+              <w:jc w:val="left"/>
+            </w:pPr>
+            <w:r>
+              <w:rPr>
+                <w:sz w:val="17"/>
               </w:rPr>
               <w:t xml:space="preserve">Guardar solo 1..5</w:t>
             </w:r>
@@ -2278,14 +2242,13 @@
           <w:p>
             <w:pPr>
               <w:pStyle w:val="Compact"/>
-              <w:spacing w:line="240" w:lineRule="auto" w:after="0"/>
-              <w:ind w:firstLine="0"/>
-              <w:jc w:val="left"/>
-            </w:pPr>
-            <w:r>
-              <w:rPr>
-                <w:rFonts w:ascii="Times New Roman" w:hAnsi="Times New Roman"/>
-                <w:sz w:val="18"/>
+              <w:spacing w:line="240" w:lineRule="auto" w:after="20"/>
+              <w:ind w:firstLine="0"/>
+              <w:jc w:val="left"/>
+            </w:pPr>
+            <w:r>
+              <w:rPr>
+                <w:sz w:val="17"/>
               </w:rPr>
               <w:t xml:space="preserve">Pendiente</w:t>
             </w:r>
@@ -2298,14 +2261,13 @@
           <w:p>
             <w:pPr>
               <w:pStyle w:val="Compact"/>
-              <w:spacing w:line="240" w:lineRule="auto" w:after="0"/>
-              <w:ind w:firstLine="0"/>
-              <w:jc w:val="left"/>
-            </w:pPr>
-            <w:r>
-              <w:rPr>
-                <w:rFonts w:ascii="Times New Roman" w:hAnsi="Times New Roman"/>
-                <w:sz w:val="18"/>
+              <w:spacing w:line="240" w:lineRule="auto" w:after="20"/>
+              <w:ind w:firstLine="0"/>
+              <w:jc w:val="left"/>
+            </w:pPr>
+            <w:r>
+              <w:rPr>
+                <w:sz w:val="17"/>
               </w:rPr>
               <w:t xml:space="preserve">CP-22</w:t>
             </w:r>
@@ -2316,14 +2278,13 @@
           <w:p>
             <w:pPr>
               <w:pStyle w:val="Compact"/>
-              <w:spacing w:line="240" w:lineRule="auto" w:after="0"/>
-              <w:ind w:firstLine="0"/>
-              <w:jc w:val="left"/>
-            </w:pPr>
-            <w:r>
-              <w:rPr>
-                <w:rFonts w:ascii="Times New Roman" w:hAnsi="Times New Roman"/>
-                <w:sz w:val="18"/>
+              <w:spacing w:line="240" w:lineRule="auto" w:after="20"/>
+              <w:ind w:firstLine="0"/>
+              <w:jc w:val="left"/>
+            </w:pPr>
+            <w:r>
+              <w:rPr>
+                <w:sz w:val="17"/>
               </w:rPr>
               <w:t xml:space="preserve">SignalR</w:t>
             </w:r>
@@ -2334,14 +2295,13 @@
           <w:p>
             <w:pPr>
               <w:pStyle w:val="Compact"/>
-              <w:spacing w:line="240" w:lineRule="auto" w:after="0"/>
-              <w:ind w:firstLine="0"/>
-              <w:jc w:val="left"/>
-            </w:pPr>
-            <w:r>
-              <w:rPr>
-                <w:rFonts w:ascii="Times New Roman" w:hAnsi="Times New Roman"/>
-                <w:sz w:val="18"/>
+              <w:spacing w:line="240" w:lineRule="auto" w:after="20"/>
+              <w:ind w:firstLine="0"/>
+              <w:jc w:val="left"/>
+            </w:pPr>
+            <w:r>
+              <w:rPr>
+                <w:sz w:val="17"/>
               </w:rPr>
               <w:t xml:space="preserve">Cliente autorizado suscrito</w:t>
             </w:r>
@@ -2352,14 +2312,13 @@
           <w:p>
             <w:pPr>
               <w:pStyle w:val="Compact"/>
-              <w:spacing w:line="240" w:lineRule="auto" w:after="0"/>
-              <w:ind w:firstLine="0"/>
-              <w:jc w:val="left"/>
-            </w:pPr>
-            <w:r>
-              <w:rPr>
-                <w:rFonts w:ascii="Times New Roman" w:hAnsi="Times New Roman"/>
-                <w:sz w:val="18"/>
+              <w:spacing w:line="240" w:lineRule="auto" w:after="20"/>
+              <w:ind w:firstLine="0"/>
+              <w:jc w:val="left"/>
+            </w:pPr>
+            <w:r>
+              <w:rPr>
+                <w:sz w:val="17"/>
               </w:rPr>
               <w:t xml:space="preserve">Evento recibido/reconexión</w:t>
             </w:r>
@@ -2370,14 +2329,13 @@
           <w:p>
             <w:pPr>
               <w:pStyle w:val="Compact"/>
-              <w:spacing w:line="240" w:lineRule="auto" w:after="0"/>
-              <w:ind w:firstLine="0"/>
-              <w:jc w:val="left"/>
-            </w:pPr>
-            <w:r>
-              <w:rPr>
-                <w:rFonts w:ascii="Times New Roman" w:hAnsi="Times New Roman"/>
-                <w:sz w:val="18"/>
+              <w:spacing w:line="240" w:lineRule="auto" w:after="20"/>
+              <w:ind w:firstLine="0"/>
+              <w:jc w:val="left"/>
+            </w:pPr>
+            <w:r>
+              <w:rPr>
+                <w:sz w:val="17"/>
               </w:rPr>
               <w:t xml:space="preserve">Pendiente</w:t>
             </w:r>
@@ -2390,14 +2348,13 @@
           <w:p>
             <w:pPr>
               <w:pStyle w:val="Compact"/>
-              <w:spacing w:line="240" w:lineRule="auto" w:after="0"/>
-              <w:ind w:firstLine="0"/>
-              <w:jc w:val="left"/>
-            </w:pPr>
-            <w:r>
-              <w:rPr>
-                <w:rFonts w:ascii="Times New Roman" w:hAnsi="Times New Roman"/>
-                <w:sz w:val="18"/>
+              <w:spacing w:line="240" w:lineRule="auto" w:after="20"/>
+              <w:ind w:firstLine="0"/>
+              <w:jc w:val="left"/>
+            </w:pPr>
+            <w:r>
+              <w:rPr>
+                <w:sz w:val="17"/>
               </w:rPr>
               <w:t xml:space="preserve">CP-23</w:t>
             </w:r>
@@ -2408,14 +2365,13 @@
           <w:p>
             <w:pPr>
               <w:pStyle w:val="Compact"/>
-              <w:spacing w:line="240" w:lineRule="auto" w:after="0"/>
-              <w:ind w:firstLine="0"/>
-              <w:jc w:val="left"/>
-            </w:pPr>
-            <w:r>
-              <w:rPr>
-                <w:rFonts w:ascii="Times New Roman" w:hAnsi="Times New Roman"/>
-                <w:sz w:val="18"/>
+              <w:spacing w:line="240" w:lineRule="auto" w:after="20"/>
+              <w:ind w:firstLine="0"/>
+              <w:jc w:val="left"/>
+            </w:pPr>
+            <w:r>
+              <w:rPr>
+                <w:sz w:val="17"/>
               </w:rPr>
               <w:t xml:space="preserve">DB falla</w:t>
             </w:r>
@@ -2426,14 +2382,13 @@
           <w:p>
             <w:pPr>
               <w:pStyle w:val="Compact"/>
-              <w:spacing w:line="240" w:lineRule="auto" w:after="0"/>
-              <w:ind w:firstLine="0"/>
-              <w:jc w:val="left"/>
-            </w:pPr>
-            <w:r>
-              <w:rPr>
-                <w:rFonts w:ascii="Times New Roman" w:hAnsi="Times New Roman"/>
-                <w:sz w:val="18"/>
+              <w:spacing w:line="240" w:lineRule="auto" w:after="20"/>
+              <w:ind w:firstLine="0"/>
+              <w:jc w:val="left"/>
+            </w:pPr>
+            <w:r>
+              <w:rPr>
+                <w:sz w:val="17"/>
               </w:rPr>
               <w:t xml:space="preserve">Interrumpir motor</w:t>
             </w:r>
@@ -2444,14 +2399,13 @@
           <w:p>
             <w:pPr>
               <w:pStyle w:val="Compact"/>
-              <w:spacing w:line="240" w:lineRule="auto" w:after="0"/>
-              <w:ind w:firstLine="0"/>
-              <w:jc w:val="left"/>
-            </w:pPr>
-            <w:r>
-              <w:rPr>
-                <w:rFonts w:ascii="Times New Roman" w:hAnsi="Times New Roman"/>
-                <w:sz w:val="18"/>
+              <w:spacing w:line="240" w:lineRule="auto" w:after="20"/>
+              <w:ind w:firstLine="0"/>
+              <w:jc w:val="left"/>
+            </w:pPr>
+            <w:r>
+              <w:rPr>
+                <w:sz w:val="17"/>
               </w:rPr>
               <w:t xml:space="preserve">Sin corrupción ni secretos en error</w:t>
             </w:r>
@@ -2462,14 +2416,13 @@
           <w:p>
             <w:pPr>
               <w:pStyle w:val="Compact"/>
-              <w:spacing w:line="240" w:lineRule="auto" w:after="0"/>
-              <w:ind w:firstLine="0"/>
-              <w:jc w:val="left"/>
-            </w:pPr>
-            <w:r>
-              <w:rPr>
-                <w:rFonts w:ascii="Times New Roman" w:hAnsi="Times New Roman"/>
-                <w:sz w:val="18"/>
+              <w:spacing w:line="240" w:lineRule="auto" w:after="20"/>
+              <w:ind w:firstLine="0"/>
+              <w:jc w:val="left"/>
+            </w:pPr>
+            <w:r>
+              <w:rPr>
+                <w:sz w:val="17"/>
               </w:rPr>
               <w:t xml:space="preserve">Pendiente</w:t>
             </w:r>
@@ -2482,14 +2435,13 @@
           <w:p>
             <w:pPr>
               <w:pStyle w:val="Compact"/>
-              <w:spacing w:line="240" w:lineRule="auto" w:after="0"/>
-              <w:ind w:firstLine="0"/>
-              <w:jc w:val="left"/>
-            </w:pPr>
-            <w:r>
-              <w:rPr>
-                <w:rFonts w:ascii="Times New Roman" w:hAnsi="Times New Roman"/>
-                <w:sz w:val="18"/>
+              <w:spacing w:line="240" w:lineRule="auto" w:after="20"/>
+              <w:ind w:firstLine="0"/>
+              <w:jc w:val="left"/>
+            </w:pPr>
+            <w:r>
+              <w:rPr>
+                <w:sz w:val="17"/>
               </w:rPr>
               <w:t xml:space="preserve">CP-24</w:t>
             </w:r>
@@ -2500,14 +2452,13 @@
           <w:p>
             <w:pPr>
               <w:pStyle w:val="Compact"/>
-              <w:spacing w:line="240" w:lineRule="auto" w:after="0"/>
-              <w:ind w:firstLine="0"/>
-              <w:jc w:val="left"/>
-            </w:pPr>
-            <w:r>
-              <w:rPr>
-                <w:rFonts w:ascii="Times New Roman" w:hAnsi="Times New Roman"/>
-                <w:sz w:val="18"/>
+              <w:spacing w:line="240" w:lineRule="auto" w:after="20"/>
+              <w:ind w:firstLine="0"/>
+              <w:jc w:val="left"/>
+            </w:pPr>
+            <w:r>
+              <w:rPr>
+                <w:sz w:val="17"/>
               </w:rPr>
               <w:t xml:space="preserve">Migración</w:t>
             </w:r>
@@ -2518,14 +2469,13 @@
           <w:p>
             <w:pPr>
               <w:pStyle w:val="Compact"/>
-              <w:spacing w:line="240" w:lineRule="auto" w:after="0"/>
-              <w:ind w:firstLine="0"/>
-              <w:jc w:val="left"/>
-            </w:pPr>
-            <w:r>
-              <w:rPr>
-                <w:rFonts w:ascii="Times New Roman" w:hAnsi="Times New Roman"/>
-                <w:sz w:val="18"/>
+              <w:spacing w:line="240" w:lineRule="auto" w:after="20"/>
+              <w:ind w:firstLine="0"/>
+              <w:jc w:val="left"/>
+            </w:pPr>
+            <w:r>
+              <w:rPr>
+                <w:sz w:val="17"/>
               </w:rPr>
               <w:t xml:space="preserve">BD efímera desde cero</w:t>
             </w:r>
@@ -2536,14 +2486,13 @@
           <w:p>
             <w:pPr>
               <w:pStyle w:val="Compact"/>
-              <w:spacing w:line="240" w:lineRule="auto" w:after="0"/>
-              <w:ind w:firstLine="0"/>
-              <w:jc w:val="left"/>
-            </w:pPr>
-            <w:r>
-              <w:rPr>
-                <w:rFonts w:ascii="Times New Roman" w:hAnsi="Times New Roman"/>
-                <w:sz w:val="18"/>
+              <w:spacing w:line="240" w:lineRule="auto" w:after="20"/>
+              <w:ind w:firstLine="0"/>
+              <w:jc w:val="left"/>
+            </w:pPr>
+            <w:r>
+              <w:rPr>
+                <w:sz w:val="17"/>
               </w:rPr>
               <w:t xml:space="preserve">Schema coherente</w:t>
             </w:r>
@@ -2554,14 +2503,13 @@
           <w:p>
             <w:pPr>
               <w:pStyle w:val="Compact"/>
-              <w:spacing w:line="240" w:lineRule="auto" w:after="0"/>
-              <w:ind w:firstLine="0"/>
-              <w:jc w:val="left"/>
-            </w:pPr>
-            <w:r>
-              <w:rPr>
-                <w:rFonts w:ascii="Times New Roman" w:hAnsi="Times New Roman"/>
-                <w:sz w:val="18"/>
+              <w:spacing w:line="240" w:lineRule="auto" w:after="20"/>
+              <w:ind w:firstLine="0"/>
+              <w:jc w:val="left"/>
+            </w:pPr>
+            <w:r>
+              <w:rPr>
+                <w:sz w:val="17"/>
               </w:rPr>
               <w:t xml:space="preserve">Pendiente</w:t>
             </w:r>
@@ -2574,14 +2522,13 @@
           <w:p>
             <w:pPr>
               <w:pStyle w:val="Compact"/>
-              <w:spacing w:line="240" w:lineRule="auto" w:after="0"/>
-              <w:ind w:firstLine="0"/>
-              <w:jc w:val="left"/>
-            </w:pPr>
-            <w:r>
-              <w:rPr>
-                <w:rFonts w:ascii="Times New Roman" w:hAnsi="Times New Roman"/>
-                <w:sz w:val="18"/>
+              <w:spacing w:line="240" w:lineRule="auto" w:after="20"/>
+              <w:ind w:firstLine="0"/>
+              <w:jc w:val="left"/>
+            </w:pPr>
+            <w:r>
+              <w:rPr>
+                <w:sz w:val="17"/>
               </w:rPr>
               <w:t xml:space="preserve">CP-25</w:t>
             </w:r>
@@ -2592,14 +2539,13 @@
           <w:p>
             <w:pPr>
               <w:pStyle w:val="Compact"/>
-              <w:spacing w:line="240" w:lineRule="auto" w:after="0"/>
-              <w:ind w:firstLine="0"/>
-              <w:jc w:val="left"/>
-            </w:pPr>
-            <w:r>
-              <w:rPr>
-                <w:rFonts w:ascii="Times New Roman" w:hAnsi="Times New Roman"/>
-                <w:sz w:val="18"/>
+              <w:spacing w:line="240" w:lineRule="auto" w:after="20"/>
+              <w:ind w:firstLine="0"/>
+              <w:jc w:val="left"/>
+            </w:pPr>
+            <w:r>
+              <w:rPr>
+                <w:sz w:val="17"/>
               </w:rPr>
               <w:t xml:space="preserve">Rollback</w:t>
             </w:r>
@@ -2610,14 +2556,13 @@
           <w:p>
             <w:pPr>
               <w:pStyle w:val="Compact"/>
-              <w:spacing w:line="240" w:lineRule="auto" w:after="0"/>
-              <w:ind w:firstLine="0"/>
-              <w:jc w:val="left"/>
-            </w:pPr>
-            <w:r>
-              <w:rPr>
-                <w:rFonts w:ascii="Times New Roman" w:hAnsi="Times New Roman"/>
-                <w:sz w:val="18"/>
+              <w:spacing w:line="240" w:lineRule="auto" w:after="20"/>
+              <w:ind w:firstLine="0"/>
+              <w:jc w:val="left"/>
+            </w:pPr>
+            <w:r>
+              <w:rPr>
+                <w:sz w:val="17"/>
               </w:rPr>
               <w:t xml:space="preserve">Restaurar backup de prueba</w:t>
             </w:r>
@@ -2628,14 +2573,13 @@
           <w:p>
             <w:pPr>
               <w:pStyle w:val="Compact"/>
-              <w:spacing w:line="240" w:lineRule="auto" w:after="0"/>
-              <w:ind w:firstLine="0"/>
-              <w:jc w:val="left"/>
-            </w:pPr>
-            <w:r>
-              <w:rPr>
-                <w:rFonts w:ascii="Times New Roman" w:hAnsi="Times New Roman"/>
-                <w:sz w:val="18"/>
+              <w:spacing w:line="240" w:lineRule="auto" w:after="20"/>
+              <w:ind w:firstLine="0"/>
+              <w:jc w:val="left"/>
+            </w:pPr>
+            <w:r>
+              <w:rPr>
+                <w:sz w:val="17"/>
               </w:rPr>
               <w:t xml:space="preserve">Integridad post-restauración</w:t>
             </w:r>
@@ -2646,14 +2590,13 @@
           <w:p>
             <w:pPr>
               <w:pStyle w:val="Compact"/>
-              <w:spacing w:line="240" w:lineRule="auto" w:after="0"/>
-              <w:ind w:firstLine="0"/>
-              <w:jc w:val="left"/>
-            </w:pPr>
-            <w:r>
-              <w:rPr>
-                <w:rFonts w:ascii="Times New Roman" w:hAnsi="Times New Roman"/>
-                <w:sz w:val="18"/>
+              <w:spacing w:line="240" w:lineRule="auto" w:after="20"/>
+              <w:ind w:firstLine="0"/>
+              <w:jc w:val="left"/>
+            </w:pPr>
+            <w:r>
+              <w:rPr>
+                <w:sz w:val="17"/>
               </w:rPr>
               <w:t xml:space="preserve">Pendiente</w:t>
             </w:r>
@@ -2666,14 +2609,13 @@
           <w:p>
             <w:pPr>
               <w:pStyle w:val="Compact"/>
-              <w:spacing w:line="240" w:lineRule="auto" w:after="0"/>
-              <w:ind w:firstLine="0"/>
-              <w:jc w:val="left"/>
-            </w:pPr>
-            <w:r>
-              <w:rPr>
-                <w:rFonts w:ascii="Times New Roman" w:hAnsi="Times New Roman"/>
-                <w:sz w:val="18"/>
+              <w:spacing w:line="240" w:lineRule="auto" w:after="20"/>
+              <w:ind w:firstLine="0"/>
+              <w:jc w:val="left"/>
+            </w:pPr>
+            <w:r>
+              <w:rPr>
+                <w:sz w:val="17"/>
               </w:rPr>
               <w:t xml:space="preserve">CP-26</w:t>
             </w:r>
@@ -2684,14 +2626,13 @@
           <w:p>
             <w:pPr>
               <w:pStyle w:val="Compact"/>
-              <w:spacing w:line="240" w:lineRule="auto" w:after="0"/>
-              <w:ind w:firstLine="0"/>
-              <w:jc w:val="left"/>
-            </w:pPr>
-            <w:r>
-              <w:rPr>
-                <w:rFonts w:ascii="Times New Roman" w:hAnsi="Times New Roman"/>
-                <w:sz w:val="18"/>
+              <w:spacing w:line="240" w:lineRule="auto" w:after="20"/>
+              <w:ind w:firstLine="0"/>
+              <w:jc w:val="left"/>
+            </w:pPr>
+            <w:r>
+              <w:rPr>
+                <w:sz w:val="17"/>
               </w:rPr>
               <w:t xml:space="preserve">Carga HTTP</w:t>
             </w:r>
@@ -2702,14 +2643,13 @@
           <w:p>
             <w:pPr>
               <w:pStyle w:val="Compact"/>
-              <w:spacing w:line="240" w:lineRule="auto" w:after="0"/>
-              <w:ind w:firstLine="0"/>
-              <w:jc w:val="left"/>
-            </w:pPr>
-            <w:r>
-              <w:rPr>
-                <w:rFonts w:ascii="Times New Roman" w:hAnsi="Times New Roman"/>
-                <w:sz w:val="18"/>
+              <w:spacing w:line="240" w:lineRule="auto" w:after="20"/>
+              <w:ind w:firstLine="0"/>
+              <w:jc w:val="left"/>
+            </w:pPr>
+            <w:r>
+              <w:rPr>
+                <w:sz w:val="17"/>
               </w:rPr>
               <w:t xml:space="preserve">Carga y duración declaradas</w:t>
             </w:r>
@@ -2720,14 +2660,13 @@
           <w:p>
             <w:pPr>
               <w:pStyle w:val="Compact"/>
-              <w:spacing w:line="240" w:lineRule="auto" w:after="0"/>
-              <w:ind w:firstLine="0"/>
-              <w:jc w:val="left"/>
-            </w:pPr>
-            <w:r>
-              <w:rPr>
-                <w:rFonts w:ascii="Times New Roman" w:hAnsi="Times New Roman"/>
-                <w:sz w:val="18"/>
+              <w:spacing w:line="240" w:lineRule="auto" w:after="20"/>
+              <w:ind w:firstLine="0"/>
+              <w:jc w:val="left"/>
+            </w:pPr>
+            <w:r>
+              <w:rPr>
+                <w:sz w:val="17"/>
               </w:rPr>
               <w:t xml:space="preserve">p50/p95 medidos</w:t>
             </w:r>
@@ -2738,14 +2677,13 @@
           <w:p>
             <w:pPr>
               <w:pStyle w:val="Compact"/>
-              <w:spacing w:line="240" w:lineRule="auto" w:after="0"/>
-              <w:ind w:firstLine="0"/>
-              <w:jc w:val="left"/>
-            </w:pPr>
-            <w:r>
-              <w:rPr>
-                <w:rFonts w:ascii="Times New Roman" w:hAnsi="Times New Roman"/>
-                <w:sz w:val="18"/>
+              <w:spacing w:line="240" w:lineRule="auto" w:after="20"/>
+              <w:ind w:firstLine="0"/>
+              <w:jc w:val="left"/>
+            </w:pPr>
+            <w:r>
+              <w:rPr>
+                <w:sz w:val="17"/>
               </w:rPr>
               <w:t xml:space="preserve">Pendiente</w:t>
             </w:r>
@@ -2758,14 +2696,13 @@
           <w:p>
             <w:pPr>
               <w:pStyle w:val="Compact"/>
-              <w:spacing w:line="240" w:lineRule="auto" w:after="0"/>
-              <w:ind w:firstLine="0"/>
-              <w:jc w:val="left"/>
-            </w:pPr>
-            <w:r>
-              <w:rPr>
-                <w:rFonts w:ascii="Times New Roman" w:hAnsi="Times New Roman"/>
-                <w:sz w:val="18"/>
+              <w:spacing w:line="240" w:lineRule="auto" w:after="20"/>
+              <w:ind w:firstLine="0"/>
+              <w:jc w:val="left"/>
+            </w:pPr>
+            <w:r>
+              <w:rPr>
+                <w:sz w:val="17"/>
               </w:rPr>
               <w:t xml:space="preserve">CP-27</w:t>
             </w:r>
@@ -2776,14 +2713,13 @@
           <w:p>
             <w:pPr>
               <w:pStyle w:val="Compact"/>
-              <w:spacing w:line="240" w:lineRule="auto" w:after="0"/>
-              <w:ind w:firstLine="0"/>
-              <w:jc w:val="left"/>
-            </w:pPr>
-            <w:r>
-              <w:rPr>
-                <w:rFonts w:ascii="Times New Roman" w:hAnsi="Times New Roman"/>
-                <w:sz w:val="18"/>
+              <w:spacing w:line="240" w:lineRule="auto" w:after="20"/>
+              <w:ind w:firstLine="0"/>
+              <w:jc w:val="left"/>
+            </w:pPr>
+            <w:r>
+              <w:rPr>
+                <w:sz w:val="17"/>
               </w:rPr>
               <w:t xml:space="preserve">Usabilidad</w:t>
             </w:r>
@@ -2794,14 +2730,13 @@
           <w:p>
             <w:pPr>
               <w:pStyle w:val="Compact"/>
-              <w:spacing w:line="240" w:lineRule="auto" w:after="0"/>
-              <w:ind w:firstLine="0"/>
-              <w:jc w:val="left"/>
-            </w:pPr>
-            <w:r>
-              <w:rPr>
-                <w:rFonts w:ascii="Times New Roman" w:hAnsi="Times New Roman"/>
-                <w:sz w:val="18"/>
+              <w:spacing w:line="240" w:lineRule="auto" w:after="20"/>
+              <w:ind w:firstLine="0"/>
+              <w:jc w:val="left"/>
+            </w:pPr>
+            <w:r>
+              <w:rPr>
+                <w:sz w:val="17"/>
               </w:rPr>
               <w:t xml:space="preserve">Tareas por roles voluntarios</w:t>
             </w:r>
@@ -2812,14 +2747,13 @@
           <w:p>
             <w:pPr>
               <w:pStyle w:val="Compact"/>
-              <w:spacing w:line="240" w:lineRule="auto" w:after="0"/>
-              <w:ind w:firstLine="0"/>
-              <w:jc w:val="left"/>
-            </w:pPr>
-            <w:r>
-              <w:rPr>
-                <w:rFonts w:ascii="Times New Roman" w:hAnsi="Times New Roman"/>
-                <w:sz w:val="18"/>
+              <w:spacing w:line="240" w:lineRule="auto" w:after="20"/>
+              <w:ind w:firstLine="0"/>
+              <w:jc w:val="left"/>
+            </w:pPr>
+            <w:r>
+              <w:rPr>
+                <w:sz w:val="17"/>
               </w:rPr>
               <w:t xml:space="preserve">Tiempos, errores, SUS si aplica</w:t>
             </w:r>
@@ -2830,14 +2764,13 @@
           <w:p>
             <w:pPr>
               <w:pStyle w:val="Compact"/>
-              <w:spacing w:line="240" w:lineRule="auto" w:after="0"/>
-              <w:ind w:firstLine="0"/>
-              <w:jc w:val="left"/>
-            </w:pPr>
-            <w:r>
-              <w:rPr>
-                <w:rFonts w:ascii="Times New Roman" w:hAnsi="Times New Roman"/>
-                <w:sz w:val="18"/>
+              <w:spacing w:line="240" w:lineRule="auto" w:after="20"/>
+              <w:ind w:firstLine="0"/>
+              <w:jc w:val="left"/>
+            </w:pPr>
+            <w:r>
+              <w:rPr>
+                <w:sz w:val="17"/>
               </w:rPr>
               <w:t xml:space="preserve">Pendiente</w:t>
             </w:r>
@@ -2851,20 +2784,16 @@
       <w:pPr>
         <w:pStyle w:val="Heading2"/>
         <w:keepNext/>
-        <w:ind w:firstLine="0"/>
-      </w:pPr>
-      <w:r>
-        <w:rPr>
-          <w:color w:val="000000"/>
-        </w:rPr>
+        <w:spacing w:line="264" w:lineRule="auto"/>
+      </w:pPr>
+      <w:r>
         <w:t xml:space="preserve">4. Ambiente y datos sintéticos</w:t>
       </w:r>
     </w:p>
     <w:p>
       <w:pPr>
         <w:pStyle w:val="FirstParagraph"/>
-        <w:spacing w:line="480" w:lineRule="auto" w:after="0"/>
-        <w:ind w:firstLine="720"/>
+        <w:spacing w:line="396" w:lineRule="auto" w:after="100"/>
       </w:pPr>
       <w:r>
         <w:t xml:space="preserve">Preparar usuarios por cada rol y dos sedes ficticias, productos y pedidos conocidos, cuentas de sandbox, copia limpia de BD de test y timezone consistente. Guardar definición de pruebas sin claves ni información de clientes reales. Controlar estado inicial/final de cada caso para evitar contaminación entre pruebas.</w:t>
@@ -2876,20 +2805,16 @@
       <w:pPr>
         <w:pStyle w:val="Heading2"/>
         <w:keepNext/>
-        <w:ind w:firstLine="0"/>
-      </w:pPr>
-      <w:r>
-        <w:rPr>
-          <w:color w:val="000000"/>
-        </w:rPr>
+        <w:spacing w:line="264" w:lineRule="auto"/>
+      </w:pPr>
+      <w:r>
         <w:t xml:space="preserve">5. Matriz de cobertura y formato de resultado</w:t>
       </w:r>
     </w:p>
     <w:p>
       <w:pPr>
         <w:pStyle w:val="FirstParagraph"/>
-        <w:spacing w:line="480" w:lineRule="auto" w:after="0"/>
-        <w:ind w:firstLine="720"/>
+        <w:spacing w:line="396" w:lineRule="auto" w:after="100"/>
       </w:pPr>
       <w:r>
         <w:t xml:space="preserve">Criterio: 100% de requisitos de prioridad crítica con al menos un caso positivo y uno negativo; cobertura restante acordada por QA. Esta es una</w:t>
@@ -2926,20 +2851,16 @@
       <w:pPr>
         <w:pStyle w:val="Heading2"/>
         <w:keepNext/>
-        <w:ind w:firstLine="0"/>
-      </w:pPr>
-      <w:r>
-        <w:rPr>
-          <w:color w:val="000000"/>
-        </w:rPr>
+        <w:spacing w:line="264" w:lineRule="auto"/>
+      </w:pPr>
+      <w:r>
         <w:t xml:space="preserve">6. Requisitos para declarar aceptación</w:t>
       </w:r>
     </w:p>
     <w:p>
       <w:pPr>
         <w:pStyle w:val="FirstParagraph"/>
-        <w:spacing w:line="480" w:lineRule="auto" w:after="0"/>
-        <w:ind w:firstLine="720"/>
+        <w:spacing w:line="396" w:lineRule="auto" w:after="100"/>
       </w:pPr>
       <w:r>
         <w:t xml:space="preserve">No hay incidentes críticos abiertos, pagos conciliados de forma idempotente, segregación por sede verificada, backup/restore demostrado, documentación e instrucción de usuarios aprobadas y métricas no funcionales medidas contra umbrales acordados. No usar el presente documento para afirmar aprobación del instructor o QA.</w:t>
@@ -2951,20 +2872,16 @@
       <w:pPr>
         <w:pStyle w:val="Heading2"/>
         <w:keepNext/>
-        <w:ind w:firstLine="0"/>
-      </w:pPr>
-      <w:r>
-        <w:rPr>
-          <w:color w:val="000000"/>
-        </w:rPr>
+        <w:spacing w:line="264" w:lineRule="auto"/>
+      </w:pPr>
+      <w:r>
         <w:t xml:space="preserve">8. Fichas de ejecución por caso de prueba</w:t>
       </w:r>
     </w:p>
     <w:p>
       <w:pPr>
         <w:pStyle w:val="FirstParagraph"/>
-        <w:spacing w:line="480" w:lineRule="auto" w:after="0"/>
-        <w:ind w:firstLine="720"/>
+        <w:spacing w:line="396" w:lineRule="auto" w:after="100"/>
       </w:pPr>
       <w:r>
         <w:t xml:space="preserve">Los pasos detallados convierten el catálogo sintético en una guía reproducible. Cada caso debe ejecutarse en sandbox, registrar comparación esperado-observado y crear un defecto si no cumple.</w:t>
@@ -2975,20 +2892,16 @@
       <w:pPr>
         <w:pStyle w:val="Heading3"/>
         <w:keepNext/>
-        <w:ind w:firstLine="0"/>
-      </w:pPr>
-      <w:r>
-        <w:rPr>
-          <w:color w:val="000000"/>
-        </w:rPr>
+        <w:spacing w:line="264" w:lineRule="auto"/>
+      </w:pPr>
+      <w:r>
         <w:t xml:space="preserve">CP-01. Auth válido</w:t>
       </w:r>
     </w:p>
     <w:p>
       <w:pPr>
         <w:pStyle w:val="FirstParagraph"/>
-        <w:spacing w:line="480" w:lineRule="auto" w:after="0"/>
-        <w:ind w:firstLine="720"/>
+        <w:spacing w:line="396" w:lineRule="auto" w:after="100"/>
       </w:pPr>
       <w:r>
         <w:rPr>
@@ -3023,8 +2936,7 @@
     <w:p>
       <w:pPr>
         <w:pStyle w:val="BodyText"/>
-        <w:spacing w:line="480" w:lineRule="auto" w:after="0"/>
-        <w:ind w:firstLine="720"/>
+        <w:spacing w:line="396" w:lineRule="auto" w:after="100"/>
       </w:pPr>
       <w:r>
         <w:rPr>
@@ -3043,8 +2955,7 @@
     <w:p>
       <w:pPr>
         <w:pStyle w:val="BodyText"/>
-        <w:spacing w:line="480" w:lineRule="auto" w:after="0"/>
-        <w:ind w:firstLine="720"/>
+        <w:spacing w:line="396" w:lineRule="auto" w:after="100"/>
       </w:pPr>
       <w:r>
         <w:rPr>
@@ -3093,8 +3004,7 @@
     <w:p>
       <w:pPr>
         <w:pStyle w:val="BodyText"/>
-        <w:spacing w:line="480" w:lineRule="auto" w:after="0"/>
-        <w:ind w:firstLine="720"/>
+        <w:spacing w:line="396" w:lineRule="auto" w:after="100"/>
       </w:pPr>
       <w:r>
         <w:rPr>
@@ -3132,20 +3042,16 @@
       <w:pPr>
         <w:pStyle w:val="Heading3"/>
         <w:keepNext/>
-        <w:ind w:firstLine="0"/>
-      </w:pPr>
-      <w:r>
-        <w:rPr>
-          <w:color w:val="000000"/>
-        </w:rPr>
+        <w:spacing w:line="264" w:lineRule="auto"/>
+      </w:pPr>
+      <w:r>
         <w:t xml:space="preserve">CP-02. Auth inválido</w:t>
       </w:r>
     </w:p>
     <w:p>
       <w:pPr>
         <w:pStyle w:val="FirstParagraph"/>
-        <w:spacing w:line="480" w:lineRule="auto" w:after="0"/>
-        <w:ind w:firstLine="720"/>
+        <w:spacing w:line="396" w:lineRule="auto" w:after="100"/>
       </w:pPr>
       <w:r>
         <w:rPr>
@@ -3180,8 +3086,7 @@
     <w:p>
       <w:pPr>
         <w:pStyle w:val="BodyText"/>
-        <w:spacing w:line="480" w:lineRule="auto" w:after="0"/>
-        <w:ind w:firstLine="720"/>
+        <w:spacing w:line="396" w:lineRule="auto" w:after="100"/>
       </w:pPr>
       <w:r>
         <w:rPr>
@@ -3200,8 +3105,7 @@
     <w:p>
       <w:pPr>
         <w:pStyle w:val="BodyText"/>
-        <w:spacing w:line="480" w:lineRule="auto" w:after="0"/>
-        <w:ind w:firstLine="720"/>
+        <w:spacing w:line="396" w:lineRule="auto" w:after="100"/>
       </w:pPr>
       <w:r>
         <w:rPr>
@@ -3250,8 +3154,7 @@
     <w:p>
       <w:pPr>
         <w:pStyle w:val="BodyText"/>
-        <w:spacing w:line="480" w:lineRule="auto" w:after="0"/>
-        <w:ind w:firstLine="720"/>
+        <w:spacing w:line="396" w:lineRule="auto" w:after="100"/>
       </w:pPr>
       <w:r>
         <w:rPr>
@@ -3289,20 +3192,16 @@
       <w:pPr>
         <w:pStyle w:val="Heading3"/>
         <w:keepNext/>
-        <w:ind w:firstLine="0"/>
-      </w:pPr>
-      <w:r>
-        <w:rPr>
-          <w:color w:val="000000"/>
-        </w:rPr>
+        <w:spacing w:line="264" w:lineRule="auto"/>
+      </w:pPr>
+      <w:r>
         <w:t xml:space="preserve">CP-03. Token expirado</w:t>
       </w:r>
     </w:p>
     <w:p>
       <w:pPr>
         <w:pStyle w:val="FirstParagraph"/>
-        <w:spacing w:line="480" w:lineRule="auto" w:after="0"/>
-        <w:ind w:firstLine="720"/>
+        <w:spacing w:line="396" w:lineRule="auto" w:after="100"/>
       </w:pPr>
       <w:r>
         <w:rPr>
@@ -3337,8 +3236,7 @@
     <w:p>
       <w:pPr>
         <w:pStyle w:val="BodyText"/>
-        <w:spacing w:line="480" w:lineRule="auto" w:after="0"/>
-        <w:ind w:firstLine="720"/>
+        <w:spacing w:line="396" w:lineRule="auto" w:after="100"/>
       </w:pPr>
       <w:r>
         <w:rPr>
@@ -3357,8 +3255,7 @@
     <w:p>
       <w:pPr>
         <w:pStyle w:val="BodyText"/>
-        <w:spacing w:line="480" w:lineRule="auto" w:after="0"/>
-        <w:ind w:firstLine="720"/>
+        <w:spacing w:line="396" w:lineRule="auto" w:after="100"/>
       </w:pPr>
       <w:r>
         <w:rPr>
@@ -3407,8 +3304,7 @@
     <w:p>
       <w:pPr>
         <w:pStyle w:val="BodyText"/>
-        <w:spacing w:line="480" w:lineRule="auto" w:after="0"/>
-        <w:ind w:firstLine="720"/>
+        <w:spacing w:line="396" w:lineRule="auto" w:after="100"/>
       </w:pPr>
       <w:r>
         <w:rPr>
@@ -3446,20 +3342,16 @@
       <w:pPr>
         <w:pStyle w:val="Heading3"/>
         <w:keepNext/>
-        <w:ind w:firstLine="0"/>
-      </w:pPr>
-      <w:r>
-        <w:rPr>
-          <w:color w:val="000000"/>
-        </w:rPr>
+        <w:spacing w:line="264" w:lineRule="auto"/>
+      </w:pPr>
+      <w:r>
         <w:t xml:space="preserve">CP-04. Token manipulado</w:t>
       </w:r>
     </w:p>
     <w:p>
       <w:pPr>
         <w:pStyle w:val="FirstParagraph"/>
-        <w:spacing w:line="480" w:lineRule="auto" w:after="0"/>
-        <w:ind w:firstLine="720"/>
+        <w:spacing w:line="396" w:lineRule="auto" w:after="100"/>
       </w:pPr>
       <w:r>
         <w:rPr>
@@ -3494,8 +3386,7 @@
     <w:p>
       <w:pPr>
         <w:pStyle w:val="BodyText"/>
-        <w:spacing w:line="480" w:lineRule="auto" w:after="0"/>
-        <w:ind w:firstLine="720"/>
+        <w:spacing w:line="396" w:lineRule="auto" w:after="100"/>
       </w:pPr>
       <w:r>
         <w:rPr>
@@ -3514,8 +3405,7 @@
     <w:p>
       <w:pPr>
         <w:pStyle w:val="BodyText"/>
-        <w:spacing w:line="480" w:lineRule="auto" w:after="0"/>
-        <w:ind w:firstLine="720"/>
+        <w:spacing w:line="396" w:lineRule="auto" w:after="100"/>
       </w:pPr>
       <w:r>
         <w:rPr>
@@ -3564,8 +3454,7 @@
     <w:p>
       <w:pPr>
         <w:pStyle w:val="BodyText"/>
-        <w:spacing w:line="480" w:lineRule="auto" w:after="0"/>
-        <w:ind w:firstLine="720"/>
+        <w:spacing w:line="396" w:lineRule="auto" w:after="100"/>
       </w:pPr>
       <w:r>
         <w:rPr>
@@ -3603,20 +3492,16 @@
       <w:pPr>
         <w:pStyle w:val="Heading3"/>
         <w:keepNext/>
-        <w:ind w:firstLine="0"/>
-      </w:pPr>
-      <w:r>
-        <w:rPr>
-          <w:color w:val="000000"/>
-        </w:rPr>
+        <w:spacing w:line="264" w:lineRule="auto"/>
+      </w:pPr>
+      <w:r>
         <w:t xml:space="preserve">CP-05. Acceso intersede</w:t>
       </w:r>
     </w:p>
     <w:p>
       <w:pPr>
         <w:pStyle w:val="FirstParagraph"/>
-        <w:spacing w:line="480" w:lineRule="auto" w:after="0"/>
-        <w:ind w:firstLine="720"/>
+        <w:spacing w:line="396" w:lineRule="auto" w:after="100"/>
       </w:pPr>
       <w:r>
         <w:rPr>
@@ -3651,8 +3536,7 @@
     <w:p>
       <w:pPr>
         <w:pStyle w:val="BodyText"/>
-        <w:spacing w:line="480" w:lineRule="auto" w:after="0"/>
-        <w:ind w:firstLine="720"/>
+        <w:spacing w:line="396" w:lineRule="auto" w:after="100"/>
       </w:pPr>
       <w:r>
         <w:rPr>
@@ -3671,8 +3555,7 @@
     <w:p>
       <w:pPr>
         <w:pStyle w:val="BodyText"/>
-        <w:spacing w:line="480" w:lineRule="auto" w:after="0"/>
-        <w:ind w:firstLine="720"/>
+        <w:spacing w:line="396" w:lineRule="auto" w:after="100"/>
       </w:pPr>
       <w:r>
         <w:rPr>
@@ -3721,8 +3604,7 @@
     <w:p>
       <w:pPr>
         <w:pStyle w:val="BodyText"/>
-        <w:spacing w:line="480" w:lineRule="auto" w:after="0"/>
-        <w:ind w:firstLine="720"/>
+        <w:spacing w:line="396" w:lineRule="auto" w:after="100"/>
       </w:pPr>
       <w:r>
         <w:rPr>
@@ -3760,20 +3642,16 @@
       <w:pPr>
         <w:pStyle w:val="Heading3"/>
         <w:keepNext/>
-        <w:ind w:firstLine="0"/>
-      </w:pPr>
-      <w:r>
-        <w:rPr>
-          <w:color w:val="000000"/>
-        </w:rPr>
+        <w:spacing w:line="264" w:lineRule="auto"/>
+      </w:pPr>
+      <w:r>
         <w:t xml:space="preserve">CP-06. Producto público</w:t>
       </w:r>
     </w:p>
     <w:p>
       <w:pPr>
         <w:pStyle w:val="FirstParagraph"/>
-        <w:spacing w:line="480" w:lineRule="auto" w:after="0"/>
-        <w:ind w:firstLine="720"/>
+        <w:spacing w:line="396" w:lineRule="auto" w:after="100"/>
       </w:pPr>
       <w:r>
         <w:rPr>
@@ -3808,8 +3686,7 @@
     <w:p>
       <w:pPr>
         <w:pStyle w:val="BodyText"/>
-        <w:spacing w:line="480" w:lineRule="auto" w:after="0"/>
-        <w:ind w:firstLine="720"/>
+        <w:spacing w:line="396" w:lineRule="auto" w:after="100"/>
       </w:pPr>
       <w:r>
         <w:rPr>
@@ -3828,8 +3705,7 @@
     <w:p>
       <w:pPr>
         <w:pStyle w:val="BodyText"/>
-        <w:spacing w:line="480" w:lineRule="auto" w:after="0"/>
-        <w:ind w:firstLine="720"/>
+        <w:spacing w:line="396" w:lineRule="auto" w:after="100"/>
       </w:pPr>
       <w:r>
         <w:rPr>
@@ -3878,8 +3754,7 @@
     <w:p>
       <w:pPr>
         <w:pStyle w:val="BodyText"/>
-        <w:spacing w:line="480" w:lineRule="auto" w:after="0"/>
-        <w:ind w:firstLine="720"/>
+        <w:spacing w:line="396" w:lineRule="auto" w:after="100"/>
       </w:pPr>
       <w:r>
         <w:rPr>
@@ -3917,20 +3792,16 @@
       <w:pPr>
         <w:pStyle w:val="Heading3"/>
         <w:keepNext/>
-        <w:ind w:firstLine="0"/>
-      </w:pPr>
-      <w:r>
-        <w:rPr>
-          <w:color w:val="000000"/>
-        </w:rPr>
+        <w:spacing w:line="264" w:lineRule="auto"/>
+      </w:pPr>
+      <w:r>
         <w:t xml:space="preserve">CP-07. Crear producto sin rol</w:t>
       </w:r>
     </w:p>
     <w:p>
       <w:pPr>
         <w:pStyle w:val="FirstParagraph"/>
-        <w:spacing w:line="480" w:lineRule="auto" w:after="0"/>
-        <w:ind w:firstLine="720"/>
+        <w:spacing w:line="396" w:lineRule="auto" w:after="100"/>
       </w:pPr>
       <w:r>
         <w:rPr>
@@ -3965,8 +3836,7 @@
     <w:p>
       <w:pPr>
         <w:pStyle w:val="BodyText"/>
-        <w:spacing w:line="480" w:lineRule="auto" w:after="0"/>
-        <w:ind w:firstLine="720"/>
+        <w:spacing w:line="396" w:lineRule="auto" w:after="100"/>
       </w:pPr>
       <w:r>
         <w:rPr>
@@ -3985,8 +3855,7 @@
     <w:p>
       <w:pPr>
         <w:pStyle w:val="BodyText"/>
-        <w:spacing w:line="480" w:lineRule="auto" w:after="0"/>
-        <w:ind w:firstLine="720"/>
+        <w:spacing w:line="396" w:lineRule="auto" w:after="100"/>
       </w:pPr>
       <w:r>
         <w:rPr>
@@ -4035,8 +3904,7 @@
     <w:p>
       <w:pPr>
         <w:pStyle w:val="BodyText"/>
-        <w:spacing w:line="480" w:lineRule="auto" w:after="0"/>
-        <w:ind w:firstLine="720"/>
+        <w:spacing w:line="396" w:lineRule="auto" w:after="100"/>
       </w:pPr>
       <w:r>
         <w:rPr>
@@ -4074,20 +3942,16 @@
       <w:pPr>
         <w:pStyle w:val="Heading3"/>
         <w:keepNext/>
-        <w:ind w:firstLine="0"/>
-      </w:pPr>
-      <w:r>
-        <w:rPr>
-          <w:color w:val="000000"/>
-        </w:rPr>
+        <w:spacing w:line="264" w:lineRule="auto"/>
+      </w:pPr>
+      <w:r>
         <w:t xml:space="preserve">CP-08. Crear pedido</w:t>
       </w:r>
     </w:p>
     <w:p>
       <w:pPr>
         <w:pStyle w:val="FirstParagraph"/>
-        <w:spacing w:line="480" w:lineRule="auto" w:after="0"/>
-        <w:ind w:firstLine="720"/>
+        <w:spacing w:line="396" w:lineRule="auto" w:after="100"/>
       </w:pPr>
       <w:r>
         <w:rPr>
@@ -4122,8 +3986,7 @@
     <w:p>
       <w:pPr>
         <w:pStyle w:val="BodyText"/>
-        <w:spacing w:line="480" w:lineRule="auto" w:after="0"/>
-        <w:ind w:firstLine="720"/>
+        <w:spacing w:line="396" w:lineRule="auto" w:after="100"/>
       </w:pPr>
       <w:r>
         <w:rPr>
@@ -4142,8 +4005,7 @@
     <w:p>
       <w:pPr>
         <w:pStyle w:val="BodyText"/>
-        <w:spacing w:line="480" w:lineRule="auto" w:after="0"/>
-        <w:ind w:firstLine="720"/>
+        <w:spacing w:line="396" w:lineRule="auto" w:after="100"/>
       </w:pPr>
       <w:r>
         <w:rPr>
@@ -4192,8 +4054,7 @@
     <w:p>
       <w:pPr>
         <w:pStyle w:val="BodyText"/>
-        <w:spacing w:line="480" w:lineRule="auto" w:after="0"/>
-        <w:ind w:firstLine="720"/>
+        <w:spacing w:line="396" w:lineRule="auto" w:after="100"/>
       </w:pPr>
       <w:r>
         <w:rPr>
@@ -4231,20 +4092,16 @@
       <w:pPr>
         <w:pStyle w:val="Heading3"/>
         <w:keepNext/>
-        <w:ind w:firstLine="0"/>
-      </w:pPr>
-      <w:r>
-        <w:rPr>
-          <w:color w:val="000000"/>
-        </w:rPr>
+        <w:spacing w:line="264" w:lineRule="auto"/>
+      </w:pPr>
+      <w:r>
         <w:t xml:space="preserve">CP-09. Pedido negativo</w:t>
       </w:r>
     </w:p>
     <w:p>
       <w:pPr>
         <w:pStyle w:val="FirstParagraph"/>
-        <w:spacing w:line="480" w:lineRule="auto" w:after="0"/>
-        <w:ind w:firstLine="720"/>
+        <w:spacing w:line="396" w:lineRule="auto" w:after="100"/>
       </w:pPr>
       <w:r>
         <w:rPr>
@@ -4279,8 +4136,7 @@
     <w:p>
       <w:pPr>
         <w:pStyle w:val="BodyText"/>
-        <w:spacing w:line="480" w:lineRule="auto" w:after="0"/>
-        <w:ind w:firstLine="720"/>
+        <w:spacing w:line="396" w:lineRule="auto" w:after="100"/>
       </w:pPr>
       <w:r>
         <w:rPr>
@@ -4299,8 +4155,7 @@
     <w:p>
       <w:pPr>
         <w:pStyle w:val="BodyText"/>
-        <w:spacing w:line="480" w:lineRule="auto" w:after="0"/>
-        <w:ind w:firstLine="720"/>
+        <w:spacing w:line="396" w:lineRule="auto" w:after="100"/>
       </w:pPr>
       <w:r>
         <w:rPr>
@@ -4349,8 +4204,7 @@
     <w:p>
       <w:pPr>
         <w:pStyle w:val="BodyText"/>
-        <w:spacing w:line="480" w:lineRule="auto" w:after="0"/>
-        <w:ind w:firstLine="720"/>
+        <w:spacing w:line="396" w:lineRule="auto" w:after="100"/>
       </w:pPr>
       <w:r>
         <w:rPr>
@@ -4388,20 +4242,16 @@
       <w:pPr>
         <w:pStyle w:val="Heading3"/>
         <w:keepNext/>
-        <w:ind w:firstLine="0"/>
-      </w:pPr>
-      <w:r>
-        <w:rPr>
-          <w:color w:val="000000"/>
-        </w:rPr>
+        <w:spacing w:line="264" w:lineRule="auto"/>
+      </w:pPr>
+      <w:r>
         <w:t xml:space="preserve">CP-10. Pedido domicilio</w:t>
       </w:r>
     </w:p>
     <w:p>
       <w:pPr>
         <w:pStyle w:val="FirstParagraph"/>
-        <w:spacing w:line="480" w:lineRule="auto" w:after="0"/>
-        <w:ind w:firstLine="720"/>
+        <w:spacing w:line="396" w:lineRule="auto" w:after="100"/>
       </w:pPr>
       <w:r>
         <w:rPr>
@@ -4436,8 +4286,7 @@
     <w:p>
       <w:pPr>
         <w:pStyle w:val="BodyText"/>
-        <w:spacing w:line="480" w:lineRule="auto" w:after="0"/>
-        <w:ind w:firstLine="720"/>
+        <w:spacing w:line="396" w:lineRule="auto" w:after="100"/>
       </w:pPr>
       <w:r>
         <w:rPr>
@@ -4456,8 +4305,7 @@
     <w:p>
       <w:pPr>
         <w:pStyle w:val="BodyText"/>
-        <w:spacing w:line="480" w:lineRule="auto" w:after="0"/>
-        <w:ind w:firstLine="720"/>
+        <w:spacing w:line="396" w:lineRule="auto" w:after="100"/>
       </w:pPr>
       <w:r>
         <w:rPr>
@@ -4506,8 +4354,7 @@
     <w:p>
       <w:pPr>
         <w:pStyle w:val="BodyText"/>
-        <w:spacing w:line="480" w:lineRule="auto" w:after="0"/>
-        <w:ind w:firstLine="720"/>
+        <w:spacing w:line="396" w:lineRule="auto" w:after="100"/>
       </w:pPr>
       <w:r>
         <w:rPr>
@@ -4545,20 +4392,16 @@
       <w:pPr>
         <w:pStyle w:val="Heading3"/>
         <w:keepNext/>
-        <w:ind w:firstLine="0"/>
-      </w:pPr>
-      <w:r>
-        <w:rPr>
-          <w:color w:val="000000"/>
-        </w:rPr>
+        <w:spacing w:line="264" w:lineRule="auto"/>
+      </w:pPr>
+      <w:r>
         <w:t xml:space="preserve">CP-11. Cancelación propia</w:t>
       </w:r>
     </w:p>
     <w:p>
       <w:pPr>
         <w:pStyle w:val="FirstParagraph"/>
-        <w:spacing w:line="480" w:lineRule="auto" w:after="0"/>
-        <w:ind w:firstLine="720"/>
+        <w:spacing w:line="396" w:lineRule="auto" w:after="100"/>
       </w:pPr>
       <w:r>
         <w:rPr>
@@ -4593,8 +4436,7 @@
     <w:p>
       <w:pPr>
         <w:pStyle w:val="BodyText"/>
-        <w:spacing w:line="480" w:lineRule="auto" w:after="0"/>
-        <w:ind w:firstLine="720"/>
+        <w:spacing w:line="396" w:lineRule="auto" w:after="100"/>
       </w:pPr>
       <w:r>
         <w:rPr>
@@ -4613,8 +4455,7 @@
     <w:p>
       <w:pPr>
         <w:pStyle w:val="BodyText"/>
-        <w:spacing w:line="480" w:lineRule="auto" w:after="0"/>
-        <w:ind w:firstLine="720"/>
+        <w:spacing w:line="396" w:lineRule="auto" w:after="100"/>
       </w:pPr>
       <w:r>
         <w:rPr>
@@ -4663,8 +4504,7 @@
     <w:p>
       <w:pPr>
         <w:pStyle w:val="BodyText"/>
-        <w:spacing w:line="480" w:lineRule="auto" w:after="0"/>
-        <w:ind w:firstLine="720"/>
+        <w:spacing w:line="396" w:lineRule="auto" w:after="100"/>
       </w:pPr>
       <w:r>
         <w:rPr>
@@ -4702,20 +4542,16 @@
       <w:pPr>
         <w:pStyle w:val="Heading3"/>
         <w:keepNext/>
-        <w:ind w:firstLine="0"/>
-      </w:pPr>
-      <w:r>
-        <w:rPr>
-          <w:color w:val="000000"/>
-        </w:rPr>
+        <w:spacing w:line="264" w:lineRule="auto"/>
+      </w:pPr>
+      <w:r>
         <w:t xml:space="preserve">CP-12. Cancelación ajena</w:t>
       </w:r>
     </w:p>
     <w:p>
       <w:pPr>
         <w:pStyle w:val="FirstParagraph"/>
-        <w:spacing w:line="480" w:lineRule="auto" w:after="0"/>
-        <w:ind w:firstLine="720"/>
+        <w:spacing w:line="396" w:lineRule="auto" w:after="100"/>
       </w:pPr>
       <w:r>
         <w:rPr>
@@ -4750,8 +4586,7 @@
     <w:p>
       <w:pPr>
         <w:pStyle w:val="BodyText"/>
-        <w:spacing w:line="480" w:lineRule="auto" w:after="0"/>
-        <w:ind w:firstLine="720"/>
+        <w:spacing w:line="396" w:lineRule="auto" w:after="100"/>
       </w:pPr>
       <w:r>
         <w:rPr>
@@ -4770,8 +4605,7 @@
     <w:p>
       <w:pPr>
         <w:pStyle w:val="BodyText"/>
-        <w:spacing w:line="480" w:lineRule="auto" w:after="0"/>
-        <w:ind w:firstLine="720"/>
+        <w:spacing w:line="396" w:lineRule="auto" w:after="100"/>
       </w:pPr>
       <w:r>
         <w:rPr>
@@ -4820,8 +4654,7 @@
     <w:p>
       <w:pPr>
         <w:pStyle w:val="BodyText"/>
-        <w:spacing w:line="480" w:lineRule="auto" w:after="0"/>
-        <w:ind w:firstLine="720"/>
+        <w:spacing w:line="396" w:lineRule="auto" w:after="100"/>
       </w:pPr>
       <w:r>
         <w:rPr>
@@ -4859,20 +4692,16 @@
       <w:pPr>
         <w:pStyle w:val="Heading3"/>
         <w:keepNext/>
-        <w:ind w:firstLine="0"/>
-      </w:pPr>
-      <w:r>
-        <w:rPr>
-          <w:color w:val="000000"/>
-        </w:rPr>
+        <w:spacing w:line="264" w:lineRule="auto"/>
+      </w:pPr>
+      <w:r>
         <w:t xml:space="preserve">CP-13. Estado inválido</w:t>
       </w:r>
     </w:p>
     <w:p>
       <w:pPr>
         <w:pStyle w:val="FirstParagraph"/>
-        <w:spacing w:line="480" w:lineRule="auto" w:after="0"/>
-        <w:ind w:firstLine="720"/>
+        <w:spacing w:line="396" w:lineRule="auto" w:after="100"/>
       </w:pPr>
       <w:r>
         <w:rPr>
@@ -4907,8 +4736,7 @@
     <w:p>
       <w:pPr>
         <w:pStyle w:val="BodyText"/>
-        <w:spacing w:line="480" w:lineRule="auto" w:after="0"/>
-        <w:ind w:firstLine="720"/>
+        <w:spacing w:line="396" w:lineRule="auto" w:after="100"/>
       </w:pPr>
       <w:r>
         <w:rPr>
@@ -4927,8 +4755,7 @@
     <w:p>
       <w:pPr>
         <w:pStyle w:val="BodyText"/>
-        <w:spacing w:line="480" w:lineRule="auto" w:after="0"/>
-        <w:ind w:firstLine="720"/>
+        <w:spacing w:line="396" w:lineRule="auto" w:after="100"/>
       </w:pPr>
       <w:r>
         <w:rPr>
@@ -4977,8 +4804,7 @@
     <w:p>
       <w:pPr>
         <w:pStyle w:val="BodyText"/>
-        <w:spacing w:line="480" w:lineRule="auto" w:after="0"/>
-        <w:ind w:firstLine="720"/>
+        <w:spacing w:line="396" w:lineRule="auto" w:after="100"/>
       </w:pPr>
       <w:r>
         <w:rPr>
@@ -5016,20 +4842,16 @@
       <w:pPr>
         <w:pStyle w:val="Heading3"/>
         <w:keepNext/>
-        <w:ind w:firstLine="0"/>
-      </w:pPr>
-      <w:r>
-        <w:rPr>
-          <w:color w:val="000000"/>
-        </w:rPr>
+        <w:spacing w:line="264" w:lineRule="auto"/>
+      </w:pPr>
+      <w:r>
         <w:t xml:space="preserve">CP-14. Pago válido</w:t>
       </w:r>
     </w:p>
     <w:p>
       <w:pPr>
         <w:pStyle w:val="FirstParagraph"/>
-        <w:spacing w:line="480" w:lineRule="auto" w:after="0"/>
-        <w:ind w:firstLine="720"/>
+        <w:spacing w:line="396" w:lineRule="auto" w:after="100"/>
       </w:pPr>
       <w:r>
         <w:rPr>
@@ -5064,8 +4886,7 @@
     <w:p>
       <w:pPr>
         <w:pStyle w:val="BodyText"/>
-        <w:spacing w:line="480" w:lineRule="auto" w:after="0"/>
-        <w:ind w:firstLine="720"/>
+        <w:spacing w:line="396" w:lineRule="auto" w:after="100"/>
       </w:pPr>
       <w:r>
         <w:rPr>
@@ -5084,8 +4905,7 @@
     <w:p>
       <w:pPr>
         <w:pStyle w:val="BodyText"/>
-        <w:spacing w:line="480" w:lineRule="auto" w:after="0"/>
-        <w:ind w:firstLine="720"/>
+        <w:spacing w:line="396" w:lineRule="auto" w:after="100"/>
       </w:pPr>
       <w:r>
         <w:rPr>
@@ -5134,8 +4954,7 @@
     <w:p>
       <w:pPr>
         <w:pStyle w:val="BodyText"/>
-        <w:spacing w:line="480" w:lineRule="auto" w:after="0"/>
-        <w:ind w:firstLine="720"/>
+        <w:spacing w:line="396" w:lineRule="auto" w:after="100"/>
       </w:pPr>
       <w:r>
         <w:rPr>
@@ -5173,20 +4992,16 @@
       <w:pPr>
         <w:pStyle w:val="Heading3"/>
         <w:keepNext/>
-        <w:ind w:firstLine="0"/>
-      </w:pPr>
-      <w:r>
-        <w:rPr>
-          <w:color w:val="000000"/>
-        </w:rPr>
+        <w:spacing w:line="264" w:lineRule="auto"/>
+      </w:pPr>
+      <w:r>
         <w:t xml:space="preserve">CP-15. Webhook adulterado</w:t>
       </w:r>
     </w:p>
     <w:p>
       <w:pPr>
         <w:pStyle w:val="FirstParagraph"/>
-        <w:spacing w:line="480" w:lineRule="auto" w:after="0"/>
-        <w:ind w:firstLine="720"/>
+        <w:spacing w:line="396" w:lineRule="auto" w:after="100"/>
       </w:pPr>
       <w:r>
         <w:rPr>
@@ -5221,8 +5036,7 @@
     <w:p>
       <w:pPr>
         <w:pStyle w:val="BodyText"/>
-        <w:spacing w:line="480" w:lineRule="auto" w:after="0"/>
-        <w:ind w:firstLine="720"/>
+        <w:spacing w:line="396" w:lineRule="auto" w:after="100"/>
       </w:pPr>
       <w:r>
         <w:rPr>
@@ -5241,8 +5055,7 @@
     <w:p>
       <w:pPr>
         <w:pStyle w:val="BodyText"/>
-        <w:spacing w:line="480" w:lineRule="auto" w:after="0"/>
-        <w:ind w:firstLine="720"/>
+        <w:spacing w:line="396" w:lineRule="auto" w:after="100"/>
       </w:pPr>
       <w:r>
         <w:rPr>
@@ -5291,8 +5104,7 @@
     <w:p>
       <w:pPr>
         <w:pStyle w:val="BodyText"/>
-        <w:spacing w:line="480" w:lineRule="auto" w:after="0"/>
-        <w:ind w:firstLine="720"/>
+        <w:spacing w:line="396" w:lineRule="auto" w:after="100"/>
       </w:pPr>
       <w:r>
         <w:rPr>
@@ -5330,20 +5142,16 @@
       <w:pPr>
         <w:pStyle w:val="Heading3"/>
         <w:keepNext/>
-        <w:ind w:firstLine="0"/>
-      </w:pPr>
-      <w:r>
-        <w:rPr>
-          <w:color w:val="000000"/>
-        </w:rPr>
+        <w:spacing w:line="264" w:lineRule="auto"/>
+      </w:pPr>
+      <w:r>
         <w:t xml:space="preserve">CP-16. Webhook repetido</w:t>
       </w:r>
     </w:p>
     <w:p>
       <w:pPr>
         <w:pStyle w:val="FirstParagraph"/>
-        <w:spacing w:line="480" w:lineRule="auto" w:after="0"/>
-        <w:ind w:firstLine="720"/>
+        <w:spacing w:line="396" w:lineRule="auto" w:after="100"/>
       </w:pPr>
       <w:r>
         <w:rPr>
@@ -5378,8 +5186,7 @@
     <w:p>
       <w:pPr>
         <w:pStyle w:val="BodyText"/>
-        <w:spacing w:line="480" w:lineRule="auto" w:after="0"/>
-        <w:ind w:firstLine="720"/>
+        <w:spacing w:line="396" w:lineRule="auto" w:after="100"/>
       </w:pPr>
       <w:r>
         <w:rPr>
@@ -5398,8 +5205,7 @@
     <w:p>
       <w:pPr>
         <w:pStyle w:val="BodyText"/>
-        <w:spacing w:line="480" w:lineRule="auto" w:after="0"/>
-        <w:ind w:firstLine="720"/>
+        <w:spacing w:line="396" w:lineRule="auto" w:after="100"/>
       </w:pPr>
       <w:r>
         <w:rPr>
@@ -5448,8 +5254,7 @@
     <w:p>
       <w:pPr>
         <w:pStyle w:val="BodyText"/>
-        <w:spacing w:line="480" w:lineRule="auto" w:after="0"/>
-        <w:ind w:firstLine="720"/>
+        <w:spacing w:line="396" w:lineRule="auto" w:after="100"/>
       </w:pPr>
       <w:r>
         <w:rPr>
@@ -5487,20 +5292,16 @@
       <w:pPr>
         <w:pStyle w:val="Heading3"/>
         <w:keepNext/>
-        <w:ind w:firstLine="0"/>
-      </w:pPr>
-      <w:r>
-        <w:rPr>
-          <w:color w:val="000000"/>
-        </w:rPr>
+        <w:spacing w:line="264" w:lineRule="auto"/>
+      </w:pPr>
+      <w:r>
         <w:t xml:space="preserve">CP-17. Pago rechazado</w:t>
       </w:r>
     </w:p>
     <w:p>
       <w:pPr>
         <w:pStyle w:val="FirstParagraph"/>
-        <w:spacing w:line="480" w:lineRule="auto" w:after="0"/>
-        <w:ind w:firstLine="720"/>
+        <w:spacing w:line="396" w:lineRule="auto" w:after="100"/>
       </w:pPr>
       <w:r>
         <w:rPr>
@@ -5535,8 +5336,7 @@
     <w:p>
       <w:pPr>
         <w:pStyle w:val="BodyText"/>
-        <w:spacing w:line="480" w:lineRule="auto" w:after="0"/>
-        <w:ind w:firstLine="720"/>
+        <w:spacing w:line="396" w:lineRule="auto" w:after="100"/>
       </w:pPr>
       <w:r>
         <w:rPr>
@@ -5555,8 +5355,7 @@
     <w:p>
       <w:pPr>
         <w:pStyle w:val="BodyText"/>
-        <w:spacing w:line="480" w:lineRule="auto" w:after="0"/>
-        <w:ind w:firstLine="720"/>
+        <w:spacing w:line="396" w:lineRule="auto" w:after="100"/>
       </w:pPr>
       <w:r>
         <w:rPr>
@@ -5605,8 +5404,7 @@
     <w:p>
       <w:pPr>
         <w:pStyle w:val="BodyText"/>
-        <w:spacing w:line="480" w:lineRule="auto" w:after="0"/>
-        <w:ind w:firstLine="720"/>
+        <w:spacing w:line="396" w:lineRule="auto" w:after="100"/>
       </w:pPr>
       <w:r>
         <w:rPr>
@@ -5644,20 +5442,16 @@
       <w:pPr>
         <w:pStyle w:val="Heading3"/>
         <w:keepNext/>
-        <w:ind w:firstLine="0"/>
-      </w:pPr>
-      <w:r>
-        <w:rPr>
-          <w:color w:val="000000"/>
-        </w:rPr>
+        <w:spacing w:line="264" w:lineRule="auto"/>
+      </w:pPr>
+      <w:r>
         <w:t xml:space="preserve">CP-18. QR cajero</w:t>
       </w:r>
     </w:p>
     <w:p>
       <w:pPr>
         <w:pStyle w:val="FirstParagraph"/>
-        <w:spacing w:line="480" w:lineRule="auto" w:after="0"/>
-        <w:ind w:firstLine="720"/>
+        <w:spacing w:line="396" w:lineRule="auto" w:after="100"/>
       </w:pPr>
       <w:r>
         <w:rPr>
@@ -5692,8 +5486,7 @@
     <w:p>
       <w:pPr>
         <w:pStyle w:val="BodyText"/>
-        <w:spacing w:line="480" w:lineRule="auto" w:after="0"/>
-        <w:ind w:firstLine="720"/>
+        <w:spacing w:line="396" w:lineRule="auto" w:after="100"/>
       </w:pPr>
       <w:r>
         <w:rPr>
@@ -5712,8 +5505,7 @@
     <w:p>
       <w:pPr>
         <w:pStyle w:val="BodyText"/>
-        <w:spacing w:line="480" w:lineRule="auto" w:after="0"/>
-        <w:ind w:firstLine="720"/>
+        <w:spacing w:line="396" w:lineRule="auto" w:after="100"/>
       </w:pPr>
       <w:r>
         <w:rPr>
@@ -5762,8 +5554,7 @@
     <w:p>
       <w:pPr>
         <w:pStyle w:val="BodyText"/>
-        <w:spacing w:line="480" w:lineRule="auto" w:after="0"/>
-        <w:ind w:firstLine="720"/>
+        <w:spacing w:line="396" w:lineRule="auto" w:after="100"/>
       </w:pPr>
       <w:r>
         <w:rPr>
@@ -5801,20 +5592,16 @@
       <w:pPr>
         <w:pStyle w:val="Heading3"/>
         <w:keepNext/>
-        <w:ind w:firstLine="0"/>
-      </w:pPr>
-      <w:r>
-        <w:rPr>
-          <w:color w:val="000000"/>
-        </w:rPr>
+        <w:spacing w:line="264" w:lineRule="auto"/>
+      </w:pPr>
+      <w:r>
         <w:t xml:space="preserve">CP-19. Cierre de caja</w:t>
       </w:r>
     </w:p>
     <w:p>
       <w:pPr>
         <w:pStyle w:val="FirstParagraph"/>
-        <w:spacing w:line="480" w:lineRule="auto" w:after="0"/>
-        <w:ind w:firstLine="720"/>
+        <w:spacing w:line="396" w:lineRule="auto" w:after="100"/>
       </w:pPr>
       <w:r>
         <w:rPr>
@@ -5849,8 +5636,7 @@
     <w:p>
       <w:pPr>
         <w:pStyle w:val="BodyText"/>
-        <w:spacing w:line="480" w:lineRule="auto" w:after="0"/>
-        <w:ind w:firstLine="720"/>
+        <w:spacing w:line="396" w:lineRule="auto" w:after="100"/>
       </w:pPr>
       <w:r>
         <w:rPr>
@@ -5869,8 +5655,7 @@
     <w:p>
       <w:pPr>
         <w:pStyle w:val="BodyText"/>
-        <w:spacing w:line="480" w:lineRule="auto" w:after="0"/>
-        <w:ind w:firstLine="720"/>
+        <w:spacing w:line="396" w:lineRule="auto" w:after="100"/>
       </w:pPr>
       <w:r>
         <w:rPr>
@@ -5919,8 +5704,7 @@
     <w:p>
       <w:pPr>
         <w:pStyle w:val="BodyText"/>
-        <w:spacing w:line="480" w:lineRule="auto" w:after="0"/>
-        <w:ind w:firstLine="720"/>
+        <w:spacing w:line="396" w:lineRule="auto" w:after="100"/>
       </w:pPr>
       <w:r>
         <w:rPr>
@@ -5958,20 +5742,16 @@
       <w:pPr>
         <w:pStyle w:val="Heading3"/>
         <w:keepNext/>
-        <w:ind w:firstLine="0"/>
-      </w:pPr>
-      <w:r>
-        <w:rPr>
-          <w:color w:val="000000"/>
-        </w:rPr>
+        <w:spacing w:line="264" w:lineRule="auto"/>
+      </w:pPr>
+      <w:r>
         <w:t xml:space="preserve">CP-20. Entrega ajena</w:t>
       </w:r>
     </w:p>
     <w:p>
       <w:pPr>
         <w:pStyle w:val="FirstParagraph"/>
-        <w:spacing w:line="480" w:lineRule="auto" w:after="0"/>
-        <w:ind w:firstLine="720"/>
+        <w:spacing w:line="396" w:lineRule="auto" w:after="100"/>
       </w:pPr>
       <w:r>
         <w:rPr>
@@ -6006,8 +5786,7 @@
     <w:p>
       <w:pPr>
         <w:pStyle w:val="BodyText"/>
-        <w:spacing w:line="480" w:lineRule="auto" w:after="0"/>
-        <w:ind w:firstLine="720"/>
+        <w:spacing w:line="396" w:lineRule="auto" w:after="100"/>
       </w:pPr>
       <w:r>
         <w:rPr>
@@ -6026,8 +5805,7 @@
     <w:p>
       <w:pPr>
         <w:pStyle w:val="BodyText"/>
-        <w:spacing w:line="480" w:lineRule="auto" w:after="0"/>
-        <w:ind w:firstLine="720"/>
+        <w:spacing w:line="396" w:lineRule="auto" w:after="100"/>
       </w:pPr>
       <w:r>
         <w:rPr>
@@ -6076,8 +5854,7 @@
     <w:p>
       <w:pPr>
         <w:pStyle w:val="BodyText"/>
-        <w:spacing w:line="480" w:lineRule="auto" w:after="0"/>
-        <w:ind w:firstLine="720"/>
+        <w:spacing w:line="396" w:lineRule="auto" w:after="100"/>
       </w:pPr>
       <w:r>
         <w:rPr>
@@ -6115,20 +5892,16 @@
       <w:pPr>
         <w:pStyle w:val="Heading3"/>
         <w:keepNext/>
-        <w:ind w:firstLine="0"/>
-      </w:pPr>
-      <w:r>
-        <w:rPr>
-          <w:color w:val="000000"/>
-        </w:rPr>
+        <w:spacing w:line="264" w:lineRule="auto"/>
+      </w:pPr>
+      <w:r>
         <w:t xml:space="preserve">CP-21. Calificación</w:t>
       </w:r>
     </w:p>
     <w:p>
       <w:pPr>
         <w:pStyle w:val="FirstParagraph"/>
-        <w:spacing w:line="480" w:lineRule="auto" w:after="0"/>
-        <w:ind w:firstLine="720"/>
+        <w:spacing w:line="396" w:lineRule="auto" w:after="100"/>
       </w:pPr>
       <w:r>
         <w:rPr>
@@ -6163,8 +5936,7 @@
     <w:p>
       <w:pPr>
         <w:pStyle w:val="BodyText"/>
-        <w:spacing w:line="480" w:lineRule="auto" w:after="0"/>
-        <w:ind w:firstLine="720"/>
+        <w:spacing w:line="396" w:lineRule="auto" w:after="100"/>
       </w:pPr>
       <w:r>
         <w:rPr>
@@ -6183,8 +5955,7 @@
     <w:p>
       <w:pPr>
         <w:pStyle w:val="BodyText"/>
-        <w:spacing w:line="480" w:lineRule="auto" w:after="0"/>
-        <w:ind w:firstLine="720"/>
+        <w:spacing w:line="396" w:lineRule="auto" w:after="100"/>
       </w:pPr>
       <w:r>
         <w:rPr>
@@ -6233,8 +6004,7 @@
     <w:p>
       <w:pPr>
         <w:pStyle w:val="BodyText"/>
-        <w:spacing w:line="480" w:lineRule="auto" w:after="0"/>
-        <w:ind w:firstLine="720"/>
+        <w:spacing w:line="396" w:lineRule="auto" w:after="100"/>
       </w:pPr>
       <w:r>
         <w:rPr>
@@ -6272,20 +6042,16 @@
       <w:pPr>
         <w:pStyle w:val="Heading3"/>
         <w:keepNext/>
-        <w:ind w:firstLine="0"/>
-      </w:pPr>
-      <w:r>
-        <w:rPr>
-          <w:color w:val="000000"/>
-        </w:rPr>
+        <w:spacing w:line="264" w:lineRule="auto"/>
+      </w:pPr>
+      <w:r>
         <w:t xml:space="preserve">CP-22. SignalR</w:t>
       </w:r>
     </w:p>
     <w:p>
       <w:pPr>
         <w:pStyle w:val="FirstParagraph"/>
-        <w:spacing w:line="480" w:lineRule="auto" w:after="0"/>
-        <w:ind w:firstLine="720"/>
+        <w:spacing w:line="396" w:lineRule="auto" w:after="100"/>
       </w:pPr>
       <w:r>
         <w:rPr>
@@ -6320,8 +6086,7 @@
     <w:p>
       <w:pPr>
         <w:pStyle w:val="BodyText"/>
-        <w:spacing w:line="480" w:lineRule="auto" w:after="0"/>
-        <w:ind w:firstLine="720"/>
+        <w:spacing w:line="396" w:lineRule="auto" w:after="100"/>
       </w:pPr>
       <w:r>
         <w:rPr>
@@ -6340,8 +6105,7 @@
     <w:p>
       <w:pPr>
         <w:pStyle w:val="BodyText"/>
-        <w:spacing w:line="480" w:lineRule="auto" w:after="0"/>
-        <w:ind w:firstLine="720"/>
+        <w:spacing w:line="396" w:lineRule="auto" w:after="100"/>
       </w:pPr>
       <w:r>
         <w:rPr>
@@ -6390,8 +6154,7 @@
     <w:p>
       <w:pPr>
         <w:pStyle w:val="BodyText"/>
-        <w:spacing w:line="480" w:lineRule="auto" w:after="0"/>
-        <w:ind w:firstLine="720"/>
+        <w:spacing w:line="396" w:lineRule="auto" w:after="100"/>
       </w:pPr>
       <w:r>
         <w:rPr>
@@ -6429,20 +6192,16 @@
       <w:pPr>
         <w:pStyle w:val="Heading3"/>
         <w:keepNext/>
-        <w:ind w:firstLine="0"/>
-      </w:pPr>
-      <w:r>
-        <w:rPr>
-          <w:color w:val="000000"/>
-        </w:rPr>
+        <w:spacing w:line="264" w:lineRule="auto"/>
+      </w:pPr>
+      <w:r>
         <w:t xml:space="preserve">CP-23. DB falla</w:t>
       </w:r>
     </w:p>
     <w:p>
       <w:pPr>
         <w:pStyle w:val="FirstParagraph"/>
-        <w:spacing w:line="480" w:lineRule="auto" w:after="0"/>
-        <w:ind w:firstLine="720"/>
+        <w:spacing w:line="396" w:lineRule="auto" w:after="100"/>
       </w:pPr>
       <w:r>
         <w:rPr>
@@ -6477,8 +6236,7 @@
     <w:p>
       <w:pPr>
         <w:pStyle w:val="BodyText"/>
-        <w:spacing w:line="480" w:lineRule="auto" w:after="0"/>
-        <w:ind w:firstLine="720"/>
+        <w:spacing w:line="396" w:lineRule="auto" w:after="100"/>
       </w:pPr>
       <w:r>
         <w:rPr>
@@ -6497,8 +6255,7 @@
     <w:p>
       <w:pPr>
         <w:pStyle w:val="BodyText"/>
-        <w:spacing w:line="480" w:lineRule="auto" w:after="0"/>
-        <w:ind w:firstLine="720"/>
+        <w:spacing w:line="396" w:lineRule="auto" w:after="100"/>
       </w:pPr>
       <w:r>
         <w:rPr>
@@ -6547,8 +6304,7 @@
     <w:p>
       <w:pPr>
         <w:pStyle w:val="BodyText"/>
-        <w:spacing w:line="480" w:lineRule="auto" w:after="0"/>
-        <w:ind w:firstLine="720"/>
+        <w:spacing w:line="396" w:lineRule="auto" w:after="100"/>
       </w:pPr>
       <w:r>
         <w:rPr>
@@ -6586,20 +6342,16 @@
       <w:pPr>
         <w:pStyle w:val="Heading3"/>
         <w:keepNext/>
-        <w:ind w:firstLine="0"/>
-      </w:pPr>
-      <w:r>
-        <w:rPr>
-          <w:color w:val="000000"/>
-        </w:rPr>
+        <w:spacing w:line="264" w:lineRule="auto"/>
+      </w:pPr>
+      <w:r>
         <w:t xml:space="preserve">CP-24. Migración</w:t>
       </w:r>
     </w:p>
     <w:p>
       <w:pPr>
         <w:pStyle w:val="FirstParagraph"/>
-        <w:spacing w:line="480" w:lineRule="auto" w:after="0"/>
-        <w:ind w:firstLine="720"/>
+        <w:spacing w:line="396" w:lineRule="auto" w:after="100"/>
       </w:pPr>
       <w:r>
         <w:rPr>
@@ -6634,8 +6386,7 @@
     <w:p>
       <w:pPr>
         <w:pStyle w:val="BodyText"/>
-        <w:spacing w:line="480" w:lineRule="auto" w:after="0"/>
-        <w:ind w:firstLine="720"/>
+        <w:spacing w:line="396" w:lineRule="auto" w:after="100"/>
       </w:pPr>
       <w:r>
         <w:rPr>
@@ -6654,8 +6405,7 @@
     <w:p>
       <w:pPr>
         <w:pStyle w:val="BodyText"/>
-        <w:spacing w:line="480" w:lineRule="auto" w:after="0"/>
-        <w:ind w:firstLine="720"/>
+        <w:spacing w:line="396" w:lineRule="auto" w:after="100"/>
       </w:pPr>
       <w:r>
         <w:rPr>
@@ -6704,8 +6454,7 @@
     <w:p>
       <w:pPr>
         <w:pStyle w:val="BodyText"/>
-        <w:spacing w:line="480" w:lineRule="auto" w:after="0"/>
-        <w:ind w:firstLine="720"/>
+        <w:spacing w:line="396" w:lineRule="auto" w:after="100"/>
       </w:pPr>
       <w:r>
         <w:rPr>
@@ -6743,20 +6492,16 @@
       <w:pPr>
         <w:pStyle w:val="Heading3"/>
         <w:keepNext/>
-        <w:ind w:firstLine="0"/>
-      </w:pPr>
-      <w:r>
-        <w:rPr>
-          <w:color w:val="000000"/>
-        </w:rPr>
+        <w:spacing w:line="264" w:lineRule="auto"/>
+      </w:pPr>
+      <w:r>
         <w:t xml:space="preserve">CP-25. Rollback</w:t>
       </w:r>
     </w:p>
     <w:p>
       <w:pPr>
         <w:pStyle w:val="FirstParagraph"/>
-        <w:spacing w:line="480" w:lineRule="auto" w:after="0"/>
-        <w:ind w:firstLine="720"/>
+        <w:spacing w:line="396" w:lineRule="auto" w:after="100"/>
       </w:pPr>
       <w:r>
         <w:rPr>
@@ -6791,8 +6536,7 @@
     <w:p>
       <w:pPr>
         <w:pStyle w:val="BodyText"/>
-        <w:spacing w:line="480" w:lineRule="auto" w:after="0"/>
-        <w:ind w:firstLine="720"/>
+        <w:spacing w:line="396" w:lineRule="auto" w:after="100"/>
       </w:pPr>
       <w:r>
         <w:rPr>
@@ -6811,8 +6555,7 @@
     <w:p>
       <w:pPr>
         <w:pStyle w:val="BodyText"/>
-        <w:spacing w:line="480" w:lineRule="auto" w:after="0"/>
-        <w:ind w:firstLine="720"/>
+        <w:spacing w:line="396" w:lineRule="auto" w:after="100"/>
       </w:pPr>
       <w:r>
         <w:rPr>
@@ -6861,8 +6604,7 @@
     <w:p>
       <w:pPr>
         <w:pStyle w:val="BodyText"/>
-        <w:spacing w:line="480" w:lineRule="auto" w:after="0"/>
-        <w:ind w:firstLine="720"/>
+        <w:spacing w:line="396" w:lineRule="auto" w:after="100"/>
       </w:pPr>
       <w:r>
         <w:rPr>
@@ -6900,20 +6642,16 @@
       <w:pPr>
         <w:pStyle w:val="Heading3"/>
         <w:keepNext/>
-        <w:ind w:firstLine="0"/>
-      </w:pPr>
-      <w:r>
-        <w:rPr>
-          <w:color w:val="000000"/>
-        </w:rPr>
+        <w:spacing w:line="264" w:lineRule="auto"/>
+      </w:pPr>
+      <w:r>
         <w:t xml:space="preserve">CP-26. Carga HTTP</w:t>
       </w:r>
     </w:p>
     <w:p>
       <w:pPr>
         <w:pStyle w:val="FirstParagraph"/>
-        <w:spacing w:line="480" w:lineRule="auto" w:after="0"/>
-        <w:ind w:firstLine="720"/>
+        <w:spacing w:line="396" w:lineRule="auto" w:after="100"/>
       </w:pPr>
       <w:r>
         <w:rPr>
@@ -6948,8 +6686,7 @@
     <w:p>
       <w:pPr>
         <w:pStyle w:val="BodyText"/>
-        <w:spacing w:line="480" w:lineRule="auto" w:after="0"/>
-        <w:ind w:firstLine="720"/>
+        <w:spacing w:line="396" w:lineRule="auto" w:after="100"/>
       </w:pPr>
       <w:r>
         <w:rPr>
@@ -6968,8 +6705,7 @@
     <w:p>
       <w:pPr>
         <w:pStyle w:val="BodyText"/>
-        <w:spacing w:line="480" w:lineRule="auto" w:after="0"/>
-        <w:ind w:firstLine="720"/>
+        <w:spacing w:line="396" w:lineRule="auto" w:after="100"/>
       </w:pPr>
       <w:r>
         <w:rPr>
@@ -7018,8 +6754,7 @@
     <w:p>
       <w:pPr>
         <w:pStyle w:val="BodyText"/>
-        <w:spacing w:line="480" w:lineRule="auto" w:after="0"/>
-        <w:ind w:firstLine="720"/>
+        <w:spacing w:line="396" w:lineRule="auto" w:after="100"/>
       </w:pPr>
       <w:r>
         <w:rPr>
@@ -7057,20 +6792,16 @@
       <w:pPr>
         <w:pStyle w:val="Heading3"/>
         <w:keepNext/>
-        <w:ind w:firstLine="0"/>
-      </w:pPr>
-      <w:r>
-        <w:rPr>
-          <w:color w:val="000000"/>
-        </w:rPr>
+        <w:spacing w:line="264" w:lineRule="auto"/>
+      </w:pPr>
+      <w:r>
         <w:t xml:space="preserve">CP-27. Usabilidad</w:t>
       </w:r>
     </w:p>
     <w:p>
       <w:pPr>
         <w:pStyle w:val="FirstParagraph"/>
-        <w:spacing w:line="480" w:lineRule="auto" w:after="0"/>
-        <w:ind w:firstLine="720"/>
+        <w:spacing w:line="396" w:lineRule="auto" w:after="100"/>
       </w:pPr>
       <w:r>
         <w:rPr>
@@ -7105,8 +6836,7 @@
     <w:p>
       <w:pPr>
         <w:pStyle w:val="BodyText"/>
-        <w:spacing w:line="480" w:lineRule="auto" w:after="0"/>
-        <w:ind w:firstLine="720"/>
+        <w:spacing w:line="396" w:lineRule="auto" w:after="100"/>
       </w:pPr>
       <w:r>
         <w:rPr>
@@ -7125,8 +6855,7 @@
     <w:p>
       <w:pPr>
         <w:pStyle w:val="BodyText"/>
-        <w:spacing w:line="480" w:lineRule="auto" w:after="0"/>
-        <w:ind w:firstLine="720"/>
+        <w:spacing w:line="396" w:lineRule="auto" w:after="100"/>
       </w:pPr>
       <w:r>
         <w:rPr>
@@ -7175,8 +6904,7 @@
     <w:p>
       <w:pPr>
         <w:pStyle w:val="BodyText"/>
-        <w:spacing w:line="480" w:lineRule="auto" w:after="0"/>
-        <w:ind w:firstLine="720"/>
+        <w:spacing w:line="396" w:lineRule="auto" w:after="100"/>
       </w:pPr>
       <w:r>
         <w:rPr>
@@ -7215,12 +6943,9 @@
       <w:pPr>
         <w:pStyle w:val="Heading2"/>
         <w:keepNext/>
-        <w:ind w:firstLine="0"/>
-      </w:pPr>
-      <w:r>
-        <w:rPr>
-          <w:color w:val="000000"/>
-        </w:rPr>
+        <w:spacing w:line="264" w:lineRule="auto"/>
+      </w:pPr>
+      <w:r>
         <w:t xml:space="preserve">9. Casos complementarios recomendados</w:t>
       </w:r>
     </w:p>
@@ -7229,7 +6954,7 @@
         <w:tblStyle w:val="Table"/>
         <w:tblW w:type="pct" w:w="5000"/>
         <w:jc w:val="left"/>
-        <w:tblLayout w:type="fixed"/>
+        <w:tblLayout w:type="autofit"/>
         <w:tblLook w:firstRow="1" w:lastRow="0" w:firstColumn="0" w:lastColumn="0" w:noHBand="0" w:noVBand="0" w:val="0020"/>
       </w:tblPr>
       <w:tblGrid>
@@ -7248,14 +6973,14 @@
           <w:p>
             <w:pPr>
               <w:pStyle w:val="Compact"/>
-              <w:spacing w:line="240" w:lineRule="auto" w:after="0"/>
-              <w:ind w:firstLine="0"/>
-              <w:jc w:val="left"/>
-            </w:pPr>
-            <w:r>
-              <w:rPr>
-                <w:rFonts w:ascii="Times New Roman" w:hAnsi="Times New Roman"/>
-                <w:sz w:val="18"/>
+              <w:spacing w:line="240" w:lineRule="auto" w:after="20"/>
+              <w:ind w:firstLine="0"/>
+              <w:jc w:val="left"/>
+            </w:pPr>
+            <w:r>
+              <w:rPr>
+                <w:b/>
+                <w:sz w:val="17"/>
               </w:rPr>
               <w:t xml:space="preserve">ID</w:t>
             </w:r>
@@ -7266,14 +6991,14 @@
           <w:p>
             <w:pPr>
               <w:pStyle w:val="Compact"/>
-              <w:spacing w:line="240" w:lineRule="auto" w:after="0"/>
-              <w:ind w:firstLine="0"/>
-              <w:jc w:val="left"/>
-            </w:pPr>
-            <w:r>
-              <w:rPr>
-                <w:rFonts w:ascii="Times New Roman" w:hAnsi="Times New Roman"/>
-                <w:sz w:val="18"/>
+              <w:spacing w:line="240" w:lineRule="auto" w:after="20"/>
+              <w:ind w:firstLine="0"/>
+              <w:jc w:val="left"/>
+            </w:pPr>
+            <w:r>
+              <w:rPr>
+                <w:b/>
+                <w:sz w:val="17"/>
               </w:rPr>
               <w:t xml:space="preserve">Categoría</w:t>
             </w:r>
@@ -7284,14 +7009,14 @@
           <w:p>
             <w:pPr>
               <w:pStyle w:val="Compact"/>
-              <w:spacing w:line="240" w:lineRule="auto" w:after="0"/>
-              <w:ind w:firstLine="0"/>
-              <w:jc w:val="left"/>
-            </w:pPr>
-            <w:r>
-              <w:rPr>
-                <w:rFonts w:ascii="Times New Roman" w:hAnsi="Times New Roman"/>
-                <w:sz w:val="18"/>
+              <w:spacing w:line="240" w:lineRule="auto" w:after="20"/>
+              <w:ind w:firstLine="0"/>
+              <w:jc w:val="left"/>
+            </w:pPr>
+            <w:r>
+              <w:rPr>
+                <w:b/>
+                <w:sz w:val="17"/>
               </w:rPr>
               <w:t xml:space="preserve">Estímulo</w:t>
             </w:r>
@@ -7302,14 +7027,14 @@
           <w:p>
             <w:pPr>
               <w:pStyle w:val="Compact"/>
-              <w:spacing w:line="240" w:lineRule="auto" w:after="0"/>
-              <w:ind w:firstLine="0"/>
-              <w:jc w:val="left"/>
-            </w:pPr>
-            <w:r>
-              <w:rPr>
-                <w:rFonts w:ascii="Times New Roman" w:hAnsi="Times New Roman"/>
-                <w:sz w:val="18"/>
+              <w:spacing w:line="240" w:lineRule="auto" w:after="20"/>
+              <w:ind w:firstLine="0"/>
+              <w:jc w:val="left"/>
+            </w:pPr>
+            <w:r>
+              <w:rPr>
+                <w:b/>
+                <w:sz w:val="17"/>
               </w:rPr>
               <w:t xml:space="preserve">Aprobación esperada</w:t>
             </w:r>
@@ -7322,14 +7047,13 @@
           <w:p>
             <w:pPr>
               <w:pStyle w:val="Compact"/>
-              <w:spacing w:line="240" w:lineRule="auto" w:after="0"/>
-              <w:ind w:firstLine="0"/>
-              <w:jc w:val="left"/>
-            </w:pPr>
-            <w:r>
-              <w:rPr>
-                <w:rFonts w:ascii="Times New Roman" w:hAnsi="Times New Roman"/>
-                <w:sz w:val="18"/>
+              <w:spacing w:line="240" w:lineRule="auto" w:after="20"/>
+              <w:ind w:firstLine="0"/>
+              <w:jc w:val="left"/>
+            </w:pPr>
+            <w:r>
+              <w:rPr>
+                <w:sz w:val="17"/>
               </w:rPr>
               <w:t xml:space="preserve">CP-28</w:t>
             </w:r>
@@ -7340,14 +7064,13 @@
           <w:p>
             <w:pPr>
               <w:pStyle w:val="Compact"/>
-              <w:spacing w:line="240" w:lineRule="auto" w:after="0"/>
-              <w:ind w:firstLine="0"/>
-              <w:jc w:val="left"/>
-            </w:pPr>
-            <w:r>
-              <w:rPr>
-                <w:rFonts w:ascii="Times New Roman" w:hAnsi="Times New Roman"/>
-                <w:sz w:val="18"/>
+              <w:spacing w:line="240" w:lineRule="auto" w:after="20"/>
+              <w:ind w:firstLine="0"/>
+              <w:jc w:val="left"/>
+            </w:pPr>
+            <w:r>
+              <w:rPr>
+                <w:sz w:val="17"/>
               </w:rPr>
               <w:t xml:space="preserve">Recuperación</w:t>
             </w:r>
@@ -7358,14 +7081,13 @@
           <w:p>
             <w:pPr>
               <w:pStyle w:val="Compact"/>
-              <w:spacing w:line="240" w:lineRule="auto" w:after="0"/>
-              <w:ind w:firstLine="0"/>
-              <w:jc w:val="left"/>
-            </w:pPr>
-            <w:r>
-              <w:rPr>
-                <w:rFonts w:ascii="Times New Roman" w:hAnsi="Times New Roman"/>
-                <w:sz w:val="18"/>
+              <w:spacing w:line="240" w:lineRule="auto" w:after="20"/>
+              <w:ind w:firstLine="0"/>
+              <w:jc w:val="left"/>
+            </w:pPr>
+            <w:r>
+              <w:rPr>
+                <w:sz w:val="17"/>
               </w:rPr>
               <w:t xml:space="preserve">código vencido/reusado</w:t>
             </w:r>
@@ -7376,14 +7098,13 @@
           <w:p>
             <w:pPr>
               <w:pStyle w:val="Compact"/>
-              <w:spacing w:line="240" w:lineRule="auto" w:after="0"/>
-              <w:ind w:firstLine="0"/>
-              <w:jc w:val="left"/>
-            </w:pPr>
-            <w:r>
-              <w:rPr>
-                <w:rFonts w:ascii="Times New Roman" w:hAnsi="Times New Roman"/>
-                <w:sz w:val="18"/>
+              <w:spacing w:line="240" w:lineRule="auto" w:after="20"/>
+              <w:ind w:firstLine="0"/>
+              <w:jc w:val="left"/>
+            </w:pPr>
+            <w:r>
+              <w:rPr>
+                <w:sz w:val="17"/>
               </w:rPr>
               <w:t xml:space="preserve">no permite cambiar clave</w:t>
             </w:r>
@@ -7396,14 +7117,13 @@
           <w:p>
             <w:pPr>
               <w:pStyle w:val="Compact"/>
-              <w:spacing w:line="240" w:lineRule="auto" w:after="0"/>
-              <w:ind w:firstLine="0"/>
-              <w:jc w:val="left"/>
-            </w:pPr>
-            <w:r>
-              <w:rPr>
-                <w:rFonts w:ascii="Times New Roman" w:hAnsi="Times New Roman"/>
-                <w:sz w:val="18"/>
+              <w:spacing w:line="240" w:lineRule="auto" w:after="20"/>
+              <w:ind w:firstLine="0"/>
+              <w:jc w:val="left"/>
+            </w:pPr>
+            <w:r>
+              <w:rPr>
+                <w:sz w:val="17"/>
               </w:rPr>
               <w:t xml:space="preserve">CP-29</w:t>
             </w:r>
@@ -7414,14 +7134,13 @@
           <w:p>
             <w:pPr>
               <w:pStyle w:val="Compact"/>
-              <w:spacing w:line="240" w:lineRule="auto" w:after="0"/>
-              <w:ind w:firstLine="0"/>
-              <w:jc w:val="left"/>
-            </w:pPr>
-            <w:r>
-              <w:rPr>
-                <w:rFonts w:ascii="Times New Roman" w:hAnsi="Times New Roman"/>
-                <w:sz w:val="18"/>
+              <w:spacing w:line="240" w:lineRule="auto" w:after="20"/>
+              <w:ind w:firstLine="0"/>
+              <w:jc w:val="left"/>
+            </w:pPr>
+            <w:r>
+              <w:rPr>
+                <w:sz w:val="17"/>
               </w:rPr>
               <w:t xml:space="preserve">Roles</w:t>
             </w:r>
@@ -7432,14 +7151,13 @@
           <w:p>
             <w:pPr>
               <w:pStyle w:val="Compact"/>
-              <w:spacing w:line="240" w:lineRule="auto" w:after="0"/>
-              <w:ind w:firstLine="0"/>
-              <w:jc w:val="left"/>
-            </w:pPr>
-            <w:r>
-              <w:rPr>
-                <w:rFonts w:ascii="Times New Roman" w:hAnsi="Times New Roman"/>
-                <w:sz w:val="18"/>
+              <w:spacing w:line="240" w:lineRule="auto" w:after="20"/>
+              <w:ind w:firstLine="0"/>
+              <w:jc w:val="left"/>
+            </w:pPr>
+            <w:r>
+              <w:rPr>
+                <w:sz w:val="17"/>
               </w:rPr>
               <w:t xml:space="preserve">cliente llama admin endpoint</w:t>
             </w:r>
@@ -7450,14 +7168,13 @@
           <w:p>
             <w:pPr>
               <w:pStyle w:val="Compact"/>
-              <w:spacing w:line="240" w:lineRule="auto" w:after="0"/>
-              <w:ind w:firstLine="0"/>
-              <w:jc w:val="left"/>
-            </w:pPr>
-            <w:r>
-              <w:rPr>
-                <w:rFonts w:ascii="Times New Roman" w:hAnsi="Times New Roman"/>
-                <w:sz w:val="18"/>
+              <w:spacing w:line="240" w:lineRule="auto" w:after="20"/>
+              <w:ind w:firstLine="0"/>
+              <w:jc w:val="left"/>
+            </w:pPr>
+            <w:r>
+              <w:rPr>
+                <w:sz w:val="17"/>
               </w:rPr>
               <w:t xml:space="preserve">denegación completa sin filtraciones</w:t>
             </w:r>
@@ -7470,14 +7187,13 @@
           <w:p>
             <w:pPr>
               <w:pStyle w:val="Compact"/>
-              <w:spacing w:line="240" w:lineRule="auto" w:after="0"/>
-              <w:ind w:firstLine="0"/>
-              <w:jc w:val="left"/>
-            </w:pPr>
-            <w:r>
-              <w:rPr>
-                <w:rFonts w:ascii="Times New Roman" w:hAnsi="Times New Roman"/>
-                <w:sz w:val="18"/>
+              <w:spacing w:line="240" w:lineRule="auto" w:after="20"/>
+              <w:ind w:firstLine="0"/>
+              <w:jc w:val="left"/>
+            </w:pPr>
+            <w:r>
+              <w:rPr>
+                <w:sz w:val="17"/>
               </w:rPr>
               <w:t xml:space="preserve">CP-30</w:t>
             </w:r>
@@ -7488,14 +7204,13 @@
           <w:p>
             <w:pPr>
               <w:pStyle w:val="Compact"/>
-              <w:spacing w:line="240" w:lineRule="auto" w:after="0"/>
-              <w:ind w:firstLine="0"/>
-              <w:jc w:val="left"/>
-            </w:pPr>
-            <w:r>
-              <w:rPr>
-                <w:rFonts w:ascii="Times New Roman" w:hAnsi="Times New Roman"/>
-                <w:sz w:val="18"/>
+              <w:spacing w:line="240" w:lineRule="auto" w:after="20"/>
+              <w:ind w:firstLine="0"/>
+              <w:jc w:val="left"/>
+            </w:pPr>
+            <w:r>
+              <w:rPr>
+                <w:sz w:val="17"/>
               </w:rPr>
               <w:t xml:space="preserve">Turnos</w:t>
             </w:r>
@@ -7506,14 +7221,13 @@
           <w:p>
             <w:pPr>
               <w:pStyle w:val="Compact"/>
-              <w:spacing w:line="240" w:lineRule="auto" w:after="0"/>
-              <w:ind w:firstLine="0"/>
-              <w:jc w:val="left"/>
-            </w:pPr>
-            <w:r>
-              <w:rPr>
-                <w:rFonts w:ascii="Times New Roman" w:hAnsi="Times New Roman"/>
-                <w:sz w:val="18"/>
+              <w:spacing w:line="240" w:lineRule="auto" w:after="20"/>
+              <w:ind w:firstLine="0"/>
+              <w:jc w:val="left"/>
+            </w:pPr>
+            <w:r>
+              <w:rPr>
+                <w:sz w:val="17"/>
               </w:rPr>
               <w:t xml:space="preserve">empleado sin turno intenta operación</w:t>
             </w:r>
@@ -7524,14 +7238,13 @@
           <w:p>
             <w:pPr>
               <w:pStyle w:val="Compact"/>
-              <w:spacing w:line="240" w:lineRule="auto" w:after="0"/>
-              <w:ind w:firstLine="0"/>
-              <w:jc w:val="left"/>
-            </w:pPr>
-            <w:r>
-              <w:rPr>
-                <w:rFonts w:ascii="Times New Roman" w:hAnsi="Times New Roman"/>
-                <w:sz w:val="18"/>
+              <w:spacing w:line="240" w:lineRule="auto" w:after="20"/>
+              <w:ind w:firstLine="0"/>
+              <w:jc w:val="left"/>
+            </w:pPr>
+            <w:r>
+              <w:rPr>
+                <w:sz w:val="17"/>
               </w:rPr>
               <w:t xml:space="preserve">política ActiveShift aplicada</w:t>
             </w:r>
@@ -7544,14 +7257,13 @@
           <w:p>
             <w:pPr>
               <w:pStyle w:val="Compact"/>
-              <w:spacing w:line="240" w:lineRule="auto" w:after="0"/>
-              <w:ind w:firstLine="0"/>
-              <w:jc w:val="left"/>
-            </w:pPr>
-            <w:r>
-              <w:rPr>
-                <w:rFonts w:ascii="Times New Roman" w:hAnsi="Times New Roman"/>
-                <w:sz w:val="18"/>
+              <w:spacing w:line="240" w:lineRule="auto" w:after="20"/>
+              <w:ind w:firstLine="0"/>
+              <w:jc w:val="left"/>
+            </w:pPr>
+            <w:r>
+              <w:rPr>
+                <w:sz w:val="17"/>
               </w:rPr>
               <w:t xml:space="preserve">CP-31</w:t>
             </w:r>
@@ -7562,14 +7274,13 @@
           <w:p>
             <w:pPr>
               <w:pStyle w:val="Compact"/>
-              <w:spacing w:line="240" w:lineRule="auto" w:after="0"/>
-              <w:ind w:firstLine="0"/>
-              <w:jc w:val="left"/>
-            </w:pPr>
-            <w:r>
-              <w:rPr>
-                <w:rFonts w:ascii="Times New Roman" w:hAnsi="Times New Roman"/>
-                <w:sz w:val="18"/>
+              <w:spacing w:line="240" w:lineRule="auto" w:after="20"/>
+              <w:ind w:firstLine="0"/>
+              <w:jc w:val="left"/>
+            </w:pPr>
+            <w:r>
+              <w:rPr>
+                <w:sz w:val="17"/>
               </w:rPr>
               <w:t xml:space="preserve">Notificaciones</w:t>
             </w:r>
@@ -7580,14 +7291,13 @@
           <w:p>
             <w:pPr>
               <w:pStyle w:val="Compact"/>
-              <w:spacing w:line="240" w:lineRule="auto" w:after="0"/>
-              <w:ind w:firstLine="0"/>
-              <w:jc w:val="left"/>
-            </w:pPr>
-            <w:r>
-              <w:rPr>
-                <w:rFonts w:ascii="Times New Roman" w:hAnsi="Times New Roman"/>
-                <w:sz w:val="18"/>
+              <w:spacing w:line="240" w:lineRule="auto" w:after="20"/>
+              <w:ind w:firstLine="0"/>
+              <w:jc w:val="left"/>
+            </w:pPr>
+            <w:r>
+              <w:rPr>
+                <w:sz w:val="17"/>
               </w:rPr>
               <w:t xml:space="preserve">usuario A consulta notificaciones B</w:t>
             </w:r>
@@ -7598,14 +7308,13 @@
           <w:p>
             <w:pPr>
               <w:pStyle w:val="Compact"/>
-              <w:spacing w:line="240" w:lineRule="auto" w:after="0"/>
-              <w:ind w:firstLine="0"/>
-              <w:jc w:val="left"/>
-            </w:pPr>
-            <w:r>
-              <w:rPr>
-                <w:rFonts w:ascii="Times New Roman" w:hAnsi="Times New Roman"/>
-                <w:sz w:val="18"/>
+              <w:spacing w:line="240" w:lineRule="auto" w:after="20"/>
+              <w:ind w:firstLine="0"/>
+              <w:jc w:val="left"/>
+            </w:pPr>
+            <w:r>
+              <w:rPr>
+                <w:sz w:val="17"/>
               </w:rPr>
               <w:t xml:space="preserve">prohibición sin datos filtrados</w:t>
             </w:r>
@@ -7618,14 +7327,13 @@
           <w:p>
             <w:pPr>
               <w:pStyle w:val="Compact"/>
-              <w:spacing w:line="240" w:lineRule="auto" w:after="0"/>
-              <w:ind w:firstLine="0"/>
-              <w:jc w:val="left"/>
-            </w:pPr>
-            <w:r>
-              <w:rPr>
-                <w:rFonts w:ascii="Times New Roman" w:hAnsi="Times New Roman"/>
-                <w:sz w:val="18"/>
+              <w:spacing w:line="240" w:lineRule="auto" w:after="20"/>
+              <w:ind w:firstLine="0"/>
+              <w:jc w:val="left"/>
+            </w:pPr>
+            <w:r>
+              <w:rPr>
+                <w:sz w:val="17"/>
               </w:rPr>
               <w:t xml:space="preserve">CP-32</w:t>
             </w:r>
@@ -7636,14 +7344,13 @@
           <w:p>
             <w:pPr>
               <w:pStyle w:val="Compact"/>
-              <w:spacing w:line="240" w:lineRule="auto" w:after="0"/>
-              <w:ind w:firstLine="0"/>
-              <w:jc w:val="left"/>
-            </w:pPr>
-            <w:r>
-              <w:rPr>
-                <w:rFonts w:ascii="Times New Roman" w:hAnsi="Times New Roman"/>
-                <w:sz w:val="18"/>
+              <w:spacing w:line="240" w:lineRule="auto" w:after="20"/>
+              <w:ind w:firstLine="0"/>
+              <w:jc w:val="left"/>
+            </w:pPr>
+            <w:r>
+              <w:rPr>
+                <w:sz w:val="17"/>
               </w:rPr>
               <w:t xml:space="preserve">Geo</w:t>
             </w:r>
@@ -7654,14 +7361,13 @@
           <w:p>
             <w:pPr>
               <w:pStyle w:val="Compact"/>
-              <w:spacing w:line="240" w:lineRule="auto" w:after="0"/>
-              <w:ind w:firstLine="0"/>
-              <w:jc w:val="left"/>
-            </w:pPr>
-            <w:r>
-              <w:rPr>
-                <w:rFonts w:ascii="Times New Roman" w:hAnsi="Times New Roman"/>
-                <w:sz w:val="18"/>
+              <w:spacing w:line="240" w:lineRule="auto" w:after="20"/>
+              <w:ind w:firstLine="0"/>
+              <w:jc w:val="left"/>
+            </w:pPr>
+            <w:r>
+              <w:rPr>
+                <w:sz w:val="17"/>
               </w:rPr>
               <w:t xml:space="preserve">coordenadas fuera de rango</w:t>
             </w:r>
@@ -7672,14 +7378,13 @@
           <w:p>
             <w:pPr>
               <w:pStyle w:val="Compact"/>
-              <w:spacing w:line="240" w:lineRule="auto" w:after="0"/>
-              <w:ind w:firstLine="0"/>
-              <w:jc w:val="left"/>
-            </w:pPr>
-            <w:r>
-              <w:rPr>
-                <w:rFonts w:ascii="Times New Roman" w:hAnsi="Times New Roman"/>
-                <w:sz w:val="18"/>
+              <w:spacing w:line="240" w:lineRule="auto" w:after="20"/>
+              <w:ind w:firstLine="0"/>
+              <w:jc w:val="left"/>
+            </w:pPr>
+            <w:r>
+              <w:rPr>
+                <w:sz w:val="17"/>
               </w:rPr>
               <w:t xml:space="preserve">rechazo validado</w:t>
             </w:r>
@@ -7692,14 +7397,13 @@
           <w:p>
             <w:pPr>
               <w:pStyle w:val="Compact"/>
-              <w:spacing w:line="240" w:lineRule="auto" w:after="0"/>
-              <w:ind w:firstLine="0"/>
-              <w:jc w:val="left"/>
-            </w:pPr>
-            <w:r>
-              <w:rPr>
-                <w:rFonts w:ascii="Times New Roman" w:hAnsi="Times New Roman"/>
-                <w:sz w:val="18"/>
+              <w:spacing w:line="240" w:lineRule="auto" w:after="20"/>
+              <w:ind w:firstLine="0"/>
+              <w:jc w:val="left"/>
+            </w:pPr>
+            <w:r>
+              <w:rPr>
+                <w:sz w:val="17"/>
               </w:rPr>
               <w:t xml:space="preserve">CP-33</w:t>
             </w:r>
@@ -7710,14 +7414,13 @@
           <w:p>
             <w:pPr>
               <w:pStyle w:val="Compact"/>
-              <w:spacing w:line="240" w:lineRule="auto" w:after="0"/>
-              <w:ind w:firstLine="0"/>
-              <w:jc w:val="left"/>
-            </w:pPr>
-            <w:r>
-              <w:rPr>
-                <w:rFonts w:ascii="Times New Roman" w:hAnsi="Times New Roman"/>
-                <w:sz w:val="18"/>
+              <w:spacing w:line="240" w:lineRule="auto" w:after="20"/>
+              <w:ind w:firstLine="0"/>
+              <w:jc w:val="left"/>
+            </w:pPr>
+            <w:r>
+              <w:rPr>
+                <w:sz w:val="17"/>
               </w:rPr>
               <w:t xml:space="preserve">Mesas</w:t>
             </w:r>
@@ -7728,14 +7431,13 @@
           <w:p>
             <w:pPr>
               <w:pStyle w:val="Compact"/>
-              <w:spacing w:line="240" w:lineRule="auto" w:after="0"/>
-              <w:ind w:firstLine="0"/>
-              <w:jc w:val="left"/>
-            </w:pPr>
-            <w:r>
-              <w:rPr>
-                <w:rFonts w:ascii="Times New Roman" w:hAnsi="Times New Roman"/>
-                <w:sz w:val="18"/>
+              <w:spacing w:line="240" w:lineRule="auto" w:after="20"/>
+              <w:ind w:firstLine="0"/>
+              <w:jc w:val="left"/>
+            </w:pPr>
+            <w:r>
+              <w:rPr>
+                <w:sz w:val="17"/>
               </w:rPr>
               <w:t xml:space="preserve">dos clientes actualizan mesa en paralelo</w:t>
             </w:r>
@@ -7746,14 +7448,13 @@
           <w:p>
             <w:pPr>
               <w:pStyle w:val="Compact"/>
-              <w:spacing w:line="240" w:lineRule="auto" w:after="0"/>
-              <w:ind w:firstLine="0"/>
-              <w:jc w:val="left"/>
-            </w:pPr>
-            <w:r>
-              <w:rPr>
-                <w:rFonts w:ascii="Times New Roman" w:hAnsi="Times New Roman"/>
-                <w:sz w:val="18"/>
+              <w:spacing w:line="240" w:lineRule="auto" w:after="20"/>
+              <w:ind w:firstLine="0"/>
+              <w:jc w:val="left"/>
+            </w:pPr>
+            <w:r>
+              <w:rPr>
+                <w:sz w:val="17"/>
               </w:rPr>
               <w:t xml:space="preserve">sin duplicación de ocupación</w:t>
             </w:r>
@@ -7766,14 +7467,13 @@
           <w:p>
             <w:pPr>
               <w:pStyle w:val="Compact"/>
-              <w:spacing w:line="240" w:lineRule="auto" w:after="0"/>
-              <w:ind w:firstLine="0"/>
-              <w:jc w:val="left"/>
-            </w:pPr>
-            <w:r>
-              <w:rPr>
-                <w:rFonts w:ascii="Times New Roman" w:hAnsi="Times New Roman"/>
-                <w:sz w:val="18"/>
+              <w:spacing w:line="240" w:lineRule="auto" w:after="20"/>
+              <w:ind w:firstLine="0"/>
+              <w:jc w:val="left"/>
+            </w:pPr>
+            <w:r>
+              <w:rPr>
+                <w:sz w:val="17"/>
               </w:rPr>
               <w:t xml:space="preserve">CP-34</w:t>
             </w:r>
@@ -7784,14 +7484,13 @@
           <w:p>
             <w:pPr>
               <w:pStyle w:val="Compact"/>
-              <w:spacing w:line="240" w:lineRule="auto" w:after="0"/>
-              <w:ind w:firstLine="0"/>
-              <w:jc w:val="left"/>
-            </w:pPr>
-            <w:r>
-              <w:rPr>
-                <w:rFonts w:ascii="Times New Roman" w:hAnsi="Times New Roman"/>
-                <w:sz w:val="18"/>
+              <w:spacing w:line="240" w:lineRule="auto" w:after="20"/>
+              <w:ind w:firstLine="0"/>
+              <w:jc w:val="left"/>
+            </w:pPr>
+            <w:r>
+              <w:rPr>
+                <w:sz w:val="17"/>
               </w:rPr>
               <w:t xml:space="preserve">Reportes</w:t>
             </w:r>
@@ -7802,14 +7501,13 @@
           <w:p>
             <w:pPr>
               <w:pStyle w:val="Compact"/>
-              <w:spacing w:line="240" w:lineRule="auto" w:after="0"/>
-              <w:ind w:firstLine="0"/>
-              <w:jc w:val="left"/>
-            </w:pPr>
-            <w:r>
-              <w:rPr>
-                <w:rFonts w:ascii="Times New Roman" w:hAnsi="Times New Roman"/>
-                <w:sz w:val="18"/>
+              <w:spacing w:line="240" w:lineRule="auto" w:after="20"/>
+              <w:ind w:firstLine="0"/>
+              <w:jc w:val="left"/>
+            </w:pPr>
+            <w:r>
+              <w:rPr>
+                <w:sz w:val="17"/>
               </w:rPr>
               <w:t xml:space="preserve">filtro temporal y otra sede</w:t>
             </w:r>
@@ -7820,14 +7518,13 @@
           <w:p>
             <w:pPr>
               <w:pStyle w:val="Compact"/>
-              <w:spacing w:line="240" w:lineRule="auto" w:after="0"/>
-              <w:ind w:firstLine="0"/>
-              <w:jc w:val="left"/>
-            </w:pPr>
-            <w:r>
-              <w:rPr>
-                <w:rFonts w:ascii="Times New Roman" w:hAnsi="Times New Roman"/>
-                <w:sz w:val="18"/>
+              <w:spacing w:line="240" w:lineRule="auto" w:after="20"/>
+              <w:ind w:firstLine="0"/>
+              <w:jc w:val="left"/>
+            </w:pPr>
+            <w:r>
+              <w:rPr>
+                <w:sz w:val="17"/>
               </w:rPr>
               <w:t xml:space="preserve">métricas y permisos consistentes</w:t>
             </w:r>
@@ -7840,14 +7537,13 @@
           <w:p>
             <w:pPr>
               <w:pStyle w:val="Compact"/>
-              <w:spacing w:line="240" w:lineRule="auto" w:after="0"/>
-              <w:ind w:firstLine="0"/>
-              <w:jc w:val="left"/>
-            </w:pPr>
-            <w:r>
-              <w:rPr>
-                <w:rFonts w:ascii="Times New Roman" w:hAnsi="Times New Roman"/>
-                <w:sz w:val="18"/>
+              <w:spacing w:line="240" w:lineRule="auto" w:after="20"/>
+              <w:ind w:firstLine="0"/>
+              <w:jc w:val="left"/>
+            </w:pPr>
+            <w:r>
+              <w:rPr>
+                <w:sz w:val="17"/>
               </w:rPr>
               <w:t xml:space="preserve">CP-35</w:t>
             </w:r>
@@ -7858,14 +7554,13 @@
           <w:p>
             <w:pPr>
               <w:pStyle w:val="Compact"/>
-              <w:spacing w:line="240" w:lineRule="auto" w:after="0"/>
-              <w:ind w:firstLine="0"/>
-              <w:jc w:val="left"/>
-            </w:pPr>
-            <w:r>
-              <w:rPr>
-                <w:rFonts w:ascii="Times New Roman" w:hAnsi="Times New Roman"/>
-                <w:sz w:val="18"/>
+              <w:spacing w:line="240" w:lineRule="auto" w:after="20"/>
+              <w:ind w:firstLine="0"/>
+              <w:jc w:val="left"/>
+            </w:pPr>
+            <w:r>
+              <w:rPr>
+                <w:sz w:val="17"/>
               </w:rPr>
               <w:t xml:space="preserve">Seguridad</w:t>
             </w:r>
@@ -7876,14 +7571,13 @@
           <w:p>
             <w:pPr>
               <w:pStyle w:val="Compact"/>
-              <w:spacing w:line="240" w:lineRule="auto" w:after="0"/>
-              <w:ind w:firstLine="0"/>
-              <w:jc w:val="left"/>
-            </w:pPr>
-            <w:r>
-              <w:rPr>
-                <w:rFonts w:ascii="Times New Roman" w:hAnsi="Times New Roman"/>
-                <w:sz w:val="18"/>
+              <w:spacing w:line="240" w:lineRule="auto" w:after="20"/>
+              <w:ind w:firstLine="0"/>
+              <w:jc w:val="left"/>
+            </w:pPr>
+            <w:r>
+              <w:rPr>
+                <w:sz w:val="17"/>
               </w:rPr>
               <w:t xml:space="preserve">CORS con Origin externo</w:t>
             </w:r>
@@ -7894,14 +7588,13 @@
           <w:p>
             <w:pPr>
               <w:pStyle w:val="Compact"/>
-              <w:spacing w:line="240" w:lineRule="auto" w:after="0"/>
-              <w:ind w:firstLine="0"/>
-              <w:jc w:val="left"/>
-            </w:pPr>
-            <w:r>
-              <w:rPr>
-                <w:rFonts w:ascii="Times New Roman" w:hAnsi="Times New Roman"/>
-                <w:sz w:val="18"/>
+              <w:spacing w:line="240" w:lineRule="auto" w:after="20"/>
+              <w:ind w:firstLine="0"/>
+              <w:jc w:val="left"/>
+            </w:pPr>
+            <w:r>
+              <w:rPr>
+                <w:sz w:val="17"/>
               </w:rPr>
               <w:t xml:space="preserve">denegación o política esperada</w:t>
             </w:r>
@@ -7914,14 +7607,13 @@
           <w:p>
             <w:pPr>
               <w:pStyle w:val="Compact"/>
-              <w:spacing w:line="240" w:lineRule="auto" w:after="0"/>
-              <w:ind w:firstLine="0"/>
-              <w:jc w:val="left"/>
-            </w:pPr>
-            <w:r>
-              <w:rPr>
-                <w:rFonts w:ascii="Times New Roman" w:hAnsi="Times New Roman"/>
-                <w:sz w:val="18"/>
+              <w:spacing w:line="240" w:lineRule="auto" w:after="20"/>
+              <w:ind w:firstLine="0"/>
+              <w:jc w:val="left"/>
+            </w:pPr>
+            <w:r>
+              <w:rPr>
+                <w:sz w:val="17"/>
               </w:rPr>
               <w:t xml:space="preserve">CP-36</w:t>
             </w:r>
@@ -7932,14 +7624,13 @@
           <w:p>
             <w:pPr>
               <w:pStyle w:val="Compact"/>
-              <w:spacing w:line="240" w:lineRule="auto" w:after="0"/>
-              <w:ind w:firstLine="0"/>
-              <w:jc w:val="left"/>
-            </w:pPr>
-            <w:r>
-              <w:rPr>
-                <w:rFonts w:ascii="Times New Roman" w:hAnsi="Times New Roman"/>
-                <w:sz w:val="18"/>
+              <w:spacing w:line="240" w:lineRule="auto" w:after="20"/>
+              <w:ind w:firstLine="0"/>
+              <w:jc w:val="left"/>
+            </w:pPr>
+            <w:r>
+              <w:rPr>
+                <w:sz w:val="17"/>
               </w:rPr>
               <w:t xml:space="preserve">Migración</w:t>
             </w:r>
@@ -7950,14 +7641,13 @@
           <w:p>
             <w:pPr>
               <w:pStyle w:val="Compact"/>
-              <w:spacing w:line="240" w:lineRule="auto" w:after="0"/>
-              <w:ind w:firstLine="0"/>
-              <w:jc w:val="left"/>
-            </w:pPr>
-            <w:r>
-              <w:rPr>
-                <w:rFonts w:ascii="Times New Roman" w:hAnsi="Times New Roman"/>
-                <w:sz w:val="18"/>
+              <w:spacing w:line="240" w:lineRule="auto" w:after="20"/>
+              <w:ind w:firstLine="0"/>
+              <w:jc w:val="left"/>
+            </w:pPr>
+            <w:r>
+              <w:rPr>
+                <w:sz w:val="17"/>
               </w:rPr>
               <w:t xml:space="preserve">múltiples instancias iniciando</w:t>
             </w:r>
@@ -7968,14 +7658,13 @@
           <w:p>
             <w:pPr>
               <w:pStyle w:val="Compact"/>
-              <w:spacing w:line="240" w:lineRule="auto" w:after="0"/>
-              <w:ind w:firstLine="0"/>
-              <w:jc w:val="left"/>
-            </w:pPr>
-            <w:r>
-              <w:rPr>
-                <w:rFonts w:ascii="Times New Roman" w:hAnsi="Times New Roman"/>
-                <w:sz w:val="18"/>
+              <w:spacing w:line="240" w:lineRule="auto" w:after="20"/>
+              <w:ind w:firstLine="0"/>
+              <w:jc w:val="left"/>
+            </w:pPr>
+            <w:r>
+              <w:rPr>
+                <w:sz w:val="17"/>
               </w:rPr>
               <w:t xml:space="preserve">sin corrupción de esquema</w:t>
             </w:r>
@@ -7988,14 +7677,13 @@
           <w:p>
             <w:pPr>
               <w:pStyle w:val="Compact"/>
-              <w:spacing w:line="240" w:lineRule="auto" w:after="0"/>
-              <w:ind w:firstLine="0"/>
-              <w:jc w:val="left"/>
-            </w:pPr>
-            <w:r>
-              <w:rPr>
-                <w:rFonts w:ascii="Times New Roman" w:hAnsi="Times New Roman"/>
-                <w:sz w:val="18"/>
+              <w:spacing w:line="240" w:lineRule="auto" w:after="20"/>
+              <w:ind w:firstLine="0"/>
+              <w:jc w:val="left"/>
+            </w:pPr>
+            <w:r>
+              <w:rPr>
+                <w:sz w:val="17"/>
               </w:rPr>
               <w:t xml:space="preserve">CP-37</w:t>
             </w:r>
@@ -8006,14 +7694,13 @@
           <w:p>
             <w:pPr>
               <w:pStyle w:val="Compact"/>
-              <w:spacing w:line="240" w:lineRule="auto" w:after="0"/>
-              <w:ind w:firstLine="0"/>
-              <w:jc w:val="left"/>
-            </w:pPr>
-            <w:r>
-              <w:rPr>
-                <w:rFonts w:ascii="Times New Roman" w:hAnsi="Times New Roman"/>
-                <w:sz w:val="18"/>
+              <w:spacing w:line="240" w:lineRule="auto" w:after="20"/>
+              <w:ind w:firstLine="0"/>
+              <w:jc w:val="left"/>
+            </w:pPr>
+            <w:r>
+              <w:rPr>
+                <w:sz w:val="17"/>
               </w:rPr>
               <w:t xml:space="preserve">Cache</w:t>
             </w:r>
@@ -8024,14 +7711,13 @@
           <w:p>
             <w:pPr>
               <w:pStyle w:val="Compact"/>
-              <w:spacing w:line="240" w:lineRule="auto" w:after="0"/>
-              <w:ind w:firstLine="0"/>
-              <w:jc w:val="left"/>
-            </w:pPr>
-            <w:r>
-              <w:rPr>
-                <w:rFonts w:ascii="Times New Roman" w:hAnsi="Times New Roman"/>
-                <w:sz w:val="18"/>
+              <w:spacing w:line="240" w:lineRule="auto" w:after="20"/>
+              <w:ind w:firstLine="0"/>
+              <w:jc w:val="left"/>
+            </w:pPr>
+            <w:r>
+              <w:rPr>
+                <w:sz w:val="17"/>
               </w:rPr>
               <w:t xml:space="preserve">cambio de producto al pagar</w:t>
             </w:r>
@@ -8042,14 +7728,13 @@
           <w:p>
             <w:pPr>
               <w:pStyle w:val="Compact"/>
-              <w:spacing w:line="240" w:lineRule="auto" w:after="0"/>
-              <w:ind w:firstLine="0"/>
-              <w:jc w:val="left"/>
-            </w:pPr>
-            <w:r>
-              <w:rPr>
-                <w:rFonts w:ascii="Times New Roman" w:hAnsi="Times New Roman"/>
-                <w:sz w:val="18"/>
+              <w:spacing w:line="240" w:lineRule="auto" w:after="20"/>
+              <w:ind w:firstLine="0"/>
+              <w:jc w:val="left"/>
+            </w:pPr>
+            <w:r>
+              <w:rPr>
+                <w:sz w:val="17"/>
               </w:rPr>
               <w:t xml:space="preserve">servidor calcula tarifa coherente</w:t>
             </w:r>
@@ -8062,14 +7747,13 @@
           <w:p>
             <w:pPr>
               <w:pStyle w:val="Compact"/>
-              <w:spacing w:line="240" w:lineRule="auto" w:after="0"/>
-              <w:ind w:firstLine="0"/>
-              <w:jc w:val="left"/>
-            </w:pPr>
-            <w:r>
-              <w:rPr>
-                <w:rFonts w:ascii="Times New Roman" w:hAnsi="Times New Roman"/>
-                <w:sz w:val="18"/>
+              <w:spacing w:line="240" w:lineRule="auto" w:after="20"/>
+              <w:ind w:firstLine="0"/>
+              <w:jc w:val="left"/>
+            </w:pPr>
+            <w:r>
+              <w:rPr>
+                <w:sz w:val="17"/>
               </w:rPr>
               <w:t xml:space="preserve">CP-38</w:t>
             </w:r>
@@ -8080,14 +7764,13 @@
           <w:p>
             <w:pPr>
               <w:pStyle w:val="Compact"/>
-              <w:spacing w:line="240" w:lineRule="auto" w:after="0"/>
-              <w:ind w:firstLine="0"/>
-              <w:jc w:val="left"/>
-            </w:pPr>
-            <w:r>
-              <w:rPr>
-                <w:rFonts w:ascii="Times New Roman" w:hAnsi="Times New Roman"/>
-                <w:sz w:val="18"/>
+              <w:spacing w:line="240" w:lineRule="auto" w:after="20"/>
+              <w:ind w:firstLine="0"/>
+              <w:jc w:val="left"/>
+            </w:pPr>
+            <w:r>
+              <w:rPr>
+                <w:sz w:val="17"/>
               </w:rPr>
               <w:t xml:space="preserve">Observabilidad</w:t>
             </w:r>
@@ -8098,14 +7781,13 @@
           <w:p>
             <w:pPr>
               <w:pStyle w:val="Compact"/>
-              <w:spacing w:line="240" w:lineRule="auto" w:after="0"/>
-              <w:ind w:firstLine="0"/>
-              <w:jc w:val="left"/>
-            </w:pPr>
-            <w:r>
-              <w:rPr>
-                <w:rFonts w:ascii="Times New Roman" w:hAnsi="Times New Roman"/>
-                <w:sz w:val="18"/>
+              <w:spacing w:line="240" w:lineRule="auto" w:after="20"/>
+              <w:ind w:firstLine="0"/>
+              <w:jc w:val="left"/>
+            </w:pPr>
+            <w:r>
+              <w:rPr>
+                <w:sz w:val="17"/>
               </w:rPr>
               <w:t xml:space="preserve">fallo de webhook y log</w:t>
             </w:r>
@@ -8116,14 +7798,13 @@
           <w:p>
             <w:pPr>
               <w:pStyle w:val="Compact"/>
-              <w:spacing w:line="240" w:lineRule="auto" w:after="0"/>
-              <w:ind w:firstLine="0"/>
-              <w:jc w:val="left"/>
-            </w:pPr>
-            <w:r>
-              <w:rPr>
-                <w:rFonts w:ascii="Times New Roman" w:hAnsi="Times New Roman"/>
-                <w:sz w:val="18"/>
+              <w:spacing w:line="240" w:lineRule="auto" w:after="20"/>
+              <w:ind w:firstLine="0"/>
+              <w:jc w:val="left"/>
+            </w:pPr>
+            <w:r>
+              <w:rPr>
+                <w:sz w:val="17"/>
               </w:rPr>
               <w:t xml:space="preserve">sin credenciales/PII</w:t>
             </w:r>
@@ -8137,12 +7818,9 @@
       <w:pPr>
         <w:pStyle w:val="Heading2"/>
         <w:keepNext/>
-        <w:ind w:firstLine="0"/>
-      </w:pPr>
-      <w:r>
-        <w:rPr>
-          <w:color w:val="000000"/>
-        </w:rPr>
+        <w:spacing w:line="264" w:lineRule="auto"/>
+      </w:pPr>
+      <w:r>
         <w:t xml:space="preserve">10. Plan de pruebas no funcionales y medición</w:t>
       </w:r>
     </w:p>
@@ -8151,7 +7829,7 @@
         <w:tblStyle w:val="Table"/>
         <w:tblW w:type="pct" w:w="5000"/>
         <w:jc w:val="left"/>
-        <w:tblLayout w:type="fixed"/>
+        <w:tblLayout w:type="autofit"/>
         <w:tblLook w:firstRow="1" w:lastRow="0" w:firstColumn="0" w:lastColumn="0" w:noHBand="0" w:noVBand="0" w:val="0020"/>
       </w:tblPr>
       <w:tblGrid>
@@ -8170,14 +7848,14 @@
           <w:p>
             <w:pPr>
               <w:pStyle w:val="Compact"/>
-              <w:spacing w:line="240" w:lineRule="auto" w:after="0"/>
-              <w:ind w:firstLine="0"/>
-              <w:jc w:val="left"/>
-            </w:pPr>
-            <w:r>
-              <w:rPr>
-                <w:rFonts w:ascii="Times New Roman" w:hAnsi="Times New Roman"/>
-                <w:sz w:val="18"/>
+              <w:spacing w:line="240" w:lineRule="auto" w:after="20"/>
+              <w:ind w:firstLine="0"/>
+              <w:jc w:val="left"/>
+            </w:pPr>
+            <w:r>
+              <w:rPr>
+                <w:b/>
+                <w:sz w:val="17"/>
               </w:rPr>
               <w:t xml:space="preserve">Métrica</w:t>
             </w:r>
@@ -8188,14 +7866,14 @@
           <w:p>
             <w:pPr>
               <w:pStyle w:val="Compact"/>
-              <w:spacing w:line="240" w:lineRule="auto" w:after="0"/>
-              <w:ind w:firstLine="0"/>
-              <w:jc w:val="left"/>
-            </w:pPr>
-            <w:r>
-              <w:rPr>
-                <w:rFonts w:ascii="Times New Roman" w:hAnsi="Times New Roman"/>
-                <w:sz w:val="18"/>
+              <w:spacing w:line="240" w:lineRule="auto" w:after="20"/>
+              <w:ind w:firstLine="0"/>
+              <w:jc w:val="left"/>
+            </w:pPr>
+            <w:r>
+              <w:rPr>
+                <w:b/>
+                <w:sz w:val="17"/>
               </w:rPr>
               <w:t xml:space="preserve">Método</w:t>
             </w:r>
@@ -8206,14 +7884,14 @@
           <w:p>
             <w:pPr>
               <w:pStyle w:val="Compact"/>
-              <w:spacing w:line="240" w:lineRule="auto" w:after="0"/>
-              <w:ind w:firstLine="0"/>
-              <w:jc w:val="left"/>
-            </w:pPr>
-            <w:r>
-              <w:rPr>
-                <w:rFonts w:ascii="Times New Roman" w:hAnsi="Times New Roman"/>
-                <w:sz w:val="18"/>
+              <w:spacing w:line="240" w:lineRule="auto" w:after="20"/>
+              <w:ind w:firstLine="0"/>
+              <w:jc w:val="left"/>
+            </w:pPr>
+            <w:r>
+              <w:rPr>
+                <w:b/>
+                <w:sz w:val="17"/>
               </w:rPr>
               <w:t xml:space="preserve">Datos requeridos</w:t>
             </w:r>
@@ -8224,14 +7902,14 @@
           <w:p>
             <w:pPr>
               <w:pStyle w:val="Compact"/>
-              <w:spacing w:line="240" w:lineRule="auto" w:after="0"/>
-              <w:ind w:firstLine="0"/>
-              <w:jc w:val="left"/>
-            </w:pPr>
-            <w:r>
-              <w:rPr>
-                <w:rFonts w:ascii="Times New Roman" w:hAnsi="Times New Roman"/>
-                <w:sz w:val="18"/>
+              <w:spacing w:line="240" w:lineRule="auto" w:after="20"/>
+              <w:ind w:firstLine="0"/>
+              <w:jc w:val="left"/>
+            </w:pPr>
+            <w:r>
+              <w:rPr>
+                <w:b/>
+                <w:sz w:val="17"/>
               </w:rPr>
               <w:t xml:space="preserve">Interpretación</w:t>
             </w:r>
@@ -8244,14 +7922,13 @@
           <w:p>
             <w:pPr>
               <w:pStyle w:val="Compact"/>
-              <w:spacing w:line="240" w:lineRule="auto" w:after="0"/>
-              <w:ind w:firstLine="0"/>
-              <w:jc w:val="left"/>
-            </w:pPr>
-            <w:r>
-              <w:rPr>
-                <w:rFonts w:ascii="Times New Roman" w:hAnsi="Times New Roman"/>
-                <w:sz w:val="18"/>
+              <w:spacing w:line="240" w:lineRule="auto" w:after="20"/>
+              <w:ind w:firstLine="0"/>
+              <w:jc w:val="left"/>
+            </w:pPr>
+            <w:r>
+              <w:rPr>
+                <w:sz w:val="17"/>
               </w:rPr>
               <w:t xml:space="preserve">Latencia p50/p95 API</w:t>
             </w:r>
@@ -8262,14 +7939,13 @@
           <w:p>
             <w:pPr>
               <w:pStyle w:val="Compact"/>
-              <w:spacing w:line="240" w:lineRule="auto" w:after="0"/>
-              <w:ind w:firstLine="0"/>
-              <w:jc w:val="left"/>
-            </w:pPr>
-            <w:r>
-              <w:rPr>
-                <w:rFonts w:ascii="Times New Roman" w:hAnsi="Times New Roman"/>
-                <w:sz w:val="18"/>
+              <w:spacing w:line="240" w:lineRule="auto" w:after="20"/>
+              <w:ind w:firstLine="0"/>
+              <w:jc w:val="left"/>
+            </w:pPr>
+            <w:r>
+              <w:rPr>
+                <w:sz w:val="17"/>
               </w:rPr>
               <w:t xml:space="preserve">carga repetible con k6/JMeter</w:t>
             </w:r>
@@ -8280,14 +7956,13 @@
           <w:p>
             <w:pPr>
               <w:pStyle w:val="Compact"/>
-              <w:spacing w:line="240" w:lineRule="auto" w:after="0"/>
-              <w:ind w:firstLine="0"/>
-              <w:jc w:val="left"/>
-            </w:pPr>
-            <w:r>
-              <w:rPr>
-                <w:rFonts w:ascii="Times New Roman" w:hAnsi="Times New Roman"/>
-                <w:sz w:val="18"/>
+              <w:spacing w:line="240" w:lineRule="auto" w:after="20"/>
+              <w:ind w:firstLine="0"/>
+              <w:jc w:val="left"/>
+            </w:pPr>
+            <w:r>
+              <w:rPr>
+                <w:sz w:val="17"/>
               </w:rPr>
               <w:t xml:space="preserve">duración, concurrencia, URL, tasas</w:t>
             </w:r>
@@ -8298,14 +7973,13 @@
           <w:p>
             <w:pPr>
               <w:pStyle w:val="Compact"/>
-              <w:spacing w:line="240" w:lineRule="auto" w:after="0"/>
-              <w:ind w:firstLine="0"/>
-              <w:jc w:val="left"/>
-            </w:pPr>
-            <w:r>
-              <w:rPr>
-                <w:rFonts w:ascii="Times New Roman" w:hAnsi="Times New Roman"/>
-                <w:sz w:val="18"/>
+              <w:spacing w:line="240" w:lineRule="auto" w:after="20"/>
+              <w:ind w:firstLine="0"/>
+              <w:jc w:val="left"/>
+            </w:pPr>
+            <w:r>
+              <w:rPr>
+                <w:sz w:val="17"/>
               </w:rPr>
               <w:t xml:space="preserve">no comparar sin igual configuración</w:t>
             </w:r>
@@ -8318,14 +7992,13 @@
           <w:p>
             <w:pPr>
               <w:pStyle w:val="Compact"/>
-              <w:spacing w:line="240" w:lineRule="auto" w:after="0"/>
-              <w:ind w:firstLine="0"/>
-              <w:jc w:val="left"/>
-            </w:pPr>
-            <w:r>
-              <w:rPr>
-                <w:rFonts w:ascii="Times New Roman" w:hAnsi="Times New Roman"/>
-                <w:sz w:val="18"/>
+              <w:spacing w:line="240" w:lineRule="auto" w:after="20"/>
+              <w:ind w:firstLine="0"/>
+              <w:jc w:val="left"/>
+            </w:pPr>
+            <w:r>
+              <w:rPr>
+                <w:sz w:val="17"/>
               </w:rPr>
               <w:t xml:space="preserve">Capacidad de checkout</w:t>
             </w:r>
@@ -8336,14 +8009,13 @@
           <w:p>
             <w:pPr>
               <w:pStyle w:val="Compact"/>
-              <w:spacing w:line="240" w:lineRule="auto" w:after="0"/>
-              <w:ind w:firstLine="0"/>
-              <w:jc w:val="left"/>
-            </w:pPr>
-            <w:r>
-              <w:rPr>
-                <w:rFonts w:ascii="Times New Roman" w:hAnsi="Times New Roman"/>
-                <w:sz w:val="18"/>
+              <w:spacing w:line="240" w:lineRule="auto" w:after="20"/>
+              <w:ind w:firstLine="0"/>
+              <w:jc w:val="left"/>
+            </w:pPr>
+            <w:r>
+              <w:rPr>
+                <w:sz w:val="17"/>
               </w:rPr>
               <w:t xml:space="preserve">pedidos/hora con sandbox</w:t>
             </w:r>
@@ -8354,14 +8026,13 @@
           <w:p>
             <w:pPr>
               <w:pStyle w:val="Compact"/>
-              <w:spacing w:line="240" w:lineRule="auto" w:after="0"/>
-              <w:ind w:firstLine="0"/>
-              <w:jc w:val="left"/>
-            </w:pPr>
-            <w:r>
-              <w:rPr>
-                <w:rFonts w:ascii="Times New Roman" w:hAnsi="Times New Roman"/>
-                <w:sz w:val="18"/>
+              <w:spacing w:line="240" w:lineRule="auto" w:after="20"/>
+              <w:ind w:firstLine="0"/>
+              <w:jc w:val="left"/>
+            </w:pPr>
+            <w:r>
+              <w:rPr>
+                <w:sz w:val="17"/>
               </w:rPr>
               <w:t xml:space="preserve">referencias y estados únicos</w:t>
             </w:r>
@@ -8372,14 +8043,13 @@
           <w:p>
             <w:pPr>
               <w:pStyle w:val="Compact"/>
-              <w:spacing w:line="240" w:lineRule="auto" w:after="0"/>
-              <w:ind w:firstLine="0"/>
-              <w:jc w:val="left"/>
-            </w:pPr>
-            <w:r>
-              <w:rPr>
-                <w:rFonts w:ascii="Times New Roman" w:hAnsi="Times New Roman"/>
-                <w:sz w:val="18"/>
+              <w:spacing w:line="240" w:lineRule="auto" w:after="20"/>
+              <w:ind w:firstLine="0"/>
+              <w:jc w:val="left"/>
+            </w:pPr>
+            <w:r>
+              <w:rPr>
+                <w:sz w:val="17"/>
               </w:rPr>
               <w:t xml:space="preserve">contar completados, no solo 200 HTTP</w:t>
             </w:r>
@@ -8392,14 +8062,13 @@
           <w:p>
             <w:pPr>
               <w:pStyle w:val="Compact"/>
-              <w:spacing w:line="240" w:lineRule="auto" w:after="0"/>
-              <w:ind w:firstLine="0"/>
-              <w:jc w:val="left"/>
-            </w:pPr>
-            <w:r>
-              <w:rPr>
-                <w:rFonts w:ascii="Times New Roman" w:hAnsi="Times New Roman"/>
-                <w:sz w:val="18"/>
+              <w:spacing w:line="240" w:lineRule="auto" w:after="20"/>
+              <w:ind w:firstLine="0"/>
+              <w:jc w:val="left"/>
+            </w:pPr>
+            <w:r>
+              <w:rPr>
+                <w:sz w:val="17"/>
               </w:rPr>
               <w:t xml:space="preserve">SignalR reconexión</w:t>
             </w:r>
@@ -8410,14 +8079,13 @@
           <w:p>
             <w:pPr>
               <w:pStyle w:val="Compact"/>
-              <w:spacing w:line="240" w:lineRule="auto" w:after="0"/>
-              <w:ind w:firstLine="0"/>
-              <w:jc w:val="left"/>
-            </w:pPr>
-            <w:r>
-              <w:rPr>
-                <w:rFonts w:ascii="Times New Roman" w:hAnsi="Times New Roman"/>
-                <w:sz w:val="18"/>
+              <w:spacing w:line="240" w:lineRule="auto" w:after="20"/>
+              <w:ind w:firstLine="0"/>
+              <w:jc w:val="left"/>
+            </w:pPr>
+            <w:r>
+              <w:rPr>
+                <w:sz w:val="17"/>
               </w:rPr>
               <w:t xml:space="preserve">corte wifi de clientes simulados</w:t>
             </w:r>
@@ -8428,14 +8096,13 @@
           <w:p>
             <w:pPr>
               <w:pStyle w:val="Compact"/>
-              <w:spacing w:line="240" w:lineRule="auto" w:after="0"/>
-              <w:ind w:firstLine="0"/>
-              <w:jc w:val="left"/>
-            </w:pPr>
-            <w:r>
-              <w:rPr>
-                <w:rFonts w:ascii="Times New Roman" w:hAnsi="Times New Roman"/>
-                <w:sz w:val="18"/>
+              <w:spacing w:line="240" w:lineRule="auto" w:after="20"/>
+              <w:ind w:firstLine="0"/>
+              <w:jc w:val="left"/>
+            </w:pPr>
+            <w:r>
+              <w:rPr>
+                <w:sz w:val="17"/>
               </w:rPr>
               <w:t xml:space="preserve">tiempos, eventos recuperados</w:t>
             </w:r>
@@ -8446,14 +8113,13 @@
           <w:p>
             <w:pPr>
               <w:pStyle w:val="Compact"/>
-              <w:spacing w:line="240" w:lineRule="auto" w:after="0"/>
-              <w:ind w:firstLine="0"/>
-              <w:jc w:val="left"/>
-            </w:pPr>
-            <w:r>
-              <w:rPr>
-                <w:rFonts w:ascii="Times New Roman" w:hAnsi="Times New Roman"/>
-                <w:sz w:val="18"/>
+              <w:spacing w:line="240" w:lineRule="auto" w:after="20"/>
+              <w:ind w:firstLine="0"/>
+              <w:jc w:val="left"/>
+            </w:pPr>
+            <w:r>
+              <w:rPr>
+                <w:sz w:val="17"/>
               </w:rPr>
               <w:t xml:space="preserve">verificar consistencia tras reconexión</w:t>
             </w:r>
@@ -8466,14 +8132,13 @@
           <w:p>
             <w:pPr>
               <w:pStyle w:val="Compact"/>
-              <w:spacing w:line="240" w:lineRule="auto" w:after="0"/>
-              <w:ind w:firstLine="0"/>
-              <w:jc w:val="left"/>
-            </w:pPr>
-            <w:r>
-              <w:rPr>
-                <w:rFonts w:ascii="Times New Roman" w:hAnsi="Times New Roman"/>
-                <w:sz w:val="18"/>
+              <w:spacing w:line="240" w:lineRule="auto" w:after="20"/>
+              <w:ind w:firstLine="0"/>
+              <w:jc w:val="left"/>
+            </w:pPr>
+            <w:r>
+              <w:rPr>
+                <w:sz w:val="17"/>
               </w:rPr>
               <w:t xml:space="preserve">Accesibilidad</w:t>
             </w:r>
@@ -8484,14 +8149,13 @@
           <w:p>
             <w:pPr>
               <w:pStyle w:val="Compact"/>
-              <w:spacing w:line="240" w:lineRule="auto" w:after="0"/>
-              <w:ind w:firstLine="0"/>
-              <w:jc w:val="left"/>
-            </w:pPr>
-            <w:r>
-              <w:rPr>
-                <w:rFonts w:ascii="Times New Roman" w:hAnsi="Times New Roman"/>
-                <w:sz w:val="18"/>
+              <w:spacing w:line="240" w:lineRule="auto" w:after="20"/>
+              <w:ind w:firstLine="0"/>
+              <w:jc w:val="left"/>
+            </w:pPr>
+            <w:r>
+              <w:rPr>
+                <w:sz w:val="17"/>
               </w:rPr>
               <w:t xml:space="preserve">axe/Lighthouse + teclado manual</w:t>
             </w:r>
@@ -8502,14 +8166,13 @@
           <w:p>
             <w:pPr>
               <w:pStyle w:val="Compact"/>
-              <w:spacing w:line="240" w:lineRule="auto" w:after="0"/>
-              <w:ind w:firstLine="0"/>
-              <w:jc w:val="left"/>
-            </w:pPr>
-            <w:r>
-              <w:rPr>
-                <w:rFonts w:ascii="Times New Roman" w:hAnsi="Times New Roman"/>
-                <w:sz w:val="18"/>
+              <w:spacing w:line="240" w:lineRule="auto" w:after="20"/>
+              <w:ind w:firstLine="0"/>
+              <w:jc w:val="left"/>
+            </w:pPr>
+            <w:r>
+              <w:rPr>
+                <w:sz w:val="17"/>
               </w:rPr>
               <w:t xml:space="preserve">hallazgos WCAG por pantalla</w:t>
             </w:r>
@@ -8520,14 +8183,13 @@
           <w:p>
             <w:pPr>
               <w:pStyle w:val="Compact"/>
-              <w:spacing w:line="240" w:lineRule="auto" w:after="0"/>
-              <w:ind w:firstLine="0"/>
-              <w:jc w:val="left"/>
-            </w:pPr>
-            <w:r>
-              <w:rPr>
-                <w:rFonts w:ascii="Times New Roman" w:hAnsi="Times New Roman"/>
-                <w:sz w:val="18"/>
+              <w:spacing w:line="240" w:lineRule="auto" w:after="20"/>
+              <w:ind w:firstLine="0"/>
+              <w:jc w:val="left"/>
+            </w:pPr>
+            <w:r>
+              <w:rPr>
+                <w:sz w:val="17"/>
               </w:rPr>
               <w:t xml:space="preserve">priorizar flujos auth y pago</w:t>
             </w:r>
@@ -8540,14 +8202,13 @@
           <w:p>
             <w:pPr>
               <w:pStyle w:val="Compact"/>
-              <w:spacing w:line="240" w:lineRule="auto" w:after="0"/>
-              <w:ind w:firstLine="0"/>
-              <w:jc w:val="left"/>
-            </w:pPr>
-            <w:r>
-              <w:rPr>
-                <w:rFonts w:ascii="Times New Roman" w:hAnsi="Times New Roman"/>
-                <w:sz w:val="18"/>
+              <w:spacing w:line="240" w:lineRule="auto" w:after="20"/>
+              <w:ind w:firstLine="0"/>
+              <w:jc w:val="left"/>
+            </w:pPr>
+            <w:r>
+              <w:rPr>
+                <w:sz w:val="17"/>
               </w:rPr>
               <w:t xml:space="preserve">Usabilidad</w:t>
             </w:r>
@@ -8558,14 +8219,13 @@
           <w:p>
             <w:pPr>
               <w:pStyle w:val="Compact"/>
-              <w:spacing w:line="240" w:lineRule="auto" w:after="0"/>
-              <w:ind w:firstLine="0"/>
-              <w:jc w:val="left"/>
-            </w:pPr>
-            <w:r>
-              <w:rPr>
-                <w:rFonts w:ascii="Times New Roman" w:hAnsi="Times New Roman"/>
-                <w:sz w:val="18"/>
+              <w:spacing w:line="240" w:lineRule="auto" w:after="20"/>
+              <w:ind w:firstLine="0"/>
+              <w:jc w:val="left"/>
+            </w:pPr>
+            <w:r>
+              <w:rPr>
+                <w:sz w:val="17"/>
               </w:rPr>
               <w:t xml:space="preserve">guion de tareas voluntarias</w:t>
             </w:r>
@@ -8576,14 +8236,13 @@
           <w:p>
             <w:pPr>
               <w:pStyle w:val="Compact"/>
-              <w:spacing w:line="240" w:lineRule="auto" w:after="0"/>
-              <w:ind w:firstLine="0"/>
-              <w:jc w:val="left"/>
-            </w:pPr>
-            <w:r>
-              <w:rPr>
-                <w:rFonts w:ascii="Times New Roman" w:hAnsi="Times New Roman"/>
-                <w:sz w:val="18"/>
+              <w:spacing w:line="240" w:lineRule="auto" w:after="20"/>
+              <w:ind w:firstLine="0"/>
+              <w:jc w:val="left"/>
+            </w:pPr>
+            <w:r>
+              <w:rPr>
+                <w:sz w:val="17"/>
               </w:rPr>
               <w:t xml:space="preserve">éxito, errores, tiempo, consentimiento</w:t>
             </w:r>
@@ -8594,14 +8253,13 @@
           <w:p>
             <w:pPr>
               <w:pStyle w:val="Compact"/>
-              <w:spacing w:line="240" w:lineRule="auto" w:after="0"/>
-              <w:ind w:firstLine="0"/>
-              <w:jc w:val="left"/>
-            </w:pPr>
-            <w:r>
-              <w:rPr>
-                <w:rFonts w:ascii="Times New Roman" w:hAnsi="Times New Roman"/>
-                <w:sz w:val="18"/>
+              <w:spacing w:line="240" w:lineRule="auto" w:after="20"/>
+              <w:ind w:firstLine="0"/>
+              <w:jc w:val="left"/>
+            </w:pPr>
+            <w:r>
+              <w:rPr>
+                <w:sz w:val="17"/>
               </w:rPr>
               <w:t xml:space="preserve">no afirmar satisfacción sin participantes</w:t>
             </w:r>
@@ -8614,14 +8272,13 @@
           <w:p>
             <w:pPr>
               <w:pStyle w:val="Compact"/>
-              <w:spacing w:line="240" w:lineRule="auto" w:after="0"/>
-              <w:ind w:firstLine="0"/>
-              <w:jc w:val="left"/>
-            </w:pPr>
-            <w:r>
-              <w:rPr>
-                <w:rFonts w:ascii="Times New Roman" w:hAnsi="Times New Roman"/>
-                <w:sz w:val="18"/>
+              <w:spacing w:line="240" w:lineRule="auto" w:after="20"/>
+              <w:ind w:firstLine="0"/>
+              <w:jc w:val="left"/>
+            </w:pPr>
+            <w:r>
+              <w:rPr>
+                <w:sz w:val="17"/>
               </w:rPr>
               <w:t xml:space="preserve">Backup/restore</w:t>
             </w:r>
@@ -8632,14 +8289,13 @@
           <w:p>
             <w:pPr>
               <w:pStyle w:val="Compact"/>
-              <w:spacing w:line="240" w:lineRule="auto" w:after="0"/>
-              <w:ind w:firstLine="0"/>
-              <w:jc w:val="left"/>
-            </w:pPr>
-            <w:r>
-              <w:rPr>
-                <w:rFonts w:ascii="Times New Roman" w:hAnsi="Times New Roman"/>
-                <w:sz w:val="18"/>
+              <w:spacing w:line="240" w:lineRule="auto" w:after="20"/>
+              <w:ind w:firstLine="0"/>
+              <w:jc w:val="left"/>
+            </w:pPr>
+            <w:r>
+              <w:rPr>
+                <w:sz w:val="17"/>
               </w:rPr>
               <w:t xml:space="preserve">restauración en entorno aislado</w:t>
             </w:r>
@@ -8650,14 +8306,13 @@
           <w:p>
             <w:pPr>
               <w:pStyle w:val="Compact"/>
-              <w:spacing w:line="240" w:lineRule="auto" w:after="0"/>
-              <w:ind w:firstLine="0"/>
-              <w:jc w:val="left"/>
-            </w:pPr>
-            <w:r>
-              <w:rPr>
-                <w:rFonts w:ascii="Times New Roman" w:hAnsi="Times New Roman"/>
-                <w:sz w:val="18"/>
+              <w:spacing w:line="240" w:lineRule="auto" w:after="20"/>
+              <w:ind w:firstLine="0"/>
+              <w:jc w:val="left"/>
+            </w:pPr>
+            <w:r>
+              <w:rPr>
+                <w:sz w:val="17"/>
               </w:rPr>
               <w:t xml:space="preserve">checksums, total filas, relaciones</w:t>
             </w:r>
@@ -8668,14 +8323,13 @@
           <w:p>
             <w:pPr>
               <w:pStyle w:val="Compact"/>
-              <w:spacing w:line="240" w:lineRule="auto" w:after="0"/>
-              <w:ind w:firstLine="0"/>
-              <w:jc w:val="left"/>
-            </w:pPr>
-            <w:r>
-              <w:rPr>
-                <w:rFonts w:ascii="Times New Roman" w:hAnsi="Times New Roman"/>
-                <w:sz w:val="18"/>
+              <w:spacing w:line="240" w:lineRule="auto" w:after="20"/>
+              <w:ind w:firstLine="0"/>
+              <w:jc w:val="left"/>
+            </w:pPr>
+            <w:r>
+              <w:rPr>
+                <w:sz w:val="17"/>
               </w:rPr>
               <w:t xml:space="preserve">exigir coincidencia</w:t>
             </w:r>
@@ -8688,14 +8342,13 @@
           <w:p>
             <w:pPr>
               <w:pStyle w:val="Compact"/>
-              <w:spacing w:line="240" w:lineRule="auto" w:after="0"/>
-              <w:ind w:firstLine="0"/>
-              <w:jc w:val="left"/>
-            </w:pPr>
-            <w:r>
-              <w:rPr>
-                <w:rFonts w:ascii="Times New Roman" w:hAnsi="Times New Roman"/>
-                <w:sz w:val="18"/>
+              <w:spacing w:line="240" w:lineRule="auto" w:after="20"/>
+              <w:ind w:firstLine="0"/>
+              <w:jc w:val="left"/>
+            </w:pPr>
+            <w:r>
+              <w:rPr>
+                <w:sz w:val="17"/>
               </w:rPr>
               <w:t xml:space="preserve">Seguridad API</w:t>
             </w:r>
@@ -8706,14 +8359,13 @@
           <w:p>
             <w:pPr>
               <w:pStyle w:val="Compact"/>
-              <w:spacing w:line="240" w:lineRule="auto" w:after="0"/>
-              <w:ind w:firstLine="0"/>
-              <w:jc w:val="left"/>
-            </w:pPr>
-            <w:r>
-              <w:rPr>
-                <w:rFonts w:ascii="Times New Roman" w:hAnsi="Times New Roman"/>
-                <w:sz w:val="18"/>
+              <w:spacing w:line="240" w:lineRule="auto" w:after="20"/>
+              <w:ind w:firstLine="0"/>
+              <w:jc w:val="left"/>
+            </w:pPr>
+            <w:r>
+              <w:rPr>
+                <w:sz w:val="17"/>
               </w:rPr>
               <w:t xml:space="preserve">OWASP API Top 10</w:t>
             </w:r>
@@ -8724,14 +8376,13 @@
           <w:p>
             <w:pPr>
               <w:pStyle w:val="Compact"/>
-              <w:spacing w:line="240" w:lineRule="auto" w:after="0"/>
-              <w:ind w:firstLine="0"/>
-              <w:jc w:val="left"/>
-            </w:pPr>
-            <w:r>
-              <w:rPr>
-                <w:rFonts w:ascii="Times New Roman" w:hAnsi="Times New Roman"/>
-                <w:sz w:val="18"/>
+              <w:spacing w:line="240" w:lineRule="auto" w:after="20"/>
+              <w:ind w:firstLine="0"/>
+              <w:jc w:val="left"/>
+            </w:pPr>
+            <w:r>
+              <w:rPr>
+                <w:sz w:val="17"/>
               </w:rPr>
               <w:t xml:space="preserve">roles, IDs cruzados, propiedades</w:t>
             </w:r>
@@ -8742,14 +8393,13 @@
           <w:p>
             <w:pPr>
               <w:pStyle w:val="Compact"/>
-              <w:spacing w:line="240" w:lineRule="auto" w:after="0"/>
-              <w:ind w:firstLine="0"/>
-              <w:jc w:val="left"/>
-            </w:pPr>
-            <w:r>
-              <w:rPr>
-                <w:rFonts w:ascii="Times New Roman" w:hAnsi="Times New Roman"/>
-                <w:sz w:val="18"/>
+              <w:spacing w:line="240" w:lineRule="auto" w:after="20"/>
+              <w:ind w:firstLine="0"/>
+              <w:jc w:val="left"/>
+            </w:pPr>
+            <w:r>
+              <w:rPr>
+                <w:sz w:val="17"/>
               </w:rPr>
               <w:t xml:space="preserve">hallazgo real requiere reproducción</w:t>
             </w:r>
@@ -8763,20 +8413,16 @@
       <w:pPr>
         <w:pStyle w:val="Heading2"/>
         <w:keepNext/>
-        <w:ind w:firstLine="0"/>
-      </w:pPr>
-      <w:r>
-        <w:rPr>
-          <w:color w:val="000000"/>
-        </w:rPr>
+        <w:spacing w:line="264" w:lineRule="auto"/>
+      </w:pPr>
+      <w:r>
         <w:t xml:space="preserve">11. Gestión profesional de defectos y reporte final</w:t>
       </w:r>
     </w:p>
     <w:p>
       <w:pPr>
         <w:pStyle w:val="FirstParagraph"/>
-        <w:spacing w:line="480" w:lineRule="auto" w:after="0"/>
-        <w:ind w:firstLine="720"/>
+        <w:spacing w:line="396" w:lineRule="auto" w:after="100"/>
       </w:pPr>
       <w:r>
         <w:rPr>
@@ -8811,8 +8457,7 @@
     <w:p>
       <w:pPr>
         <w:pStyle w:val="BodyText"/>
-        <w:spacing w:line="480" w:lineRule="auto" w:after="0"/>
-        <w:ind w:firstLine="720"/>
+        <w:spacing w:line="396" w:lineRule="auto" w:after="100"/>
       </w:pPr>
       <w:r>
         <w:rPr>
@@ -8831,8 +8476,7 @@
     <w:p>
       <w:pPr>
         <w:pStyle w:val="BodyText"/>
-        <w:spacing w:line="480" w:lineRule="auto" w:after="0"/>
-        <w:ind w:firstLine="720"/>
+        <w:spacing w:line="396" w:lineRule="auto" w:after="100"/>
       </w:pPr>
       <w:r>
         <w:rPr>
@@ -8854,12 +8498,9 @@
       <w:pPr>
         <w:pStyle w:val="Heading2"/>
         <w:keepNext/>
-        <w:ind w:firstLine="0"/>
-      </w:pPr>
-      <w:r>
-        <w:rPr>
-          <w:color w:val="000000"/>
-        </w:rPr>
+        <w:spacing w:line="264" w:lineRule="auto"/>
+      </w:pPr>
+      <w:r>
         <w:t xml:space="preserve">Fuentes primarias de implementación</w:t>
       </w:r>
     </w:p>
@@ -8870,6 +8511,7 @@
           <w:ilvl w:val="0"/>
           <w:numId w:val="1001"/>
         </w:numPr>
+        <w:spacing w:line="396" w:lineRule="auto" w:after="100"/>
       </w:pPr>
       <w:r>
         <w:t xml:space="preserve">API: https://github.com/yersonct/SaborExpressBack/tree/main</w:t>
@@ -8882,6 +8524,7 @@
           <w:ilvl w:val="0"/>
           <w:numId w:val="1001"/>
         </w:numPr>
+        <w:spacing w:line="396" w:lineRule="auto" w:after="100"/>
       </w:pPr>
       <w:r>
         <w:t xml:space="preserve">Web: https://github.com/yersonct/SaborExpressWeb/tree/main</w:t>
@@ -8894,6 +8537,7 @@
           <w:ilvl w:val="0"/>
           <w:numId w:val="1001"/>
         </w:numPr>
+        <w:spacing w:line="396" w:lineRule="auto" w:after="100"/>
       </w:pPr>
       <w:r>
         <w:t xml:space="preserve">Móvil: https://github.com/yersonct/SaborExpressMovil/tree/main</w:t>
@@ -8906,6 +8550,7 @@
           <w:ilvl w:val="0"/>
           <w:numId w:val="1001"/>
         </w:numPr>
+        <w:spacing w:line="396" w:lineRule="auto" w:after="100"/>
       </w:pPr>
       <w:r>
         <w:t xml:space="preserve">Referencia de presentación: https://github.com/jsgh1/SRD-v1/tree/dev/docs/docs-SRD</w:t>
@@ -8914,8 +8559,7 @@
     <w:p>
       <w:pPr>
         <w:pStyle w:val="FirstParagraph"/>
-        <w:spacing w:line="480" w:lineRule="auto" w:after="0"/>
-        <w:ind w:firstLine="720"/>
+        <w:spacing w:line="396" w:lineRule="auto" w:after="100"/>
       </w:pPr>
       <w:r>
         <w:rPr>
@@ -8932,10 +8576,1382 @@
       </w:r>
     </w:p>
     <w:bookmarkEnd w:id="57"/>
+    <w:bookmarkStart w:id="58" w:name="Xcf6ef75c9baf153235d156a33b5c1351bff2ef7"/>
+    <w:p>
+      <w:pPr>
+        <w:pStyle w:val="Heading2"/>
+        <w:keepNext/>
+        <w:spacing w:line="264" w:lineRule="auto"/>
+      </w:pPr>
+      <w:r>
+        <w:t xml:space="preserve">13. Casos críticos con criterio de aceptación y evidencia</w:t>
+      </w:r>
+    </w:p>
+    <w:tbl>
+      <w:tblPr>
+        <w:tblStyle w:val="Table"/>
+        <w:tblW w:type="pct" w:w="5000"/>
+        <w:jc w:val="left"/>
+        <w:tblLayout w:type="autofit"/>
+        <w:tblLook w:firstRow="1" w:lastRow="0" w:firstColumn="0" w:lastColumn="0" w:noHBand="0" w:noVBand="0" w:val="0020"/>
+      </w:tblPr>
+      <w:tblGrid>
+        <w:gridCol w:w="1584"/>
+        <w:gridCol w:w="1584"/>
+        <w:gridCol w:w="1584"/>
+        <w:gridCol w:w="1584"/>
+        <w:gridCol w:w="1584"/>
+      </w:tblGrid>
+      <w:tr>
+        <w:trPr>
+          <w:tblHeader w:val="on"/>
+          <w:tblHeader w:val="true"/>
+        </w:trPr>
+        <w:tc>
+          <w:tcPr/>
+          <w:p>
+            <w:pPr>
+              <w:pStyle w:val="Compact"/>
+              <w:spacing w:line="240" w:lineRule="auto" w:after="20"/>
+              <w:ind w:firstLine="0"/>
+              <w:jc w:val="left"/>
+            </w:pPr>
+            <w:r>
+              <w:rPr>
+                <w:b/>
+                <w:sz w:val="17"/>
+              </w:rPr>
+              <w:t xml:space="preserve">ID</w:t>
+            </w:r>
+          </w:p>
+        </w:tc>
+        <w:tc>
+          <w:tcPr/>
+          <w:p>
+            <w:pPr>
+              <w:pStyle w:val="Compact"/>
+              <w:spacing w:line="240" w:lineRule="auto" w:after="20"/>
+              <w:ind w:firstLine="0"/>
+              <w:jc w:val="left"/>
+            </w:pPr>
+            <w:r>
+              <w:rPr>
+                <w:b/>
+                <w:sz w:val="17"/>
+              </w:rPr>
+              <w:t xml:space="preserve">Entrada / contexto</w:t>
+            </w:r>
+          </w:p>
+        </w:tc>
+        <w:tc>
+          <w:tcPr/>
+          <w:p>
+            <w:pPr>
+              <w:pStyle w:val="Compact"/>
+              <w:spacing w:line="240" w:lineRule="auto" w:after="20"/>
+              <w:ind w:firstLine="0"/>
+              <w:jc w:val="left"/>
+            </w:pPr>
+            <w:r>
+              <w:rPr>
+                <w:b/>
+                <w:sz w:val="17"/>
+              </w:rPr>
+              <w:t xml:space="preserve">Resultado esperado</w:t>
+            </w:r>
+          </w:p>
+        </w:tc>
+        <w:tc>
+          <w:tcPr/>
+          <w:p>
+            <w:pPr>
+              <w:pStyle w:val="Compact"/>
+              <w:spacing w:line="240" w:lineRule="auto" w:after="20"/>
+              <w:ind w:firstLine="0"/>
+              <w:jc w:val="left"/>
+            </w:pPr>
+            <w:r>
+              <w:rPr>
+                <w:b/>
+                <w:sz w:val="17"/>
+              </w:rPr>
+              <w:t xml:space="preserve">Riesgo cubierto</w:t>
+            </w:r>
+          </w:p>
+        </w:tc>
+        <w:tc>
+          <w:tcPr/>
+          <w:p>
+            <w:pPr>
+              <w:pStyle w:val="Compact"/>
+              <w:spacing w:line="240" w:lineRule="auto" w:after="20"/>
+              <w:ind w:firstLine="0"/>
+              <w:jc w:val="left"/>
+            </w:pPr>
+            <w:r>
+              <w:rPr>
+                <w:b/>
+                <w:sz w:val="17"/>
+              </w:rPr>
+              <w:t xml:space="preserve">Estado</w:t>
+            </w:r>
+          </w:p>
+        </w:tc>
+      </w:tr>
+      <w:tr>
+        <w:tc>
+          <w:tcPr/>
+          <w:p>
+            <w:pPr>
+              <w:pStyle w:val="Compact"/>
+              <w:spacing w:line="240" w:lineRule="auto" w:after="20"/>
+              <w:ind w:firstLine="0"/>
+              <w:jc w:val="left"/>
+            </w:pPr>
+            <w:r>
+              <w:rPr>
+                <w:sz w:val="17"/>
+              </w:rPr>
+              <w:t xml:space="preserve">QA-SEC-01</w:t>
+            </w:r>
+          </w:p>
+        </w:tc>
+        <w:tc>
+          <w:tcPr/>
+          <w:p>
+            <w:pPr>
+              <w:pStyle w:val="Compact"/>
+              <w:spacing w:line="240" w:lineRule="auto" w:after="20"/>
+              <w:ind w:firstLine="0"/>
+              <w:jc w:val="left"/>
+            </w:pPr>
+            <w:r>
+              <w:rPr>
+                <w:sz w:val="17"/>
+              </w:rPr>
+              <w:t xml:space="preserve">JWT ausente en</w:t>
+            </w:r>
+            <w:r>
+              <w:rPr>
+                <w:sz w:val="17"/>
+              </w:rPr>
+              <w:t xml:space="preserve"> </w:t>
+            </w:r>
+            <w:r>
+              <w:rPr>
+                <w:rStyle w:val="VerbatimChar"/>
+                <w:sz w:val="17"/>
+              </w:rPr>
+              <w:t xml:space="preserve">POST /api/Orders</w:t>
+            </w:r>
+          </w:p>
+        </w:tc>
+        <w:tc>
+          <w:tcPr/>
+          <w:p>
+            <w:pPr>
+              <w:pStyle w:val="Compact"/>
+              <w:spacing w:line="240" w:lineRule="auto" w:after="20"/>
+              <w:ind w:firstLine="0"/>
+              <w:jc w:val="left"/>
+            </w:pPr>
+            <w:r>
+              <w:rPr>
+                <w:sz w:val="17"/>
+              </w:rPr>
+              <w:t xml:space="preserve">401 y sin escritura</w:t>
+            </w:r>
+          </w:p>
+        </w:tc>
+        <w:tc>
+          <w:tcPr/>
+          <w:p>
+            <w:pPr>
+              <w:pStyle w:val="Compact"/>
+              <w:spacing w:line="240" w:lineRule="auto" w:after="20"/>
+              <w:ind w:firstLine="0"/>
+              <w:jc w:val="left"/>
+            </w:pPr>
+            <w:r>
+              <w:rPr>
+                <w:sz w:val="17"/>
+              </w:rPr>
+              <w:t xml:space="preserve">autenticación</w:t>
+            </w:r>
+          </w:p>
+        </w:tc>
+        <w:tc>
+          <w:tcPr/>
+          <w:p>
+            <w:pPr>
+              <w:pStyle w:val="Compact"/>
+              <w:spacing w:line="240" w:lineRule="auto" w:after="20"/>
+              <w:ind w:firstLine="0"/>
+              <w:jc w:val="left"/>
+            </w:pPr>
+            <w:r>
+              <w:rPr>
+                <w:sz w:val="17"/>
+              </w:rPr>
+              <w:t xml:space="preserve">PENDIENTE</w:t>
+            </w:r>
+          </w:p>
+        </w:tc>
+      </w:tr>
+      <w:tr>
+        <w:tc>
+          <w:tcPr/>
+          <w:p>
+            <w:pPr>
+              <w:pStyle w:val="Compact"/>
+              <w:spacing w:line="240" w:lineRule="auto" w:after="20"/>
+              <w:ind w:firstLine="0"/>
+              <w:jc w:val="left"/>
+            </w:pPr>
+            <w:r>
+              <w:rPr>
+                <w:sz w:val="17"/>
+              </w:rPr>
+              <w:t xml:space="preserve">QA-SEC-02</w:t>
+            </w:r>
+          </w:p>
+        </w:tc>
+        <w:tc>
+          <w:tcPr/>
+          <w:p>
+            <w:pPr>
+              <w:pStyle w:val="Compact"/>
+              <w:spacing w:line="240" w:lineRule="auto" w:after="20"/>
+              <w:ind w:firstLine="0"/>
+              <w:jc w:val="left"/>
+            </w:pPr>
+            <w:r>
+              <w:rPr>
+                <w:sz w:val="17"/>
+              </w:rPr>
+              <w:t xml:space="preserve">Cliente A lee pedido de cliente B</w:t>
+            </w:r>
+          </w:p>
+        </w:tc>
+        <w:tc>
+          <w:tcPr/>
+          <w:p>
+            <w:pPr>
+              <w:pStyle w:val="Compact"/>
+              <w:spacing w:line="240" w:lineRule="auto" w:after="20"/>
+              <w:ind w:firstLine="0"/>
+              <w:jc w:val="left"/>
+            </w:pPr>
+            <w:r>
+              <w:rPr>
+                <w:sz w:val="17"/>
+              </w:rPr>
+              <w:t xml:space="preserve">respuesta negada</w:t>
+            </w:r>
+          </w:p>
+        </w:tc>
+        <w:tc>
+          <w:tcPr/>
+          <w:p>
+            <w:pPr>
+              <w:pStyle w:val="Compact"/>
+              <w:spacing w:line="240" w:lineRule="auto" w:after="20"/>
+              <w:ind w:firstLine="0"/>
+              <w:jc w:val="left"/>
+            </w:pPr>
+            <w:r>
+              <w:rPr>
+                <w:sz w:val="17"/>
+              </w:rPr>
+              <w:t xml:space="preserve">BOLA OWASP API1</w:t>
+            </w:r>
+          </w:p>
+        </w:tc>
+        <w:tc>
+          <w:tcPr/>
+          <w:p>
+            <w:pPr>
+              <w:pStyle w:val="Compact"/>
+              <w:spacing w:line="240" w:lineRule="auto" w:after="20"/>
+              <w:ind w:firstLine="0"/>
+              <w:jc w:val="left"/>
+            </w:pPr>
+            <w:r>
+              <w:rPr>
+                <w:sz w:val="17"/>
+              </w:rPr>
+              <w:t xml:space="preserve">PENDIENTE</w:t>
+            </w:r>
+          </w:p>
+        </w:tc>
+      </w:tr>
+      <w:tr>
+        <w:tc>
+          <w:tcPr/>
+          <w:p>
+            <w:pPr>
+              <w:pStyle w:val="Compact"/>
+              <w:spacing w:line="240" w:lineRule="auto" w:after="20"/>
+              <w:ind w:firstLine="0"/>
+              <w:jc w:val="left"/>
+            </w:pPr>
+            <w:r>
+              <w:rPr>
+                <w:sz w:val="17"/>
+              </w:rPr>
+              <w:t xml:space="preserve">QA-SEC-03</w:t>
+            </w:r>
+          </w:p>
+        </w:tc>
+        <w:tc>
+          <w:tcPr/>
+          <w:p>
+            <w:pPr>
+              <w:pStyle w:val="Compact"/>
+              <w:spacing w:line="240" w:lineRule="auto" w:after="20"/>
+              <w:ind w:firstLine="0"/>
+              <w:jc w:val="left"/>
+            </w:pPr>
+            <w:r>
+              <w:rPr>
+                <w:sz w:val="17"/>
+              </w:rPr>
+              <w:t xml:space="preserve">Administrador consulta reparto de otra sede</w:t>
+            </w:r>
+          </w:p>
+        </w:tc>
+        <w:tc>
+          <w:tcPr/>
+          <w:p>
+            <w:pPr>
+              <w:pStyle w:val="Compact"/>
+              <w:spacing w:line="240" w:lineRule="auto" w:after="20"/>
+              <w:ind w:firstLine="0"/>
+              <w:jc w:val="left"/>
+            </w:pPr>
+            <w:r>
+              <w:rPr>
+                <w:sz w:val="17"/>
+              </w:rPr>
+              <w:t xml:space="preserve">403</w:t>
+            </w:r>
+          </w:p>
+        </w:tc>
+        <w:tc>
+          <w:tcPr/>
+          <w:p>
+            <w:pPr>
+              <w:pStyle w:val="Compact"/>
+              <w:spacing w:line="240" w:lineRule="auto" w:after="20"/>
+              <w:ind w:firstLine="0"/>
+              <w:jc w:val="left"/>
+            </w:pPr>
+            <w:r>
+              <w:rPr>
+                <w:sz w:val="17"/>
+              </w:rPr>
+              <w:t xml:space="preserve">separación de sedes</w:t>
+            </w:r>
+          </w:p>
+        </w:tc>
+        <w:tc>
+          <w:tcPr/>
+          <w:p>
+            <w:pPr>
+              <w:pStyle w:val="Compact"/>
+              <w:spacing w:line="240" w:lineRule="auto" w:after="20"/>
+              <w:ind w:firstLine="0"/>
+              <w:jc w:val="left"/>
+            </w:pPr>
+            <w:r>
+              <w:rPr>
+                <w:sz w:val="17"/>
+              </w:rPr>
+              <w:t xml:space="preserve">PENDIENTE</w:t>
+            </w:r>
+          </w:p>
+        </w:tc>
+      </w:tr>
+      <w:tr>
+        <w:tc>
+          <w:tcPr/>
+          <w:p>
+            <w:pPr>
+              <w:pStyle w:val="Compact"/>
+              <w:spacing w:line="240" w:lineRule="auto" w:after="20"/>
+              <w:ind w:firstLine="0"/>
+              <w:jc w:val="left"/>
+            </w:pPr>
+            <w:r>
+              <w:rPr>
+                <w:sz w:val="17"/>
+              </w:rPr>
+              <w:t xml:space="preserve">QA-PAY-01</w:t>
+            </w:r>
+          </w:p>
+        </w:tc>
+        <w:tc>
+          <w:tcPr/>
+          <w:p>
+            <w:pPr>
+              <w:pStyle w:val="Compact"/>
+              <w:spacing w:line="240" w:lineRule="auto" w:after="20"/>
+              <w:ind w:firstLine="0"/>
+              <w:jc w:val="left"/>
+            </w:pPr>
+            <w:r>
+              <w:rPr>
+                <w:sz w:val="17"/>
+              </w:rPr>
+              <w:t xml:space="preserve">Webhook con checksum incorrecto</w:t>
+            </w:r>
+          </w:p>
+        </w:tc>
+        <w:tc>
+          <w:tcPr/>
+          <w:p>
+            <w:pPr>
+              <w:pStyle w:val="Compact"/>
+              <w:spacing w:line="240" w:lineRule="auto" w:after="20"/>
+              <w:ind w:firstLine="0"/>
+              <w:jc w:val="left"/>
+            </w:pPr>
+            <w:r>
+              <w:rPr>
+                <w:sz w:val="17"/>
+              </w:rPr>
+              <w:t xml:space="preserve">rechazo y pago intacto</w:t>
+            </w:r>
+          </w:p>
+        </w:tc>
+        <w:tc>
+          <w:tcPr/>
+          <w:p>
+            <w:pPr>
+              <w:pStyle w:val="Compact"/>
+              <w:spacing w:line="240" w:lineRule="auto" w:after="20"/>
+              <w:ind w:firstLine="0"/>
+              <w:jc w:val="left"/>
+            </w:pPr>
+            <w:r>
+              <w:rPr>
+                <w:sz w:val="17"/>
+              </w:rPr>
+              <w:t xml:space="preserve">evento falsificado</w:t>
+            </w:r>
+          </w:p>
+        </w:tc>
+        <w:tc>
+          <w:tcPr/>
+          <w:p>
+            <w:pPr>
+              <w:pStyle w:val="Compact"/>
+              <w:spacing w:line="240" w:lineRule="auto" w:after="20"/>
+              <w:ind w:firstLine="0"/>
+              <w:jc w:val="left"/>
+            </w:pPr>
+            <w:r>
+              <w:rPr>
+                <w:sz w:val="17"/>
+              </w:rPr>
+              <w:t xml:space="preserve">PENDIENTE</w:t>
+            </w:r>
+          </w:p>
+        </w:tc>
+      </w:tr>
+      <w:tr>
+        <w:tc>
+          <w:tcPr/>
+          <w:p>
+            <w:pPr>
+              <w:pStyle w:val="Compact"/>
+              <w:spacing w:line="240" w:lineRule="auto" w:after="20"/>
+              <w:ind w:firstLine="0"/>
+              <w:jc w:val="left"/>
+            </w:pPr>
+            <w:r>
+              <w:rPr>
+                <w:sz w:val="17"/>
+              </w:rPr>
+              <w:t xml:space="preserve">QA-PAY-02</w:t>
+            </w:r>
+          </w:p>
+        </w:tc>
+        <w:tc>
+          <w:tcPr/>
+          <w:p>
+            <w:pPr>
+              <w:pStyle w:val="Compact"/>
+              <w:spacing w:line="240" w:lineRule="auto" w:after="20"/>
+              <w:ind w:firstLine="0"/>
+              <w:jc w:val="left"/>
+            </w:pPr>
+            <w:r>
+              <w:rPr>
+                <w:sz w:val="17"/>
+              </w:rPr>
+              <w:t xml:space="preserve">Webhook válido repetido dos veces</w:t>
+            </w:r>
+          </w:p>
+        </w:tc>
+        <w:tc>
+          <w:tcPr/>
+          <w:p>
+            <w:pPr>
+              <w:pStyle w:val="Compact"/>
+              <w:spacing w:line="240" w:lineRule="auto" w:after="20"/>
+              <w:ind w:firstLine="0"/>
+              <w:jc w:val="left"/>
+            </w:pPr>
+            <w:r>
+              <w:rPr>
+                <w:sz w:val="17"/>
+              </w:rPr>
+              <w:t xml:space="preserve">una sola imputación</w:t>
+            </w:r>
+          </w:p>
+        </w:tc>
+        <w:tc>
+          <w:tcPr/>
+          <w:p>
+            <w:pPr>
+              <w:pStyle w:val="Compact"/>
+              <w:spacing w:line="240" w:lineRule="auto" w:after="20"/>
+              <w:ind w:firstLine="0"/>
+              <w:jc w:val="left"/>
+            </w:pPr>
+            <w:r>
+              <w:rPr>
+                <w:sz w:val="17"/>
+              </w:rPr>
+              <w:t xml:space="preserve">idempotencia</w:t>
+            </w:r>
+          </w:p>
+        </w:tc>
+        <w:tc>
+          <w:tcPr/>
+          <w:p>
+            <w:pPr>
+              <w:pStyle w:val="Compact"/>
+              <w:spacing w:line="240" w:lineRule="auto" w:after="20"/>
+              <w:ind w:firstLine="0"/>
+              <w:jc w:val="left"/>
+            </w:pPr>
+            <w:r>
+              <w:rPr>
+                <w:sz w:val="17"/>
+              </w:rPr>
+              <w:t xml:space="preserve">PENDIENTE</w:t>
+            </w:r>
+          </w:p>
+        </w:tc>
+      </w:tr>
+      <w:tr>
+        <w:tc>
+          <w:tcPr/>
+          <w:p>
+            <w:pPr>
+              <w:pStyle w:val="Compact"/>
+              <w:spacing w:line="240" w:lineRule="auto" w:after="20"/>
+              <w:ind w:firstLine="0"/>
+              <w:jc w:val="left"/>
+            </w:pPr>
+            <w:r>
+              <w:rPr>
+                <w:sz w:val="17"/>
+              </w:rPr>
+              <w:t xml:space="preserve">QA-PAY-03</w:t>
+            </w:r>
+          </w:p>
+        </w:tc>
+        <w:tc>
+          <w:tcPr/>
+          <w:p>
+            <w:pPr>
+              <w:pStyle w:val="Compact"/>
+              <w:spacing w:line="240" w:lineRule="auto" w:after="20"/>
+              <w:ind w:firstLine="0"/>
+              <w:jc w:val="left"/>
+            </w:pPr>
+            <w:r>
+              <w:rPr>
+                <w:sz w:val="17"/>
+              </w:rPr>
+              <w:t xml:space="preserve">Wompi pendiente reciente y confirmación manual</w:t>
+            </w:r>
+          </w:p>
+        </w:tc>
+        <w:tc>
+          <w:tcPr/>
+          <w:p>
+            <w:pPr>
+              <w:pStyle w:val="Compact"/>
+              <w:spacing w:line="240" w:lineRule="auto" w:after="20"/>
+              <w:ind w:firstLine="0"/>
+              <w:jc w:val="left"/>
+            </w:pPr>
+            <w:r>
+              <w:rPr>
+                <w:sz w:val="17"/>
+              </w:rPr>
+              <w:t xml:space="preserve">operación bloqueada según regla</w:t>
+            </w:r>
+          </w:p>
+        </w:tc>
+        <w:tc>
+          <w:tcPr/>
+          <w:p>
+            <w:pPr>
+              <w:pStyle w:val="Compact"/>
+              <w:spacing w:line="240" w:lineRule="auto" w:after="20"/>
+              <w:ind w:firstLine="0"/>
+              <w:jc w:val="left"/>
+            </w:pPr>
+            <w:r>
+              <w:rPr>
+                <w:sz w:val="17"/>
+              </w:rPr>
+              <w:t xml:space="preserve">carrera de cobro</w:t>
+            </w:r>
+          </w:p>
+        </w:tc>
+        <w:tc>
+          <w:tcPr/>
+          <w:p>
+            <w:pPr>
+              <w:pStyle w:val="Compact"/>
+              <w:spacing w:line="240" w:lineRule="auto" w:after="20"/>
+              <w:ind w:firstLine="0"/>
+              <w:jc w:val="left"/>
+            </w:pPr>
+            <w:r>
+              <w:rPr>
+                <w:sz w:val="17"/>
+              </w:rPr>
+              <w:t xml:space="preserve">PENDIENTE</w:t>
+            </w:r>
+          </w:p>
+        </w:tc>
+      </w:tr>
+      <w:tr>
+        <w:tc>
+          <w:tcPr/>
+          <w:p>
+            <w:pPr>
+              <w:pStyle w:val="Compact"/>
+              <w:spacing w:line="240" w:lineRule="auto" w:after="20"/>
+              <w:ind w:firstLine="0"/>
+              <w:jc w:val="left"/>
+            </w:pPr>
+            <w:r>
+              <w:rPr>
+                <w:sz w:val="17"/>
+              </w:rPr>
+              <w:t xml:space="preserve">QA-ORD-01</w:t>
+            </w:r>
+          </w:p>
+        </w:tc>
+        <w:tc>
+          <w:tcPr/>
+          <w:p>
+            <w:pPr>
+              <w:pStyle w:val="Compact"/>
+              <w:spacing w:line="240" w:lineRule="auto" w:after="20"/>
+              <w:ind w:firstLine="0"/>
+              <w:jc w:val="left"/>
+            </w:pPr>
+            <w:r>
+              <w:rPr>
+                <w:sz w:val="17"/>
+              </w:rPr>
+              <w:t xml:space="preserve">Dos confirmaciones simultáneas de carrito</w:t>
+            </w:r>
+          </w:p>
+        </w:tc>
+        <w:tc>
+          <w:tcPr/>
+          <w:p>
+            <w:pPr>
+              <w:pStyle w:val="Compact"/>
+              <w:spacing w:line="240" w:lineRule="auto" w:after="20"/>
+              <w:ind w:firstLine="0"/>
+              <w:jc w:val="left"/>
+            </w:pPr>
+            <w:r>
+              <w:rPr>
+                <w:sz w:val="17"/>
+              </w:rPr>
+              <w:t xml:space="preserve">ausencia de duplicados no deseados</w:t>
+            </w:r>
+          </w:p>
+        </w:tc>
+        <w:tc>
+          <w:tcPr/>
+          <w:p>
+            <w:pPr>
+              <w:pStyle w:val="Compact"/>
+              <w:spacing w:line="240" w:lineRule="auto" w:after="20"/>
+              <w:ind w:firstLine="0"/>
+              <w:jc w:val="left"/>
+            </w:pPr>
+            <w:r>
+              <w:rPr>
+                <w:sz w:val="17"/>
+              </w:rPr>
+              <w:t xml:space="preserve">carrera</w:t>
+            </w:r>
+          </w:p>
+        </w:tc>
+        <w:tc>
+          <w:tcPr/>
+          <w:p>
+            <w:pPr>
+              <w:pStyle w:val="Compact"/>
+              <w:spacing w:line="240" w:lineRule="auto" w:after="20"/>
+              <w:ind w:firstLine="0"/>
+              <w:jc w:val="left"/>
+            </w:pPr>
+            <w:r>
+              <w:rPr>
+                <w:sz w:val="17"/>
+              </w:rPr>
+              <w:t xml:space="preserve">PENDIENTE</w:t>
+            </w:r>
+          </w:p>
+        </w:tc>
+      </w:tr>
+      <w:tr>
+        <w:tc>
+          <w:tcPr/>
+          <w:p>
+            <w:pPr>
+              <w:pStyle w:val="Compact"/>
+              <w:spacing w:line="240" w:lineRule="auto" w:after="20"/>
+              <w:ind w:firstLine="0"/>
+              <w:jc w:val="left"/>
+            </w:pPr>
+            <w:r>
+              <w:rPr>
+                <w:sz w:val="17"/>
+              </w:rPr>
+              <w:t xml:space="preserve">QA-ORD-02</w:t>
+            </w:r>
+          </w:p>
+        </w:tc>
+        <w:tc>
+          <w:tcPr/>
+          <w:p>
+            <w:pPr>
+              <w:pStyle w:val="Compact"/>
+              <w:spacing w:line="240" w:lineRule="auto" w:after="20"/>
+              <w:ind w:firstLine="0"/>
+              <w:jc w:val="left"/>
+            </w:pPr>
+            <w:r>
+              <w:rPr>
+                <w:sz w:val="17"/>
+              </w:rPr>
+              <w:t xml:space="preserve">Precio del catálogo cambia durante el checkout</w:t>
+            </w:r>
+          </w:p>
+        </w:tc>
+        <w:tc>
+          <w:tcPr/>
+          <w:p>
+            <w:pPr>
+              <w:pStyle w:val="Compact"/>
+              <w:spacing w:line="240" w:lineRule="auto" w:after="20"/>
+              <w:ind w:firstLine="0"/>
+              <w:jc w:val="left"/>
+            </w:pPr>
+            <w:r>
+              <w:rPr>
+                <w:sz w:val="17"/>
+              </w:rPr>
+              <w:t xml:space="preserve">importe del servidor consistente</w:t>
+            </w:r>
+          </w:p>
+        </w:tc>
+        <w:tc>
+          <w:tcPr/>
+          <w:p>
+            <w:pPr>
+              <w:pStyle w:val="Compact"/>
+              <w:spacing w:line="240" w:lineRule="auto" w:after="20"/>
+              <w:ind w:firstLine="0"/>
+              <w:jc w:val="left"/>
+            </w:pPr>
+            <w:r>
+              <w:rPr>
+                <w:sz w:val="17"/>
+              </w:rPr>
+              <w:t xml:space="preserve">manipulación de montos</w:t>
+            </w:r>
+          </w:p>
+        </w:tc>
+        <w:tc>
+          <w:tcPr/>
+          <w:p>
+            <w:pPr>
+              <w:pStyle w:val="Compact"/>
+              <w:spacing w:line="240" w:lineRule="auto" w:after="20"/>
+              <w:ind w:firstLine="0"/>
+              <w:jc w:val="left"/>
+            </w:pPr>
+            <w:r>
+              <w:rPr>
+                <w:sz w:val="17"/>
+              </w:rPr>
+              <w:t xml:space="preserve">PENDIENTE</w:t>
+            </w:r>
+          </w:p>
+        </w:tc>
+      </w:tr>
+      <w:tr>
+        <w:tc>
+          <w:tcPr/>
+          <w:p>
+            <w:pPr>
+              <w:pStyle w:val="Compact"/>
+              <w:spacing w:line="240" w:lineRule="auto" w:after="20"/>
+              <w:ind w:firstLine="0"/>
+              <w:jc w:val="left"/>
+            </w:pPr>
+            <w:r>
+              <w:rPr>
+                <w:sz w:val="17"/>
+              </w:rPr>
+              <w:t xml:space="preserve">QA-MOV-01</w:t>
+            </w:r>
+          </w:p>
+        </w:tc>
+        <w:tc>
+          <w:tcPr/>
+          <w:p>
+            <w:pPr>
+              <w:pStyle w:val="Compact"/>
+              <w:spacing w:line="240" w:lineRule="auto" w:after="20"/>
+              <w:ind w:firstLine="0"/>
+              <w:jc w:val="left"/>
+            </w:pPr>
+            <w:r>
+              <w:rPr>
+                <w:sz w:val="17"/>
+              </w:rPr>
+              <w:t xml:space="preserve">Interrupción de red al despachar</w:t>
+            </w:r>
+          </w:p>
+        </w:tc>
+        <w:tc>
+          <w:tcPr/>
+          <w:p>
+            <w:pPr>
+              <w:pStyle w:val="Compact"/>
+              <w:spacing w:line="240" w:lineRule="auto" w:after="20"/>
+              <w:ind w:firstLine="0"/>
+              <w:jc w:val="left"/>
+            </w:pPr>
+            <w:r>
+              <w:rPr>
+                <w:sz w:val="17"/>
+              </w:rPr>
+              <w:t xml:space="preserve">reintento seguro y estado recuperable</w:t>
+            </w:r>
+          </w:p>
+        </w:tc>
+        <w:tc>
+          <w:tcPr/>
+          <w:p>
+            <w:pPr>
+              <w:pStyle w:val="Compact"/>
+              <w:spacing w:line="240" w:lineRule="auto" w:after="20"/>
+              <w:ind w:firstLine="0"/>
+              <w:jc w:val="left"/>
+            </w:pPr>
+            <w:r>
+              <w:rPr>
+                <w:sz w:val="17"/>
+              </w:rPr>
+              <w:t xml:space="preserve">duplicidad por reconexión</w:t>
+            </w:r>
+          </w:p>
+        </w:tc>
+        <w:tc>
+          <w:tcPr/>
+          <w:p>
+            <w:pPr>
+              <w:pStyle w:val="Compact"/>
+              <w:spacing w:line="240" w:lineRule="auto" w:after="20"/>
+              <w:ind w:firstLine="0"/>
+              <w:jc w:val="left"/>
+            </w:pPr>
+            <w:r>
+              <w:rPr>
+                <w:sz w:val="17"/>
+              </w:rPr>
+              <w:t xml:space="preserve">PENDIENTE</w:t>
+            </w:r>
+          </w:p>
+        </w:tc>
+      </w:tr>
+      <w:tr>
+        <w:tc>
+          <w:tcPr/>
+          <w:p>
+            <w:pPr>
+              <w:pStyle w:val="Compact"/>
+              <w:spacing w:line="240" w:lineRule="auto" w:after="20"/>
+              <w:ind w:firstLine="0"/>
+              <w:jc w:val="left"/>
+            </w:pPr>
+            <w:r>
+              <w:rPr>
+                <w:sz w:val="17"/>
+              </w:rPr>
+              <w:t xml:space="preserve">QA-DB-01</w:t>
+            </w:r>
+          </w:p>
+        </w:tc>
+        <w:tc>
+          <w:tcPr/>
+          <w:p>
+            <w:pPr>
+              <w:pStyle w:val="Compact"/>
+              <w:spacing w:line="240" w:lineRule="auto" w:after="20"/>
+              <w:ind w:firstLine="0"/>
+              <w:jc w:val="left"/>
+            </w:pPr>
+            <w:r>
+              <w:rPr>
+                <w:sz w:val="17"/>
+              </w:rPr>
+              <w:t xml:space="preserve">Migraciones repetidas en motor oficial</w:t>
+            </w:r>
+          </w:p>
+        </w:tc>
+        <w:tc>
+          <w:tcPr/>
+          <w:p>
+            <w:pPr>
+              <w:pStyle w:val="Compact"/>
+              <w:spacing w:line="240" w:lineRule="auto" w:after="20"/>
+              <w:ind w:firstLine="0"/>
+              <w:jc w:val="left"/>
+            </w:pPr>
+            <w:r>
+              <w:rPr>
+                <w:sz w:val="17"/>
+              </w:rPr>
+              <w:t xml:space="preserve">persistencia consistente</w:t>
+            </w:r>
+          </w:p>
+        </w:tc>
+        <w:tc>
+          <w:tcPr/>
+          <w:p>
+            <w:pPr>
+              <w:pStyle w:val="Compact"/>
+              <w:spacing w:line="240" w:lineRule="auto" w:after="20"/>
+              <w:ind w:firstLine="0"/>
+              <w:jc w:val="left"/>
+            </w:pPr>
+            <w:r>
+              <w:rPr>
+                <w:sz w:val="17"/>
+              </w:rPr>
+              <w:t xml:space="preserve">despliegue</w:t>
+            </w:r>
+          </w:p>
+        </w:tc>
+        <w:tc>
+          <w:tcPr/>
+          <w:p>
+            <w:pPr>
+              <w:pStyle w:val="Compact"/>
+              <w:spacing w:line="240" w:lineRule="auto" w:after="20"/>
+              <w:ind w:firstLine="0"/>
+              <w:jc w:val="left"/>
+            </w:pPr>
+            <w:r>
+              <w:rPr>
+                <w:sz w:val="17"/>
+              </w:rPr>
+              <w:t xml:space="preserve">PENDIENTE</w:t>
+            </w:r>
+          </w:p>
+        </w:tc>
+      </w:tr>
+    </w:tbl>
     <w:bookmarkEnd w:id="58"/>
+    <w:bookmarkStart w:id="59" w:name="Xb08351b26d0449dfebcb93e8b482d864eb28ff0"/>
+    <w:p>
+      <w:pPr>
+        <w:pStyle w:val="Heading2"/>
+        <w:keepNext/>
+        <w:spacing w:line="264" w:lineRule="auto"/>
+      </w:pPr>
+      <w:r>
+        <w:t xml:space="preserve">14. Ejemplo de ejecución controlada (PowerShell)</w:t>
+      </w:r>
+    </w:p>
+    <w:p>
+      <w:pPr>
+        <w:pStyle w:val="SourceCode"/>
+        <w:spacing w:after="80"/>
+      </w:pPr>
+      <w:r>
+        <w:rPr>
+          <w:rStyle w:val="CommentTok"/>
+        </w:rPr>
+        <w:t xml:space="preserve"># EJEMPLO: entorno sintético; cambie la URL según la API local.</w:t>
+      </w:r>
+      <w:r>
+        <w:br/>
+      </w:r>
+      <w:r>
+        <w:rPr>
+          <w:rStyle w:val="VariableTok"/>
+        </w:rPr>
+        <w:t xml:space="preserve">$BaseUrl</w:t>
+      </w:r>
+      <w:r>
+        <w:rPr>
+          <w:rStyle w:val="NormalTok"/>
+        </w:rPr>
+        <w:t xml:space="preserve"> </w:t>
+      </w:r>
+      <w:r>
+        <w:rPr>
+          <w:rStyle w:val="OperatorTok"/>
+        </w:rPr>
+        <w:t xml:space="preserve">=</w:t>
+      </w:r>
+      <w:r>
+        <w:rPr>
+          <w:rStyle w:val="NormalTok"/>
+        </w:rPr>
+        <w:t xml:space="preserve"> </w:t>
+      </w:r>
+      <w:r>
+        <w:rPr>
+          <w:rStyle w:val="StringTok"/>
+        </w:rPr>
+        <w:t xml:space="preserve">'http://localhost:5000'</w:t>
+      </w:r>
+      <w:r>
+        <w:br/>
+      </w:r>
+      <w:r>
+        <w:rPr>
+          <w:rStyle w:val="CommentTok"/>
+        </w:rPr>
+        <w:t xml:space="preserve"># Solo consultar un endpoint publico, NO enviar datos reales.</w:t>
+      </w:r>
+      <w:r>
+        <w:br/>
+      </w:r>
+      <w:r>
+        <w:rPr>
+          <w:rStyle w:val="FunctionTok"/>
+        </w:rPr>
+        <w:t xml:space="preserve">Invoke-RestMethod</w:t>
+      </w:r>
+      <w:r>
+        <w:rPr>
+          <w:rStyle w:val="NormalTok"/>
+        </w:rPr>
+        <w:t xml:space="preserve"> </w:t>
+      </w:r>
+      <w:r>
+        <w:rPr>
+          <w:rStyle w:val="OperatorTok"/>
+        </w:rPr>
+        <w:t xml:space="preserve">-</w:t>
+      </w:r>
+      <w:r>
+        <w:rPr>
+          <w:rStyle w:val="NormalTok"/>
+        </w:rPr>
+        <w:t xml:space="preserve">Uri </w:t>
+      </w:r>
+      <w:r>
+        <w:rPr>
+          <w:rStyle w:val="StringTok"/>
+        </w:rPr>
+        <w:t xml:space="preserve">"</w:t>
+      </w:r>
+      <w:r>
+        <w:rPr>
+          <w:rStyle w:val="VariableTok"/>
+        </w:rPr>
+        <w:t xml:space="preserve">$BaseUrl</w:t>
+      </w:r>
+      <w:r>
+        <w:rPr>
+          <w:rStyle w:val="StringTok"/>
+        </w:rPr>
+        <w:t xml:space="preserve">/api/Products"</w:t>
+      </w:r>
+      <w:r>
+        <w:rPr>
+          <w:rStyle w:val="NormalTok"/>
+        </w:rPr>
+        <w:t xml:space="preserve"> </w:t>
+      </w:r>
+      <w:r>
+        <w:rPr>
+          <w:rStyle w:val="OperatorTok"/>
+        </w:rPr>
+        <w:t xml:space="preserve">-</w:t>
+      </w:r>
+      <w:r>
+        <w:rPr>
+          <w:rStyle w:val="NormalTok"/>
+        </w:rPr>
+        <w:t xml:space="preserve">Method Get</w:t>
+      </w:r>
+      <w:r>
+        <w:br/>
+      </w:r>
+      <w:r>
+        <w:rPr>
+          <w:rStyle w:val="CommentTok"/>
+        </w:rPr>
+        <w:t xml:space="preserve"># Para rutas protegidas, obtener primero un JWT de usuario de prueba.</w:t>
+      </w:r>
+      <w:r>
+        <w:br/>
+      </w:r>
+      <w:r>
+        <w:rPr>
+          <w:rStyle w:val="CommentTok"/>
+        </w:rPr>
+        <w:t xml:space="preserve"># No incluir credenciales en archivos ni capturas del instructor.</w:t>
+      </w:r>
+    </w:p>
+    <w:bookmarkEnd w:id="59"/>
+    <w:bookmarkStart w:id="60" w:name="cómo-se-debe-documentar-una-prueba-real"/>
+    <w:p>
+      <w:pPr>
+        <w:pStyle w:val="Heading2"/>
+        <w:keepNext/>
+        <w:spacing w:line="264" w:lineRule="auto"/>
+      </w:pPr>
+      <w:r>
+        <w:t xml:space="preserve">15. Cómo se debe documentar una prueba real</w:t>
+      </w:r>
+    </w:p>
+    <w:p>
+      <w:pPr>
+        <w:pStyle w:val="FirstParagraph"/>
+        <w:spacing w:line="396" w:lineRule="auto" w:after="100"/>
+      </w:pPr>
+      <w:r>
+        <w:t xml:space="preserve">Para cada ejecución registrar fecha UTC y hora local, SHA del backend, web y móvil, sistema operativo, DB y migración, versión del paquete, datos sintéticos usados, pasos exactos, resultado real, HTTP status, duración medida si aplica, evidencia anonimizada, nombre del evaluador y condición PASÓ/NO PASÓ/BLOQUEADO. Mientras estos datos no existan, el resultado es</w:t>
+      </w:r>
+      <w:r>
+        <w:t xml:space="preserve"> </w:t>
+      </w:r>
+      <w:r>
+        <w:rPr>
+          <w:b/>
+          <w:bCs/>
+        </w:rPr>
+        <w:t xml:space="preserve">PENDIENTE</w:t>
+      </w:r>
+      <w:r>
+        <w:t xml:space="preserve"> </w:t>
+      </w:r>
+      <w:r>
+        <w:t xml:space="preserve">y la cobertura real es</w:t>
+      </w:r>
+      <w:r>
+        <w:t xml:space="preserve"> </w:t>
+      </w:r>
+      <w:r>
+        <w:rPr>
+          <w:b/>
+          <w:bCs/>
+        </w:rPr>
+        <w:t xml:space="preserve">no determinada</w:t>
+      </w:r>
+      <w:r>
+        <w:t xml:space="preserve">.</w:t>
+      </w:r>
+    </w:p>
+    <w:bookmarkEnd w:id="60"/>
+    <w:bookmarkStart w:id="67" w:name="Xf74e9f2192863dcb16511da2526b504d12f6c44"/>
+    <w:p>
+      <w:pPr>
+        <w:pStyle w:val="Heading2"/>
+        <w:keepNext/>
+        <w:spacing w:line="264" w:lineRule="auto"/>
+      </w:pPr>
+      <w:r>
+        <w:t xml:space="preserve">16. Diagramas de integración y control de calidad</w:t>
+      </w:r>
+    </w:p>
+    <w:p>
+      <w:pPr>
+        <w:pStyle w:val="CaptionedFigure"/>
+        <w:spacing w:line="396" w:lineRule="auto" w:after="100"/>
+      </w:pPr>
+      <w:r>
+        <w:drawing>
+          <wp:inline>
+            <wp:extent cx="5943600" cy="919333"/>
+            <wp:effectExtent b="0" l="0" r="0" t="0"/>
+            <wp:docPr descr="10_CICLO_QA" title="" id="62" name="Picture"/>
+            <a:graphic>
+              <a:graphicData uri="http://schemas.openxmlformats.org/drawingml/2006/picture">
+                <pic:pic>
+                  <pic:nvPicPr>
+                    <pic:cNvPr descr="recursos/10_CICLO_QA.png" id="63" name="Picture"/>
+                    <pic:cNvPicPr>
+                      <a:picLocks noChangeArrowheads="1" noChangeAspect="1"/>
+                    </pic:cNvPicPr>
+                  </pic:nvPicPr>
+                  <pic:blipFill>
+                    <a:blip r:embed="rId61"/>
+                    <a:stretch>
+                      <a:fillRect/>
+                    </a:stretch>
+                  </pic:blipFill>
+                  <pic:spPr bwMode="auto">
+                    <a:xfrm>
+                      <a:off x="0" y="0"/>
+                      <a:ext cx="5943600" cy="919333"/>
+                    </a:xfrm>
+                    <a:prstGeom prst="rect">
+                      <a:avLst/>
+                    </a:prstGeom>
+                    <a:noFill/>
+                    <a:ln w="9525">
+                      <a:noFill/>
+                      <a:headEnd/>
+                      <a:tailEnd/>
+                    </a:ln>
+                  </pic:spPr>
+                </pic:pic>
+              </a:graphicData>
+            </a:graphic>
+          </wp:inline>
+        </w:drawing>
+      </w:r>
+    </w:p>
+    <w:p>
+      <w:pPr>
+        <w:pStyle w:val="ImageCaption"/>
+        <w:spacing w:line="396" w:lineRule="auto" w:after="100"/>
+      </w:pPr>
+      <w:r>
+        <w:t xml:space="preserve">10_CICLO_QA</w:t>
+      </w:r>
+    </w:p>
+    <w:p>
+      <w:pPr>
+        <w:pStyle w:val="BodyText"/>
+        <w:spacing w:line="396" w:lineRule="auto" w:after="100"/>
+      </w:pPr>
+      <w:r>
+        <w:rPr>
+          <w:i/>
+          <w:iCs/>
+        </w:rPr>
+        <w:t xml:space="preserve">Nota. Elaboración para el estudio de caso SaborExpress; las figuras no certifican operaciones desplegadas.</w:t>
+      </w:r>
+    </w:p>
+    <w:p>
+      <w:pPr>
+        <w:pStyle w:val="CaptionedFigure"/>
+        <w:spacing w:line="396" w:lineRule="auto" w:after="100"/>
+      </w:pPr>
+      <w:r>
+        <w:drawing>
+          <wp:inline>
+            <wp:extent cx="5943600" cy="6188148"/>
+            <wp:effectExtent b="0" l="0" r="0" t="0"/>
+            <wp:docPr descr="09_AISLAMIENTO_ROLES" title="" id="65" name="Picture"/>
+            <a:graphic>
+              <a:graphicData uri="http://schemas.openxmlformats.org/drawingml/2006/picture">
+                <pic:pic>
+                  <pic:nvPicPr>
+                    <pic:cNvPr descr="recursos/09_AISLAMIENTO_ROLES.png" id="66" name="Picture"/>
+                    <pic:cNvPicPr>
+                      <a:picLocks noChangeArrowheads="1" noChangeAspect="1"/>
+                    </pic:cNvPicPr>
+                  </pic:nvPicPr>
+                  <pic:blipFill>
+                    <a:blip r:embed="rId64"/>
+                    <a:stretch>
+                      <a:fillRect/>
+                    </a:stretch>
+                  </pic:blipFill>
+                  <pic:spPr bwMode="auto">
+                    <a:xfrm>
+                      <a:off x="0" y="0"/>
+                      <a:ext cx="5943600" cy="6188148"/>
+                    </a:xfrm>
+                    <a:prstGeom prst="rect">
+                      <a:avLst/>
+                    </a:prstGeom>
+                    <a:noFill/>
+                    <a:ln w="9525">
+                      <a:noFill/>
+                      <a:headEnd/>
+                      <a:tailEnd/>
+                    </a:ln>
+                  </pic:spPr>
+                </pic:pic>
+              </a:graphicData>
+            </a:graphic>
+          </wp:inline>
+        </w:drawing>
+      </w:r>
+    </w:p>
+    <w:p>
+      <w:pPr>
+        <w:pStyle w:val="ImageCaption"/>
+        <w:spacing w:line="396" w:lineRule="auto" w:after="100"/>
+      </w:pPr>
+      <w:r>
+        <w:t xml:space="preserve">09_AISLAMIENTO_ROLES</w:t>
+      </w:r>
+    </w:p>
+    <w:p>
+      <w:pPr>
+        <w:pStyle w:val="BodyText"/>
+        <w:spacing w:line="396" w:lineRule="auto" w:after="100"/>
+      </w:pPr>
+      <w:r>
+        <w:rPr>
+          <w:i/>
+          <w:iCs/>
+        </w:rPr>
+        <w:t xml:space="preserve">Nota. Elaboración para el estudio de caso SaborExpress; las figuras no certifican operaciones desplegadas.</w:t>
+      </w:r>
+      <w:r>
+        <w:t xml:space="preserve"> </w:t>
+      </w:r>
+      <w:r>
+        <w:t xml:space="preserve">## 17. Estrategia para riesgos no funcionales</w:t>
+      </w:r>
+    </w:p>
+    <w:p>
+      <w:pPr>
+        <w:pStyle w:val="BodyText"/>
+        <w:spacing w:line="396" w:lineRule="auto" w:after="100"/>
+      </w:pPr>
+      <w:r>
+        <w:t xml:space="preserve">Se recomienda medir percentiles HTTP p50/p95 bajo una carga explícitamente definida (usuarios virtuales, duración, tamaño de dataset), y documentar tasas de error. Los escenarios de pagos requieren Wompi sandbox, firma comprobable, eventos duplicados y escenarios fuera de orden. Accesibilidad requiere revisión de teclado, etiquetas y contraste; móvil requiere ensayos en dispositivos y emuladores reales. Ninguno de esos resultados se declara alcanzado en esta entrega documental.</w:t>
+      </w:r>
+    </w:p>
+    <w:bookmarkEnd w:id="67"/>
+    <w:bookmarkEnd w:id="68"/>
     <w:sectPr>
-      <w:headerReference r:id="rId9" w:type="default"/>
-      <w:pgMar w:bottom="1440" w:left="1440" w:right="1440" w:top="1440"/>
+      <w:footerReference w:type="default" r:id="rId10"/>
+      <w:pgSz w:h="15840" w:w="12240"/>
+      <w:pgMar w:bottom="1440" w:left="1440" w:right="1440" w:top="1440" w:header="691" w:footer="720"/>
     </w:sectPr>
   </w:body>
 </w:document>
@@ -8945,6 +9961,24 @@
 <w:comments xmlns:w="http://schemas.openxmlformats.org/wordprocessingml/2006/main" xmlns:m="http://schemas.openxmlformats.org/officeDocument/2006/math" xmlns:r="http://schemas.openxmlformats.org/officeDocument/2006/relationships" xmlns:o="urn:schemas-microsoft-com:office:office" xmlns:v="urn:schemas-microsoft-com:vml" xmlns:w10="urn:schemas-microsoft-com:office:word" xmlns:a="http://schemas.openxmlformats.org/drawingml/2006/main" xmlns:pic="http://schemas.openxmlformats.org/drawingml/2006/picture" xmlns:wp="http://schemas.openxmlformats.org/drawingml/2006/wordprocessingDrawing"/>
 </file>
 
+<file path=word/footer1.xml><?xml version="1.0" encoding="utf-8"?>
+<w:ftr xmlns:m="http://schemas.openxmlformats.org/officeDocument/2006/math" xmlns:mc="http://schemas.openxmlformats.org/markup-compatibility/2006" xmlns:mo="http://schemas.microsoft.com/office/mac/office/2008/main" xmlns:mv="urn:schemas-microsoft-com:mac:vml" xmlns:o="urn:schemas-microsoft-com:office:office" xmlns:r="http://schemas.openxmlformats.org/officeDocument/2006/relationships" xmlns:v="urn:schemas-microsoft-com:vml" xmlns:w10="urn:schemas-microsoft-com:office:word" xmlns:w14="http://schemas.microsoft.com/office/word/2010/wordml" xmlns:w="http://schemas.openxmlformats.org/wordprocessingml/2006/main" xmlns:wne="http://schemas.microsoft.com/office/word/2006/wordml" xmlns:wp14="http://schemas.microsoft.com/office/word/2010/wordprocessingDrawing" xmlns:wp="http://schemas.openxmlformats.org/drawingml/2006/wordprocessingDrawing" xmlns:wpc="http://schemas.microsoft.com/office/word/2010/wordprocessingCanvas" xmlns:wpg="http://schemas.microsoft.com/office/word/2010/wordprocessingGroup" xmlns:wpi="http://schemas.microsoft.com/office/word/2010/wordprocessingInk" xmlns:wps="http://schemas.microsoft.com/office/word/2010/wordprocessingShape" mc:Ignorable="w14 wp14">
+  <w:p>
+    <w:pPr>
+      <w:pStyle w:val="Footer"/>
+      <w:jc w:val="right"/>
+    </w:pPr>
+    <w:r>
+      <w:rPr>
+        <w:sz w:val="16"/>
+      </w:rPr>
+      <w:t xml:space="preserve">SaborExpress | Yerson Stiven Cuellar Rubiano | Ficha 3145555 | Página </w:t>
+    </w:r>
+    <w:fldSimple w:instr="PAGE"/>
+  </w:p>
+</w:ftr>
+</file>
+
 <file path=word/footnotes.xml><?xml version="1.0" encoding="utf-8"?>
 <w:footnotes xmlns:w="http://schemas.openxmlformats.org/wordprocessingml/2006/main" xmlns:m="http://schemas.openxmlformats.org/officeDocument/2006/math" xmlns:r="http://schemas.openxmlformats.org/officeDocument/2006/relationships" xmlns:o="urn:schemas-microsoft-com:office:office" xmlns:v="urn:schemas-microsoft-com:vml" xmlns:w10="urn:schemas-microsoft-com:office:word" xmlns:a="http://schemas.openxmlformats.org/drawingml/2006/main" xmlns:pic="http://schemas.openxmlformats.org/drawingml/2006/picture" xmlns:wp="http://schemas.openxmlformats.org/drawingml/2006/wordprocessingDrawing">
   <w:footnote w:type="continuationSeparator" w:id="0">
@@ -8962,18 +9996,6 @@
     </w:p>
   </w:footnote>
 </w:footnotes>
-</file>
-
-<file path=word/header1.xml><?xml version="1.0" encoding="utf-8"?>
-<w:hdr xmlns:m="http://schemas.openxmlformats.org/officeDocument/2006/math" xmlns:mc="http://schemas.openxmlformats.org/markup-compatibility/2006" xmlns:mo="http://schemas.microsoft.com/office/mac/office/2008/main" xmlns:mv="urn:schemas-microsoft-com:mac:vml" xmlns:o="urn:schemas-microsoft-com:office:office" xmlns:r="http://schemas.openxmlformats.org/officeDocument/2006/relationships" xmlns:v="urn:schemas-microsoft-com:vml" xmlns:w10="urn:schemas-microsoft-com:office:word" xmlns:w14="http://schemas.microsoft.com/office/word/2010/wordml" xmlns:w="http://schemas.openxmlformats.org/wordprocessingml/2006/main" xmlns:wne="http://schemas.microsoft.com/office/word/2006/wordml" xmlns:wp14="http://schemas.microsoft.com/office/word/2010/wordprocessingDrawing" xmlns:wp="http://schemas.openxmlformats.org/drawingml/2006/wordprocessingDrawing" xmlns:wpc="http://schemas.microsoft.com/office/word/2010/wordprocessingCanvas" xmlns:wpg="http://schemas.microsoft.com/office/word/2010/wordprocessingGroup" xmlns:wpi="http://schemas.microsoft.com/office/word/2010/wordprocessingInk" xmlns:wps="http://schemas.microsoft.com/office/word/2010/wordprocessingShape" mc:Ignorable="w14 wp14">
-  <w:p>
-    <w:pPr>
-      <w:pStyle w:val="Header"/>
-      <w:jc w:val="right"/>
-    </w:pPr>
-    <w:fldSimple w:instr="PAGE"/>
-  </w:p>
-</w:hdr>
 </file>
 
 <file path=word/numbering.xml><?xml version="1.0" encoding="utf-8"?>
@@ -9161,12 +10183,11 @@
     <w:name w:val="Normal"/>
     <w:qFormat/>
     <w:pPr>
-      <w:spacing w:after="0" w:line="480" w:lineRule="auto"/>
-      <w:ind w:firstLine="720"/>
+      <w:spacing w:after="60" w:line="360" w:lineRule="auto"/>
     </w:pPr>
     <w:rPr>
       <w:rFonts w:ascii="Times New Roman" w:hAnsi="Times New Roman"/>
-      <w:color w:val="000000"/>
+      <w:color w:val="191E28"/>
       <w:sz w:val="24"/>
     </w:rPr>
   </w:style>
@@ -9176,27 +10197,35 @@
     <w:link w:val="BodyTextChar"/>
     <w:qFormat/>
     <w:pPr>
-      <w:spacing w:after="180" w:before="180"/>
+      <w:spacing w:after="60" w:before="180" w:line="360" w:lineRule="auto"/>
     </w:pPr>
+    <w:rPr>
+      <w:rFonts w:ascii="Times New Roman" w:hAnsi="Times New Roman"/>
+      <w:color w:val="191E28"/>
+      <w:sz w:val="24"/>
+    </w:rPr>
   </w:style>
   <w:style w:customStyle="1" w:styleId="FirstParagraph" w:type="paragraph">
     <w:name w:val="First Paragraph"/>
     <w:basedOn w:val="BodyText"/>
     <w:next w:val="BodyText"/>
     <w:qFormat/>
+    <w:pPr>
+      <w:spacing w:after="60" w:line="360" w:lineRule="auto"/>
+    </w:pPr>
+    <w:rPr>
+      <w:rFonts w:ascii="Times New Roman" w:hAnsi="Times New Roman"/>
+      <w:color w:val="191E28"/>
+      <w:sz w:val="24"/>
+    </w:rPr>
   </w:style>
   <w:style w:customStyle="1" w:styleId="Compact" w:type="paragraph">
     <w:name w:val="Compact"/>
     <w:basedOn w:val="BodyText"/>
     <w:qFormat/>
     <w:pPr>
-      <w:spacing w:after="0" w:before="36" w:line="240" w:lineRule="auto"/>
-      <w:ind w:firstLine="0"/>
+      <w:spacing w:after="36" w:before="36"/>
     </w:pPr>
-    <w:rPr>
-      <w:rFonts w:ascii="Times New Roman" w:hAnsi="Times New Roman"/>
-      <w:sz w:val="20"/>
-    </w:rPr>
   </w:style>
   <w:style w:styleId="Title" w:type="paragraph">
     <w:name w:val="Title"/>
@@ -9206,16 +10235,15 @@
     <w:pPr>
       <w:keepNext/>
       <w:keepLines/>
-      <w:spacing w:after="40" w:before="120" w:line="480" w:lineRule="auto"/>
-      <w:ind w:firstLine="0"/>
+      <w:spacing w:after="240" w:before="480"/>
       <w:jc w:val="center"/>
     </w:pPr>
     <w:rPr>
-      <w:rFonts w:ascii="Times New Roman" w:asciiTheme="majorHAnsi" w:cstheme="majorBidi" w:eastAsiaTheme="majorEastAsia" w:hAnsi="Times New Roman" w:hAnsiTheme="majorHAnsi"/>
+      <w:rFonts w:asciiTheme="majorHAnsi" w:cstheme="majorBidi" w:eastAsiaTheme="majorEastAsia" w:hAnsiTheme="majorHAnsi"/>
       <w:b/>
       <w:bCs/>
-      <w:color w:val="000000"/>
-      <w:sz w:val="24"/>
+      <w:color w:themeColor="accent1" w:themeShade="B5" w:val="345A8A"/>
+      <w:sz w:val="36"/>
       <w:szCs w:val="36"/>
     </w:rPr>
   </w:style>
@@ -9312,7 +10340,7 @@
       <w:rFonts w:asciiTheme="majorHAnsi" w:cstheme="majorBidi" w:eastAsiaTheme="majorEastAsia" w:hAnsiTheme="majorHAnsi"/>
       <w:b/>
       <w:bCs/>
-      <w:color w:val="000000"/>
+      <w:color w:themeColor="accent1" w:val="4F81BD"/>
       <w:sz w:val="32"/>
       <w:szCs w:val="32"/>
     </w:rPr>
@@ -9334,7 +10362,7 @@
       <w:rFonts w:asciiTheme="majorHAnsi" w:cstheme="majorBidi" w:eastAsiaTheme="majorEastAsia" w:hAnsiTheme="majorHAnsi"/>
       <w:b/>
       <w:bCs/>
-      <w:color w:val="000000"/>
+      <w:color w:themeColor="accent1" w:val="4F81BD"/>
       <w:sz w:val="28"/>
       <w:szCs w:val="28"/>
     </w:rPr>
@@ -9356,7 +10384,7 @@
       <w:rFonts w:asciiTheme="majorHAnsi" w:cstheme="majorBidi" w:eastAsiaTheme="majorEastAsia" w:hAnsiTheme="majorHAnsi"/>
       <w:b/>
       <w:bCs/>
-      <w:color w:val="000000"/>
+      <w:color w:themeColor="accent1" w:val="4F81BD"/>
       <w:sz w:val="24"/>
       <w:szCs w:val="24"/>
     </w:rPr>
@@ -9529,7 +10557,7 @@
     <w:qFormat/>
     <w:rPr>
       <w:rFonts w:ascii="Times New Roman" w:hAnsi="Times New Roman"/>
-      <w:sz w:val="18"/>
+      <w:sz w:val="20"/>
     </w:rPr>
     <w:tblPr>
       <w:tblInd w:type="dxa" w:w="0"/>
